--- a/2026/papers/2026_cinc_template.docx
+++ b/2026/papers/2026_cinc_template.docx
@@ -1,28 +1,31 @@
 
 <file path=word/document.xml><?xml version="1.0" encoding="utf-8"?>
-<w:document xmlns:o="urn:schemas-microsoft-com:office:office" xmlns:r="http://schemas.openxmlformats.org/officeDocument/2006/relationships" xmlns:v="urn:schemas-microsoft-com:vml" xmlns:w="http://schemas.openxmlformats.org/wordprocessingml/2006/main" xmlns:w10="urn:schemas-microsoft-com:office:word" xmlns:wp="http://schemas.openxmlformats.org/drawingml/2006/wordprocessingDrawing" xmlns:pic="http://schemas.openxmlformats.org/drawingml/2006/picture" xmlns:wps="http://schemas.microsoft.com/office/word/2010/wordprocessingShape" xmlns:wpg="http://schemas.microsoft.com/office/word/2010/wordprocessingGroup" xmlns:mc="http://schemas.openxmlformats.org/markup-compatibility/2006" xmlns:wp14="http://schemas.microsoft.com/office/word/2010/wordprocessingDrawing" xmlns:w14="http://schemas.microsoft.com/office/word/2010/wordml" xmlns:w15="http://schemas.microsoft.com/office/word/2012/wordml" mc:Ignorable="w14 wp14 w15">
+<w:document xmlns:wpc="http://schemas.microsoft.com/office/word/2010/wordprocessingCanvas" xmlns:cx="http://schemas.microsoft.com/office/drawing/2014/chartex" xmlns:cx1="http://schemas.microsoft.com/office/drawing/2015/9/8/chartex" xmlns:cx2="http://schemas.microsoft.com/office/drawing/2015/10/21/chartex" xmlns:cx3="http://schemas.microsoft.com/office/drawing/2016/5/9/chartex" xmlns:cx4="http://schemas.microsoft.com/office/drawing/2016/5/10/chartex" xmlns:cx5="http://schemas.microsoft.com/office/drawing/2016/5/11/chartex" xmlns:cx6="http://schemas.microsoft.com/office/drawing/2016/5/12/chartex" xmlns:cx7="http://schemas.microsoft.com/office/drawing/2016/5/13/chartex" xmlns:cx8="http://schemas.microsoft.com/office/drawing/2016/5/14/chartex" xmlns:mc="http://schemas.openxmlformats.org/markup-compatibility/2006" xmlns:m="http://schemas.openxmlformats.org/officeDocument/2006/math" xmlns:aink="http://schemas.microsoft.com/office/drawing/2016/ink" xmlns:am3d="http://schemas.microsoft.com/office/drawing/2017/model3d" xmlns:oel="http://schemas.microsoft.com/office/2019/extlst" xmlns:r="http://schemas.openxmlformats.org/officeDocument/2006/relationships" xmlns:wp14="http://schemas.microsoft.com/office/word/2010/wordprocessingDrawing" xmlns:wp="http://schemas.openxmlformats.org/drawingml/2006/wordprocessingDrawing" xmlns:wpg="http://schemas.microsoft.com/office/word/2010/wordprocessingGroup" xmlns:wpi="http://schemas.microsoft.com/office/word/2010/wordprocessingInk" xmlns:wps="http://schemas.microsoft.com/office/word/2010/wordprocessingShape" xmlns:o="urn:schemas-microsoft-com:office:office" xmlns:v="urn:schemas-microsoft-com:vml" xmlns:w10="urn:schemas-microsoft-com:office:word" xmlns:w="http://schemas.openxmlformats.org/wordprocessingml/2006/main" xmlns:w14="http://schemas.microsoft.com/office/word/2010/wordml" xmlns:w15="http://schemas.microsoft.com/office/word/2012/wordml" xmlns:w16cex="http://schemas.microsoft.com/office/word/2018/wordml/cex" xmlns:w16cid="http://schemas.microsoft.com/office/word/2016/wordml/cid" xmlns:w16="http://schemas.microsoft.com/office/word/2018/wordml" xmlns:w16sdtdh="http://schemas.microsoft.com/office/word/2020/wordml/sdtdatahash" xmlns:w16sdtfl="http://schemas.microsoft.com/office/word/2024/wordml/sdtformatlock" xmlns:w16se="http://schemas.microsoft.com/office/word/2015/wordml/symex" xmlns:w16du="http://schemas.microsoft.com/office/word/2023/wordml/word16du" xmlns:wne="http://schemas.microsoft.com/office/word/2006/wordml" mc:Ignorable="w14 w15 w16se w16cid w16 w16cex w16sdtdh w16sdtfl w16du wp14">
   <w:body>
     <w:p>
       <w:pPr>
         <w:pStyle w:val="PaperTitle"/>
-        <w:spacing w:lineRule="exact" w:line="288" w:before="567" w:after="280"/>
-        <w:rPr>
-          <w:b/>
+        <w:spacing w:line="288" w:lineRule="exact"/>
+        <w:rPr>
           <w:bCs/>
-          <w:sz w:val="28"/>
           <w:szCs w:val="28"/>
           <w:lang w:val="en-GB"/>
         </w:rPr>
       </w:pPr>
       <w:r>
         <w:rPr>
-          <w:b/>
           <w:bCs/>
-          <w:sz w:val="28"/>
           <w:szCs w:val="28"/>
           <w:lang w:val="en-GB"/>
         </w:rPr>
         <w:t>Use the Same Title as Your Abstract or Change Your Abstract’s Title:</w:t>
+      </w:r>
+      <w:r>
+        <w:rPr>
+          <w:bCs/>
+          <w:szCs w:val="28"/>
+          <w:lang w:val="en-GB"/>
+        </w:rPr>
         <w:br/>
         <w:t>DO NOT use the terms ‘PhysioNet’, ‘Challenge’ or ‘Computing in Cardiology’ or Repeat the Title of the Challenge Verbatim. Be Specific and Unique: Subtitles are OK but Use Sentence Case Throughout</w:t>
       </w:r>
@@ -30,7 +33,6 @@
     <w:p>
       <w:pPr>
         <w:pStyle w:val="AuthorLine"/>
-        <w:rPr/>
       </w:pPr>
       <w:r>
         <w:rPr>
@@ -75,7 +77,7 @@
     <w:p>
       <w:pPr>
         <w:pStyle w:val="InstitutionLine"/>
-        <w:spacing w:before="0" w:after="0"/>
+        <w:spacing w:after="0"/>
         <w:rPr>
           <w:lang w:val="en-GB"/>
         </w:rPr>
@@ -97,7 +99,7 @@
     <w:p>
       <w:pPr>
         <w:pStyle w:val="InstitutionLine"/>
-        <w:spacing w:before="0" w:after="0"/>
+        <w:spacing w:after="0"/>
         <w:rPr>
           <w:lang w:val="en-GB"/>
         </w:rPr>
@@ -124,58 +126,103 @@
           <w:lang w:val="en-GB"/>
         </w:rPr>
       </w:pPr>
-      <w:r>
-        <w:rPr>
-          <w:lang w:val="en-GB"/>
-        </w:rPr>
-      </w:r>
     </w:p>
     <w:p>
       <w:pPr>
         <w:sectPr>
-          <w:type w:val="nextPage"/>
           <w:pgSz w:w="12240" w:h="15840"/>
-          <w:pgMar w:left="1224" w:right="1224" w:gutter="0" w:header="0" w:top="1440" w:footer="0" w:bottom="1440"/>
-          <w:pgNumType w:fmt="decimal"/>
-          <w:formProt w:val="false"/>
-          <w:textDirection w:val="lrTb"/>
-          <w:docGrid w:type="default" w:linePitch="100" w:charSpace="0"/>
+          <w:pgMar w:top="1440" w:right="1224" w:bottom="1440" w:left="1224" w:header="0" w:footer="0" w:gutter="0"/>
+          <w:cols w:space="720"/>
+          <w:formProt w:val="0"/>
+          <w:docGrid w:linePitch="100"/>
         </w:sectPr>
       </w:pPr>
     </w:p>
     <w:p>
       <w:pPr>
         <w:pStyle w:val="AbstractHeading"/>
-        <w:rPr/>
-      </w:pPr>
-      <w:r>
-        <w:rPr/>
+      </w:pPr>
+      <w:r>
         <w:t>Abstract</w:t>
       </w:r>
     </w:p>
     <w:p>
       <w:pPr>
         <w:pStyle w:val="AbstractText"/>
-        <w:ind w:hanging="0" w:start="0"/>
-        <w:rPr/>
+        <w:ind w:firstLine="0"/>
       </w:pPr>
       <w:r>
         <w:rPr>
           <w:iCs/>
         </w:rPr>
-        <w:t xml:space="preserve">Write your abstract here. Your abstract can be up to 300 words or 25 lines long. It cannot contain footnotes or a bibliography. You must define all of the abbreviations in your abstract and redefine them in your paper. </w:t>
+        <w:t xml:space="preserve">Write your abstract here. Your abstract can be up to 300 words or 25 lines long. It cannot contain footnotes or a bibliography. You must define </w:t>
+      </w:r>
+      <w:proofErr w:type="gramStart"/>
+      <w:r>
+        <w:rPr>
+          <w:iCs/>
+        </w:rPr>
+        <w:t>all of</w:t>
+      </w:r>
+      <w:proofErr w:type="gramEnd"/>
+      <w:r>
+        <w:rPr>
+          <w:iCs/>
+        </w:rPr>
+        <w:t xml:space="preserve"> the abbreviations in your abstract and redefine them in your paper. </w:t>
       </w:r>
     </w:p>
     <w:p>
       <w:pPr>
         <w:pStyle w:val="AbstractText"/>
-        <w:rPr/>
       </w:pPr>
       <w:r>
         <w:rPr>
           <w:iCs/>
         </w:rPr>
-        <w:t xml:space="preserve">Please include the following information in your abstract: your team name, your scores from cross-validation on the public training data, and your official scores and rankings on the hidden validation or test data. The scores that you receive from us before the conference use the val- idation set, and the scores that you receive from us after the conference use the test set. For your preprint, please include your official scores and rankings on the validation set. For your final paper, please replace them with your official scores and rankings on the test set. </w:t>
+        <w:t xml:space="preserve">Please include the following information in your abstract: your </w:t>
+      </w:r>
+      <w:proofErr w:type="gramStart"/>
+      <w:r>
+        <w:rPr>
+          <w:iCs/>
+        </w:rPr>
+        <w:t>team</w:t>
+      </w:r>
+      <w:proofErr w:type="gramEnd"/>
+      <w:r>
+        <w:rPr>
+          <w:iCs/>
+        </w:rPr>
+        <w:t xml:space="preserve"> name, your scores from cross-validation on the public training data, and your official scores and rankings on the hidden validation or test data. The scores that you receive from us before the conference use the </w:t>
+      </w:r>
+      <w:proofErr w:type="spellStart"/>
+      <w:r>
+        <w:rPr>
+          <w:iCs/>
+        </w:rPr>
+        <w:t>val</w:t>
+      </w:r>
+      <w:proofErr w:type="spellEnd"/>
+      <w:r>
+        <w:rPr>
+          <w:iCs/>
+        </w:rPr>
+        <w:t xml:space="preserve">- </w:t>
+      </w:r>
+      <w:proofErr w:type="spellStart"/>
+      <w:r>
+        <w:rPr>
+          <w:iCs/>
+        </w:rPr>
+        <w:t>idation</w:t>
+      </w:r>
+      <w:proofErr w:type="spellEnd"/>
+      <w:r>
+        <w:rPr>
+          <w:iCs/>
+        </w:rPr>
+        <w:t xml:space="preserve"> set, and the scores that you receive from us after the conference use the test set. For your preprint, please include your official scores and rankings on the validation set. For your final paper, please replace them with your official scores and rankings on the test set. </w:t>
       </w:r>
     </w:p>
     <w:p>
@@ -203,13 +250,26 @@
         <w:rPr>
           <w:iCs/>
         </w:rPr>
-        <w:t xml:space="preserve">As part of the George B. Moody PhysioNet Challenge 2026, we developed a computational approach based on XGBoost to predict future diagnosis of cognitive impairment from polysomnography (PSG). Our team, [team name], developed a novel approach that [insert your novel contribution to the field here beyond using something out of the box]. Our model received a Challenge score of 0.678 (ranked 20th out of 50 teams) on the hidden validation set (replace later with ‘hidden test set’).’ Please write your results in the same way as we have outlined! </w:t>
+        <w:t xml:space="preserve">As part of the George B. Moody PhysioNet Challenge 2026, we developed a computational approach based on </w:t>
+      </w:r>
+      <w:proofErr w:type="spellStart"/>
+      <w:r>
+        <w:rPr>
+          <w:iCs/>
+        </w:rPr>
+        <w:t>XGBoost</w:t>
+      </w:r>
+      <w:proofErr w:type="spellEnd"/>
+      <w:r>
+        <w:rPr>
+          <w:iCs/>
+        </w:rPr>
+        <w:t xml:space="preserve"> to predict future diagnosis of cognitive impairment from polysomnography (PSG). Our team, [team name], developed a novel approach that [insert your novel contribution to the field here beyond using something out of the box]. Our model received a Challenge score of 0.678 (ranked 20th out of 50 teams) on the hidden validation set (replace later with ‘hidden test set’).’ Please write your results in the same way as we have outlined! </w:t>
       </w:r>
     </w:p>
     <w:p>
       <w:pPr>
         <w:pStyle w:val="AbstractText"/>
-        <w:rPr/>
       </w:pPr>
       <w:r>
         <w:rPr>
@@ -221,7 +281,6 @@
     <w:p>
       <w:pPr>
         <w:pStyle w:val="AbstractText"/>
-        <w:rPr/>
       </w:pPr>
       <w:r>
         <w:rPr>
@@ -232,29 +291,17 @@
     </w:p>
     <w:p>
       <w:pPr>
-        <w:pStyle w:val="Normal"/>
-        <w:rPr>
-          <w:lang w:val="en-GB"/>
-        </w:rPr>
-      </w:pPr>
-      <w:r>
-        <w:rPr>
-          <w:lang w:val="en-GB"/>
-        </w:rPr>
-      </w:r>
-    </w:p>
-    <w:p>
-      <w:pPr>
-        <w:pStyle w:val="Normal"/>
-        <w:rPr>
-          <w:lang w:val="en-GB"/>
-        </w:rPr>
-      </w:pPr>
-      <w:r>
-        <w:rPr>
-          <w:lang w:val="en-GB"/>
-        </w:rPr>
-      </w:r>
+        <w:rPr>
+          <w:lang w:val="en-GB"/>
+        </w:rPr>
+      </w:pPr>
+    </w:p>
+    <w:p>
+      <w:pPr>
+        <w:rPr>
+          <w:lang w:val="en-GB"/>
+        </w:rPr>
+      </w:pPr>
     </w:p>
     <w:p>
       <w:pPr>
@@ -262,53 +309,48 @@
         <w:tabs>
           <w:tab w:val="clear" w:pos="720"/>
         </w:tabs>
-        <w:rPr/>
-      </w:pPr>
-      <w:r>
-        <w:rPr/>
+      </w:pPr>
+      <w:r>
         <w:t>1.</w:t>
+      </w:r>
+      <w:r>
         <w:tab/>
         <w:t>Introduction</w:t>
       </w:r>
     </w:p>
     <w:p>
       <w:pPr>
-        <w:pStyle w:val="Normal"/>
         <w:tabs>
-          <w:tab w:val="left" w:pos="-720" w:leader="none"/>
-          <w:tab w:val="left" w:pos="0" w:leader="none"/>
-          <w:tab w:val="left" w:pos="224" w:leader="none"/>
-          <w:tab w:val="left" w:pos="720" w:leader="none"/>
-          <w:tab w:val="left" w:pos="1440" w:leader="none"/>
-          <w:tab w:val="left" w:pos="2160" w:leader="none"/>
-          <w:tab w:val="left" w:pos="2880" w:leader="none"/>
-          <w:tab w:val="left" w:pos="3600" w:leader="none"/>
-          <w:tab w:val="left" w:pos="4320" w:leader="none"/>
+          <w:tab w:val="left" w:pos="-720"/>
+          <w:tab w:val="left" w:pos="0"/>
+          <w:tab w:val="left" w:pos="224"/>
+          <w:tab w:val="left" w:pos="720"/>
+          <w:tab w:val="left" w:pos="1440"/>
+          <w:tab w:val="left" w:pos="2160"/>
+          <w:tab w:val="left" w:pos="2880"/>
+          <w:tab w:val="left" w:pos="3600"/>
+          <w:tab w:val="left" w:pos="4320"/>
         </w:tabs>
         <w:ind w:firstLine="224"/>
-        <w:rPr/>
-      </w:pPr>
-      <w:r>
-        <w:rPr/>
+      </w:pPr>
+      <w:r>
         <w:t>Please read this entire article and treat it as a checklist. If you fail to follow the instructions, your paper will be rejected, you will not qualify for a prize, and you will not be published in the proceedings.</w:t>
       </w:r>
     </w:p>
     <w:p>
       <w:pPr>
-        <w:pStyle w:val="Normal"/>
         <w:tabs>
-          <w:tab w:val="left" w:pos="-720" w:leader="none"/>
-          <w:tab w:val="left" w:pos="0" w:leader="none"/>
-          <w:tab w:val="left" w:pos="224" w:leader="none"/>
-          <w:tab w:val="left" w:pos="720" w:leader="none"/>
-          <w:tab w:val="left" w:pos="1440" w:leader="none"/>
-          <w:tab w:val="left" w:pos="2160" w:leader="none"/>
-          <w:tab w:val="left" w:pos="2880" w:leader="none"/>
-          <w:tab w:val="left" w:pos="3600" w:leader="none"/>
-          <w:tab w:val="left" w:pos="4320" w:leader="none"/>
+          <w:tab w:val="left" w:pos="-720"/>
+          <w:tab w:val="left" w:pos="0"/>
+          <w:tab w:val="left" w:pos="224"/>
+          <w:tab w:val="left" w:pos="720"/>
+          <w:tab w:val="left" w:pos="1440"/>
+          <w:tab w:val="left" w:pos="2160"/>
+          <w:tab w:val="left" w:pos="2880"/>
+          <w:tab w:val="left" w:pos="3600"/>
+          <w:tab w:val="left" w:pos="4320"/>
         </w:tabs>
         <w:ind w:firstLine="224"/>
-        <w:rPr/>
       </w:pPr>
       <w:r>
         <w:rPr>
@@ -326,23 +368,21 @@
         <w:t>. Do not motivate the problem</w:t>
       </w:r>
       <w:r>
-        <w:rPr/>
         <w:t xml:space="preserve"> like you would do in a normal article. We have already done this for you in the main reference (see below). Save space for the Methods section. You can write something like the following text, but do not use the following text verbatim: </w:t>
       </w:r>
     </w:p>
     <w:p>
       <w:pPr>
-        <w:pStyle w:val="Normal"/>
         <w:tabs>
-          <w:tab w:val="left" w:pos="-720" w:leader="none"/>
-          <w:tab w:val="left" w:pos="0" w:leader="none"/>
-          <w:tab w:val="left" w:pos="224" w:leader="none"/>
-          <w:tab w:val="left" w:pos="720" w:leader="none"/>
-          <w:tab w:val="left" w:pos="1440" w:leader="none"/>
-          <w:tab w:val="left" w:pos="2160" w:leader="none"/>
-          <w:tab w:val="left" w:pos="2880" w:leader="none"/>
-          <w:tab w:val="left" w:pos="3600" w:leader="none"/>
-          <w:tab w:val="left" w:pos="4320" w:leader="none"/>
+          <w:tab w:val="left" w:pos="-720"/>
+          <w:tab w:val="left" w:pos="0"/>
+          <w:tab w:val="left" w:pos="224"/>
+          <w:tab w:val="left" w:pos="720"/>
+          <w:tab w:val="left" w:pos="1440"/>
+          <w:tab w:val="left" w:pos="2160"/>
+          <w:tab w:val="left" w:pos="2880"/>
+          <w:tab w:val="left" w:pos="3600"/>
+          <w:tab w:val="left" w:pos="4320"/>
         </w:tabs>
         <w:ind w:firstLine="224"/>
         <w:rPr>
@@ -355,25 +395,55 @@
           <w:i/>
           <w:iCs/>
         </w:rPr>
-        <w:t>We participated in the 2026 George B. Moody PhysioNet Challenge, which invited teams to develop algorithmic approaches for using polysomnography (PSG), which records various physiological signals during sleep studies, to predict future diagnoses of cognitive impairment [1, 2]. Our Challenge entry addresses this problem by applying high-order Runge-Kutta discontinuous Galerkin (RKDG) methods to. . .</w:t>
-      </w:r>
-    </w:p>
-    <w:p>
-      <w:pPr>
-        <w:pStyle w:val="Normal"/>
+        <w:t>We participated in the 2026 George B. Moody PhysioNet Challenge, which invited teams to develop algorithmic approaches for using polysomnography (PSG), which records various physiological signals during sleep studies, to predict future diagnoses of cognitive impairment [1, 2]. Our Challenge entry addresses this problem by applying high-order Runge-</w:t>
+      </w:r>
+      <w:proofErr w:type="spellStart"/>
+      <w:r>
+        <w:rPr>
+          <w:i/>
+          <w:iCs/>
+        </w:rPr>
+        <w:t>Kutta</w:t>
+      </w:r>
+      <w:proofErr w:type="spellEnd"/>
+      <w:r>
+        <w:rPr>
+          <w:i/>
+          <w:iCs/>
+        </w:rPr>
+        <w:t xml:space="preserve"> discontinuous </w:t>
+      </w:r>
+      <w:proofErr w:type="spellStart"/>
+      <w:r>
+        <w:rPr>
+          <w:i/>
+          <w:iCs/>
+        </w:rPr>
+        <w:t>Galerkin</w:t>
+      </w:r>
+      <w:proofErr w:type="spellEnd"/>
+      <w:r>
+        <w:rPr>
+          <w:i/>
+          <w:iCs/>
+        </w:rPr>
+        <w:t xml:space="preserve"> (RKDG) methods to. . .</w:t>
+      </w:r>
+    </w:p>
+    <w:p>
+      <w:pPr>
         <w:tabs>
-          <w:tab w:val="left" w:pos="-720" w:leader="none"/>
-          <w:tab w:val="left" w:pos="0" w:leader="none"/>
-          <w:tab w:val="left" w:pos="224" w:leader="none"/>
-          <w:tab w:val="left" w:pos="720" w:leader="none"/>
-          <w:tab w:val="left" w:pos="1440" w:leader="none"/>
-          <w:tab w:val="left" w:pos="2160" w:leader="none"/>
-          <w:tab w:val="left" w:pos="2880" w:leader="none"/>
-          <w:tab w:val="left" w:pos="3600" w:leader="none"/>
-          <w:tab w:val="left" w:pos="4320" w:leader="none"/>
+          <w:tab w:val="left" w:pos="-720"/>
+          <w:tab w:val="left" w:pos="0"/>
+          <w:tab w:val="left" w:pos="224"/>
+          <w:tab w:val="left" w:pos="720"/>
+          <w:tab w:val="left" w:pos="1440"/>
+          <w:tab w:val="left" w:pos="2160"/>
+          <w:tab w:val="left" w:pos="2880"/>
+          <w:tab w:val="left" w:pos="3600"/>
+          <w:tab w:val="left" w:pos="4320"/>
         </w:tabs>
         <w:ind w:firstLine="224"/>
-        <w:rPr/>
       </w:pPr>
       <w:r>
         <w:rPr>
@@ -383,7 +453,6 @@
         <w:t>Do not</w:t>
       </w:r>
       <w:r>
-        <w:rPr/>
         <w:t xml:space="preserve"> describe the Challenge beyond the detail found in the above paragraph. </w:t>
       </w:r>
       <w:r>
@@ -394,7 +463,6 @@
         <w:t>Do not</w:t>
       </w:r>
       <w:r>
-        <w:rPr/>
         <w:t xml:space="preserve"> provide details about your method in the introduction. Save them for methods section! </w:t>
       </w:r>
       <w:r>
@@ -405,26 +473,23 @@
         <w:t>Do not</w:t>
       </w:r>
       <w:r>
-        <w:rPr/>
         <w:t xml:space="preserve"> include results for your method in the introduction. Those goes in the results section! </w:t>
       </w:r>
     </w:p>
     <w:p>
       <w:pPr>
-        <w:pStyle w:val="Normal"/>
         <w:tabs>
-          <w:tab w:val="left" w:pos="-720" w:leader="none"/>
-          <w:tab w:val="left" w:pos="0" w:leader="none"/>
-          <w:tab w:val="left" w:pos="224" w:leader="none"/>
-          <w:tab w:val="left" w:pos="720" w:leader="none"/>
-          <w:tab w:val="left" w:pos="1440" w:leader="none"/>
-          <w:tab w:val="left" w:pos="2160" w:leader="none"/>
-          <w:tab w:val="left" w:pos="2880" w:leader="none"/>
-          <w:tab w:val="left" w:pos="3600" w:leader="none"/>
-          <w:tab w:val="left" w:pos="4320" w:leader="none"/>
+          <w:tab w:val="left" w:pos="-720"/>
+          <w:tab w:val="left" w:pos="0"/>
+          <w:tab w:val="left" w:pos="224"/>
+          <w:tab w:val="left" w:pos="720"/>
+          <w:tab w:val="left" w:pos="1440"/>
+          <w:tab w:val="left" w:pos="2160"/>
+          <w:tab w:val="left" w:pos="2880"/>
+          <w:tab w:val="left" w:pos="3600"/>
+          <w:tab w:val="left" w:pos="4320"/>
         </w:tabs>
         <w:ind w:firstLine="224"/>
-        <w:rPr/>
       </w:pPr>
       <w:r>
         <w:rPr>
@@ -434,7 +499,6 @@
         <w:t>Be sure to cite [2] for the Challenge description.</w:t>
       </w:r>
       <w:r>
-        <w:rPr/>
         <w:t xml:space="preserve"> This reference is the definitive description of the Challenge, and you should refer to [2] instead of describing the Challenge itself, thus leaving you more room to focus on </w:t>
       </w:r>
       <w:r>
@@ -445,26 +509,23 @@
         <w:t xml:space="preserve">your </w:t>
       </w:r>
       <w:r>
-        <w:rPr/>
         <w:t xml:space="preserve">approach. </w:t>
       </w:r>
     </w:p>
     <w:p>
       <w:pPr>
-        <w:pStyle w:val="Normal"/>
         <w:tabs>
-          <w:tab w:val="left" w:pos="-720" w:leader="none"/>
-          <w:tab w:val="left" w:pos="0" w:leader="none"/>
-          <w:tab w:val="left" w:pos="224" w:leader="none"/>
-          <w:tab w:val="left" w:pos="720" w:leader="none"/>
-          <w:tab w:val="left" w:pos="1440" w:leader="none"/>
-          <w:tab w:val="left" w:pos="2160" w:leader="none"/>
-          <w:tab w:val="left" w:pos="2880" w:leader="none"/>
-          <w:tab w:val="left" w:pos="3600" w:leader="none"/>
-          <w:tab w:val="left" w:pos="4320" w:leader="none"/>
+          <w:tab w:val="left" w:pos="-720"/>
+          <w:tab w:val="left" w:pos="0"/>
+          <w:tab w:val="left" w:pos="224"/>
+          <w:tab w:val="left" w:pos="720"/>
+          <w:tab w:val="left" w:pos="1440"/>
+          <w:tab w:val="left" w:pos="2160"/>
+          <w:tab w:val="left" w:pos="2880"/>
+          <w:tab w:val="left" w:pos="3600"/>
+          <w:tab w:val="left" w:pos="4320"/>
         </w:tabs>
         <w:ind w:firstLine="224"/>
-        <w:rPr/>
       </w:pPr>
       <w:r>
         <w:rPr>
@@ -474,23 +535,21 @@
         <w:t>Be sure to cite the Challenge data.</w:t>
       </w:r>
       <w:r>
-        <w:rPr/>
         <w:t xml:space="preserve"> The availability of this database made the Challenge possible, and you should refer to [3] instead of describing the Challenge data so that you can focus on your methods. </w:t>
       </w:r>
     </w:p>
     <w:p>
       <w:pPr>
-        <w:pStyle w:val="Normal"/>
         <w:tabs>
-          <w:tab w:val="left" w:pos="-720" w:leader="none"/>
-          <w:tab w:val="left" w:pos="0" w:leader="none"/>
-          <w:tab w:val="left" w:pos="224" w:leader="none"/>
-          <w:tab w:val="left" w:pos="720" w:leader="none"/>
-          <w:tab w:val="left" w:pos="1440" w:leader="none"/>
-          <w:tab w:val="left" w:pos="2160" w:leader="none"/>
-          <w:tab w:val="left" w:pos="2880" w:leader="none"/>
-          <w:tab w:val="left" w:pos="3600" w:leader="none"/>
-          <w:tab w:val="left" w:pos="4320" w:leader="none"/>
+          <w:tab w:val="left" w:pos="-720"/>
+          <w:tab w:val="left" w:pos="0"/>
+          <w:tab w:val="left" w:pos="224"/>
+          <w:tab w:val="left" w:pos="720"/>
+          <w:tab w:val="left" w:pos="1440"/>
+          <w:tab w:val="left" w:pos="2160"/>
+          <w:tab w:val="left" w:pos="2880"/>
+          <w:tab w:val="left" w:pos="3600"/>
+          <w:tab w:val="left" w:pos="4320"/>
         </w:tabs>
         <w:ind w:firstLine="224"/>
         <w:rPr>
@@ -505,35 +564,39 @@
         <w:t>Do not cite a URL, a website, or any other reference to describe the Challenge.</w:t>
       </w:r>
       <w:r>
-        <w:rPr/>
         <w:t xml:space="preserve"> It is better to refer to a single, consistent description of the Challenge and focus on describing your approach than to have many slightly different descriptions of the Challenge and leave out the details of your approach. </w:t>
       </w:r>
     </w:p>
     <w:p>
       <w:pPr>
-        <w:pStyle w:val="Normal"/>
         <w:tabs>
-          <w:tab w:val="left" w:pos="-720" w:leader="none"/>
-          <w:tab w:val="left" w:pos="0" w:leader="none"/>
-          <w:tab w:val="left" w:pos="224" w:leader="none"/>
-          <w:tab w:val="left" w:pos="720" w:leader="none"/>
-          <w:tab w:val="left" w:pos="1440" w:leader="none"/>
-          <w:tab w:val="left" w:pos="2160" w:leader="none"/>
-          <w:tab w:val="left" w:pos="2880" w:leader="none"/>
-          <w:tab w:val="left" w:pos="3600" w:leader="none"/>
-          <w:tab w:val="left" w:pos="4320" w:leader="none"/>
+          <w:tab w:val="left" w:pos="-720"/>
+          <w:tab w:val="left" w:pos="0"/>
+          <w:tab w:val="left" w:pos="224"/>
+          <w:tab w:val="left" w:pos="720"/>
+          <w:tab w:val="left" w:pos="1440"/>
+          <w:tab w:val="left" w:pos="2160"/>
+          <w:tab w:val="left" w:pos="2880"/>
+          <w:tab w:val="left" w:pos="3600"/>
+          <w:tab w:val="left" w:pos="4320"/>
         </w:tabs>
         <w:ind w:firstLine="224"/>
-        <w:jc w:val="both"/>
-        <w:rPr>
-          <w:lang w:val="en-GB"/>
-        </w:rPr>
-      </w:pPr>
-      <w:r>
-        <w:rPr>
-          <w:lang w:val="en-GB"/>
-        </w:rPr>
-        <w:t xml:space="preserve">Please do not survey the literature in this field: we have already done this in the main article describing the Challenge [2]. </w:t>
+        <w:rPr>
+          <w:lang w:val="en-GB"/>
+        </w:rPr>
+      </w:pPr>
+      <w:r>
+        <w:rPr>
+          <w:lang w:val="en-GB"/>
+        </w:rPr>
+        <w:t xml:space="preserve">Please do not survey the literature in this field: we have </w:t>
+      </w:r>
+      <w:r>
+        <w:rPr>
+          <w:lang w:val="en-GB"/>
+        </w:rPr>
+        <w:lastRenderedPageBreak/>
+        <w:t xml:space="preserve">already done this in the main article describing the Challenge [2]. </w:t>
       </w:r>
       <w:r>
         <w:rPr>
@@ -546,29 +609,23 @@
     </w:p>
     <w:p>
       <w:pPr>
-        <w:pStyle w:val="Normal"/>
         <w:tabs>
-          <w:tab w:val="left" w:pos="-720" w:leader="none"/>
-          <w:tab w:val="left" w:pos="0" w:leader="none"/>
-          <w:tab w:val="left" w:pos="224" w:leader="none"/>
-          <w:tab w:val="left" w:pos="720" w:leader="none"/>
-          <w:tab w:val="left" w:pos="1440" w:leader="none"/>
-          <w:tab w:val="left" w:pos="2160" w:leader="none"/>
-          <w:tab w:val="left" w:pos="2880" w:leader="none"/>
-          <w:tab w:val="left" w:pos="3600" w:leader="none"/>
-          <w:tab w:val="left" w:pos="4320" w:leader="none"/>
+          <w:tab w:val="left" w:pos="-720"/>
+          <w:tab w:val="left" w:pos="0"/>
+          <w:tab w:val="left" w:pos="224"/>
+          <w:tab w:val="left" w:pos="720"/>
+          <w:tab w:val="left" w:pos="1440"/>
+          <w:tab w:val="left" w:pos="2160"/>
+          <w:tab w:val="left" w:pos="2880"/>
+          <w:tab w:val="left" w:pos="3600"/>
+          <w:tab w:val="left" w:pos="4320"/>
         </w:tabs>
         <w:ind w:firstLine="224"/>
-        <w:jc w:val="start"/>
-        <w:rPr>
-          <w:lang w:val="en-GB"/>
-        </w:rPr>
-      </w:pPr>
-      <w:r>
-        <w:rPr>
-          <w:lang w:val="en-GB"/>
-        </w:rPr>
-      </w:r>
+        <w:jc w:val="left"/>
+        <w:rPr>
+          <w:lang w:val="en-GB"/>
+        </w:rPr>
+      </w:pPr>
     </w:p>
     <w:p>
       <w:pPr>
@@ -576,28 +633,27 @@
         <w:tabs>
           <w:tab w:val="clear" w:pos="720"/>
         </w:tabs>
-        <w:rPr/>
-      </w:pPr>
-      <w:r>
-        <w:rPr/>
+      </w:pPr>
+      <w:r>
         <w:t>2.</w:t>
+      </w:r>
+      <w:r>
         <w:tab/>
         <w:t>Method</w:t>
       </w:r>
     </w:p>
     <w:p>
       <w:pPr>
-        <w:pStyle w:val="Normal"/>
         <w:tabs>
-          <w:tab w:val="left" w:pos="-720" w:leader="none"/>
-          <w:tab w:val="left" w:pos="0" w:leader="none"/>
-          <w:tab w:val="left" w:pos="224" w:leader="none"/>
-          <w:tab w:val="left" w:pos="720" w:leader="none"/>
-          <w:tab w:val="left" w:pos="1440" w:leader="none"/>
-          <w:tab w:val="left" w:pos="2160" w:leader="none"/>
-          <w:tab w:val="left" w:pos="2880" w:leader="none"/>
-          <w:tab w:val="left" w:pos="3600" w:leader="none"/>
-          <w:tab w:val="left" w:pos="4320" w:leader="none"/>
+          <w:tab w:val="left" w:pos="-720"/>
+          <w:tab w:val="left" w:pos="0"/>
+          <w:tab w:val="left" w:pos="224"/>
+          <w:tab w:val="left" w:pos="720"/>
+          <w:tab w:val="left" w:pos="1440"/>
+          <w:tab w:val="left" w:pos="2160"/>
+          <w:tab w:val="left" w:pos="2880"/>
+          <w:tab w:val="left" w:pos="3600"/>
+          <w:tab w:val="left" w:pos="4320"/>
         </w:tabs>
         <w:ind w:firstLine="224"/>
         <w:rPr>
@@ -644,17 +700,16 @@
     </w:p>
     <w:p>
       <w:pPr>
-        <w:pStyle w:val="Normal"/>
         <w:tabs>
-          <w:tab w:val="left" w:pos="-720" w:leader="none"/>
-          <w:tab w:val="left" w:pos="0" w:leader="none"/>
-          <w:tab w:val="left" w:pos="224" w:leader="none"/>
-          <w:tab w:val="left" w:pos="720" w:leader="none"/>
-          <w:tab w:val="left" w:pos="1440" w:leader="none"/>
-          <w:tab w:val="left" w:pos="2160" w:leader="none"/>
-          <w:tab w:val="left" w:pos="2880" w:leader="none"/>
-          <w:tab w:val="left" w:pos="3600" w:leader="none"/>
-          <w:tab w:val="left" w:pos="4320" w:leader="none"/>
+          <w:tab w:val="left" w:pos="-720"/>
+          <w:tab w:val="left" w:pos="0"/>
+          <w:tab w:val="left" w:pos="224"/>
+          <w:tab w:val="left" w:pos="720"/>
+          <w:tab w:val="left" w:pos="1440"/>
+          <w:tab w:val="left" w:pos="2160"/>
+          <w:tab w:val="left" w:pos="2880"/>
+          <w:tab w:val="left" w:pos="3600"/>
+          <w:tab w:val="left" w:pos="4320"/>
         </w:tabs>
         <w:ind w:firstLine="224"/>
         <w:rPr>
@@ -673,82 +728,139 @@
           <w:bCs/>
           <w:lang w:val="en-GB"/>
         </w:rPr>
-        <w:t>If we reject your CinC article you will be disqualified from the Challenge and removed from the official rankings.</w:t>
-      </w:r>
-      <w:r>
-        <w:rPr>
-          <w:lang w:val="en-GB"/>
-        </w:rPr>
-        <w:t xml:space="preserve"> Accurate dissemination of the results of the Challenge are the most important product. Misleading or confusing articles detract from the impact. So please read these instructions carefully. </w:t>
-      </w:r>
-    </w:p>
-    <w:p>
-      <w:pPr>
-        <w:pStyle w:val="Normal"/>
+        <w:t xml:space="preserve">If we reject your </w:t>
+      </w:r>
+      <w:proofErr w:type="spellStart"/>
+      <w:r>
+        <w:rPr>
+          <w:b/>
+          <w:bCs/>
+          <w:lang w:val="en-GB"/>
+        </w:rPr>
+        <w:t>CinC</w:t>
+      </w:r>
+      <w:proofErr w:type="spellEnd"/>
+      <w:r>
+        <w:rPr>
+          <w:b/>
+          <w:bCs/>
+          <w:lang w:val="en-GB"/>
+        </w:rPr>
+        <w:t xml:space="preserve"> article you will be disqualified from the Challenge and removed from the official rankings.</w:t>
+      </w:r>
+      <w:r>
+        <w:rPr>
+          <w:lang w:val="en-GB"/>
+        </w:rPr>
+        <w:t xml:space="preserve"> Accurate dissemination of the results of the Challenge </w:t>
+      </w:r>
+      <w:proofErr w:type="gramStart"/>
+      <w:r>
+        <w:rPr>
+          <w:lang w:val="en-GB"/>
+        </w:rPr>
+        <w:t>are</w:t>
+      </w:r>
+      <w:proofErr w:type="gramEnd"/>
+      <w:r>
+        <w:rPr>
+          <w:lang w:val="en-GB"/>
+        </w:rPr>
+        <w:t xml:space="preserve"> the most important product. Misleading or confusing articles detract from the impact. So please read these instructions carefully. </w:t>
+      </w:r>
+    </w:p>
+    <w:p>
+      <w:pPr>
         <w:tabs>
-          <w:tab w:val="left" w:pos="-720" w:leader="none"/>
-          <w:tab w:val="left" w:pos="0" w:leader="none"/>
-          <w:tab w:val="left" w:pos="224" w:leader="none"/>
-          <w:tab w:val="left" w:pos="720" w:leader="none"/>
-          <w:tab w:val="left" w:pos="1440" w:leader="none"/>
-          <w:tab w:val="left" w:pos="2160" w:leader="none"/>
-          <w:tab w:val="left" w:pos="2880" w:leader="none"/>
-          <w:tab w:val="left" w:pos="3600" w:leader="none"/>
-          <w:tab w:val="left" w:pos="4320" w:leader="none"/>
+          <w:tab w:val="left" w:pos="-720"/>
+          <w:tab w:val="left" w:pos="0"/>
+          <w:tab w:val="left" w:pos="224"/>
+          <w:tab w:val="left" w:pos="720"/>
+          <w:tab w:val="left" w:pos="1440"/>
+          <w:tab w:val="left" w:pos="2160"/>
+          <w:tab w:val="left" w:pos="2880"/>
+          <w:tab w:val="left" w:pos="3600"/>
+          <w:tab w:val="left" w:pos="4320"/>
         </w:tabs>
-        <w:ind w:hanging="0"/>
-        <w:rPr>
-          <w:lang w:val="en-GB"/>
-        </w:rPr>
-      </w:pPr>
-      <w:r>
-        <w:rPr>
-          <w:lang w:val="en-GB"/>
-        </w:rPr>
-        <w:t>1. Include any data processing steps that you performed, including any exclusion criteria or relabeling of the training data.</w:t>
-      </w:r>
-    </w:p>
-    <w:p>
-      <w:pPr>
-        <w:pStyle w:val="Normal"/>
+        <w:ind w:firstLine="0"/>
+        <w:rPr>
+          <w:lang w:val="en-GB"/>
+        </w:rPr>
+      </w:pPr>
+      <w:r>
+        <w:rPr>
+          <w:lang w:val="en-GB"/>
+        </w:rPr>
+        <w:t xml:space="preserve">1. Include any data processing steps that you performed, including any exclusion criteria or </w:t>
+      </w:r>
+      <w:proofErr w:type="spellStart"/>
+      <w:r>
+        <w:rPr>
+          <w:lang w:val="en-GB"/>
+        </w:rPr>
+        <w:t>relabeling</w:t>
+      </w:r>
+      <w:proofErr w:type="spellEnd"/>
+      <w:r>
+        <w:rPr>
+          <w:lang w:val="en-GB"/>
+        </w:rPr>
+        <w:t xml:space="preserve"> of the training data.</w:t>
+      </w:r>
+    </w:p>
+    <w:p>
+      <w:pPr>
         <w:tabs>
-          <w:tab w:val="left" w:pos="-720" w:leader="none"/>
-          <w:tab w:val="left" w:pos="0" w:leader="none"/>
-          <w:tab w:val="left" w:pos="224" w:leader="none"/>
-          <w:tab w:val="left" w:pos="720" w:leader="none"/>
-          <w:tab w:val="left" w:pos="1440" w:leader="none"/>
-          <w:tab w:val="left" w:pos="2160" w:leader="none"/>
-          <w:tab w:val="left" w:pos="2880" w:leader="none"/>
-          <w:tab w:val="left" w:pos="3600" w:leader="none"/>
-          <w:tab w:val="left" w:pos="4320" w:leader="none"/>
+          <w:tab w:val="left" w:pos="-720"/>
+          <w:tab w:val="left" w:pos="0"/>
+          <w:tab w:val="left" w:pos="224"/>
+          <w:tab w:val="left" w:pos="720"/>
+          <w:tab w:val="left" w:pos="1440"/>
+          <w:tab w:val="left" w:pos="2160"/>
+          <w:tab w:val="left" w:pos="2880"/>
+          <w:tab w:val="left" w:pos="3600"/>
+          <w:tab w:val="left" w:pos="4320"/>
         </w:tabs>
-        <w:ind w:hanging="0"/>
-        <w:rPr>
-          <w:lang w:val="en-GB"/>
-        </w:rPr>
-      </w:pPr>
-      <w:r>
-        <w:rPr>
-          <w:lang w:val="en-GB"/>
-        </w:rPr>
-        <w:t xml:space="preserve">2. Include a description of all of the parameters that you optimized and how you optimized them, including any data and methods that you used for optimization. If you picked a parameter without optimizing, then report that, too. A table of parameters and their optimized/chosen value would be very useful. </w:t>
-      </w:r>
-    </w:p>
-    <w:p>
-      <w:pPr>
-        <w:pStyle w:val="Normal"/>
+        <w:ind w:firstLine="0"/>
+        <w:rPr>
+          <w:lang w:val="en-GB"/>
+        </w:rPr>
+      </w:pPr>
+      <w:r>
+        <w:rPr>
+          <w:lang w:val="en-GB"/>
+        </w:rPr>
+        <w:t xml:space="preserve">2. Include a description of </w:t>
+      </w:r>
+      <w:proofErr w:type="gramStart"/>
+      <w:r>
+        <w:rPr>
+          <w:lang w:val="en-GB"/>
+        </w:rPr>
+        <w:t>all of</w:t>
+      </w:r>
+      <w:proofErr w:type="gramEnd"/>
+      <w:r>
+        <w:rPr>
+          <w:lang w:val="en-GB"/>
+        </w:rPr>
+        <w:t xml:space="preserve"> the parameters that you optimized and how you optimized them, including any data and methods that you used for optimization. If you picked a parameter without optimizing, then report that, too. A table of parameters and their optimized/chosen value would be very useful. </w:t>
+      </w:r>
+    </w:p>
+    <w:p>
+      <w:pPr>
         <w:tabs>
-          <w:tab w:val="left" w:pos="-720" w:leader="none"/>
-          <w:tab w:val="left" w:pos="0" w:leader="none"/>
-          <w:tab w:val="left" w:pos="224" w:leader="none"/>
-          <w:tab w:val="left" w:pos="720" w:leader="none"/>
-          <w:tab w:val="left" w:pos="1440" w:leader="none"/>
-          <w:tab w:val="left" w:pos="2160" w:leader="none"/>
-          <w:tab w:val="left" w:pos="2880" w:leader="none"/>
-          <w:tab w:val="left" w:pos="3600" w:leader="none"/>
-          <w:tab w:val="left" w:pos="4320" w:leader="none"/>
+          <w:tab w:val="left" w:pos="-720"/>
+          <w:tab w:val="left" w:pos="0"/>
+          <w:tab w:val="left" w:pos="224"/>
+          <w:tab w:val="left" w:pos="720"/>
+          <w:tab w:val="left" w:pos="1440"/>
+          <w:tab w:val="left" w:pos="2160"/>
+          <w:tab w:val="left" w:pos="2880"/>
+          <w:tab w:val="left" w:pos="3600"/>
+          <w:tab w:val="left" w:pos="4320"/>
         </w:tabs>
-        <w:ind w:hanging="0"/>
+        <w:ind w:firstLine="0"/>
         <w:rPr>
           <w:lang w:val="en-GB"/>
         </w:rPr>
@@ -762,23 +874,35 @@
     </w:p>
     <w:p>
       <w:pPr>
-        <w:pStyle w:val="Normal"/>
-        <w:ind w:hanging="0"/>
-        <w:rPr>
-          <w:lang w:val="en-GB"/>
-        </w:rPr>
-      </w:pPr>
-      <w:r>
-        <w:rPr>
-          <w:lang w:val="en-GB"/>
-        </w:rPr>
-        <w:t>4. Be sure to highlight any similarities or differences be- tween your approaches and that of others (i.e. read their preprints after CinC and compare your approach to other teams.</w:t>
-      </w:r>
-    </w:p>
-    <w:p>
-      <w:pPr>
-        <w:pStyle w:val="Normal"/>
-        <w:ind w:hanging="0"/>
+        <w:ind w:firstLine="0"/>
+        <w:rPr>
+          <w:lang w:val="en-GB"/>
+        </w:rPr>
+      </w:pPr>
+      <w:r>
+        <w:rPr>
+          <w:lang w:val="en-GB"/>
+        </w:rPr>
+        <w:t xml:space="preserve">4. Be sure to highlight any similarities or differences be- tween your approaches and that of others (i.e. read their preprints after </w:t>
+      </w:r>
+      <w:proofErr w:type="spellStart"/>
+      <w:r>
+        <w:rPr>
+          <w:lang w:val="en-GB"/>
+        </w:rPr>
+        <w:t>CinC</w:t>
+      </w:r>
+      <w:proofErr w:type="spellEnd"/>
+      <w:r>
+        <w:rPr>
+          <w:lang w:val="en-GB"/>
+        </w:rPr>
+        <w:t xml:space="preserve"> and compare your approach to other teams.</w:t>
+      </w:r>
+    </w:p>
+    <w:p>
+      <w:pPr>
+        <w:ind w:firstLine="0"/>
         <w:rPr>
           <w:lang w:val="en-GB"/>
         </w:rPr>
@@ -792,40 +916,56 @@
     </w:p>
     <w:p>
       <w:pPr>
-        <w:pStyle w:val="Normal"/>
-        <w:ind w:hanging="0"/>
-        <w:jc w:val="end"/>
-        <w:rPr>
-          <w:lang w:val="en-GB"/>
-        </w:rPr>
-      </w:pPr>
-      <w:r>
-        <w:rPr/>
-      </w:r>
-      <m:oMathPara xmlns:m="http://schemas.openxmlformats.org/officeDocument/2006/math">
+        <w:ind w:firstLine="0"/>
+        <w:jc w:val="right"/>
+        <w:rPr>
+          <w:lang w:val="en-GB"/>
+        </w:rPr>
+      </w:pPr>
+      <m:oMathPara>
         <m:oMathParaPr>
           <m:jc m:val="right"/>
         </m:oMathParaPr>
         <m:oMath>
           <m:nary>
             <m:naryPr>
-              <m:chr m:val="∫"/>
+              <m:ctrlPr>
+                <w:rPr>
+                  <w:rFonts w:ascii="Cambria Math" w:hAnsi="Cambria Math"/>
+                </w:rPr>
+              </m:ctrlPr>
             </m:naryPr>
             <m:sub>
               <m:r>
-                <m:t xml:space="preserve">0</m:t>
+                <w:rPr>
+                  <w:rFonts w:ascii="Cambria Math" w:hAnsi="Cambria Math"/>
+                </w:rPr>
+                <m:t>0</m:t>
               </m:r>
             </m:sub>
             <m:sup>
               <m:r>
-                <m:t xml:space="preserve">∞</m:t>
+                <w:rPr>
+                  <w:rFonts w:ascii="Cambria Math" w:hAnsi="Cambria Math"/>
+                </w:rPr>
+                <m:t>∞</m:t>
               </m:r>
             </m:sup>
             <m:e>
               <m:sSup>
+                <m:sSupPr>
+                  <m:ctrlPr>
+                    <w:rPr>
+                      <w:rFonts w:ascii="Cambria Math" w:hAnsi="Cambria Math"/>
+                    </w:rPr>
+                  </m:ctrlPr>
+                </m:sSupPr>
                 <m:e>
                   <m:r>
-                    <m:t xml:space="preserve">e</m:t>
+                    <w:rPr>
+                      <w:rFonts w:ascii="Cambria Math" w:hAnsi="Cambria Math"/>
+                    </w:rPr>
+                    <m:t>e</m:t>
                   </m:r>
                 </m:e>
                 <m:sup>
@@ -834,252 +974,104 @@
                       <m:lit/>
                       <m:nor/>
                     </m:rPr>
-                    <m:t xml:space="preserve">-</m:t>
+                    <m:t>-</m:t>
                   </m:r>
                   <m:sSup>
+                    <m:sSupPr>
+                      <m:ctrlPr>
+                        <w:rPr>
+                          <w:rFonts w:ascii="Cambria Math" w:hAnsi="Cambria Math"/>
+                        </w:rPr>
+                      </m:ctrlPr>
+                    </m:sSupPr>
                     <m:e>
                       <m:r>
-                        <m:t xml:space="preserve">x</m:t>
+                        <w:rPr>
+                          <w:rFonts w:ascii="Cambria Math" w:hAnsi="Cambria Math"/>
+                        </w:rPr>
+                        <m:t>x</m:t>
                       </m:r>
                     </m:e>
                     <m:sup>
                       <m:r>
-                        <m:t xml:space="preserve">2</m:t>
+                        <w:rPr>
+                          <w:rFonts w:ascii="Cambria Math" w:hAnsi="Cambria Math"/>
+                        </w:rPr>
+                        <m:t>2</m:t>
                       </m:r>
                     </m:sup>
                   </m:sSup>
                 </m:sup>
               </m:sSup>
               <m:r>
-                <m:t xml:space="preserve">dx</m:t>
+                <w:rPr>
+                  <w:rFonts w:ascii="Cambria Math" w:hAnsi="Cambria Math"/>
+                </w:rPr>
+                <m:t>dx</m:t>
               </m:r>
               <m:r>
                 <m:rPr>
                   <m:lit/>
                   <m:nor/>
                 </m:rPr>
-                <m:t xml:space="preserve">=</m:t>
+                <m:t>=</m:t>
               </m:r>
               <m:f>
+                <m:fPr>
+                  <m:ctrlPr>
+                    <w:rPr>
+                      <w:rFonts w:ascii="Cambria Math" w:hAnsi="Cambria Math"/>
+                    </w:rPr>
+                  </m:ctrlPr>
+                </m:fPr>
                 <m:num>
                   <m:rad>
                     <m:radPr>
                       <m:degHide m:val="1"/>
+                      <m:ctrlPr>
+                        <w:rPr>
+                          <w:rFonts w:ascii="Cambria Math" w:hAnsi="Cambria Math"/>
+                        </w:rPr>
+                      </m:ctrlPr>
                     </m:radPr>
                     <m:deg/>
                     <m:e>
                       <m:r>
-                        <m:t xml:space="preserve">π</m:t>
+                        <w:rPr>
+                          <w:rFonts w:ascii="Cambria Math" w:hAnsi="Cambria Math"/>
+                        </w:rPr>
+                        <m:t>π</m:t>
                       </m:r>
                     </m:e>
                   </m:rad>
                 </m:num>
                 <m:den>
                   <m:r>
-                    <m:t xml:space="preserve">2</m:t>
+                    <w:rPr>
+                      <w:rFonts w:ascii="Cambria Math" w:hAnsi="Cambria Math"/>
+                    </w:rPr>
+                    <m:t>2</m:t>
                   </m:r>
                 </m:den>
               </m:f>
               <m:r>
-                <m:t xml:space="preserve">.</m:t>
+                <w:rPr>
+                  <w:rFonts w:ascii="Cambria Math" w:hAnsi="Cambria Math"/>
+                </w:rPr>
+                <m:t>.</m:t>
               </m:r>
               <m:r>
                 <m:rPr>
                   <m:lit/>
                   <m:nor/>
                 </m:rPr>
-                <m:t xml:space="preserve"> </m:t>
+                <m:t xml:space="preserve">                           </m:t>
               </m:r>
               <m:r>
-                <m:rPr>
-                  <m:lit/>
-                  <m:nor/>
-                </m:rPr>
-                <m:t xml:space="preserve"> </m:t>
-              </m:r>
-              <m:r>
-                <m:rPr>
-                  <m:lit/>
-                  <m:nor/>
-                </m:rPr>
-                <m:t xml:space="preserve"> </m:t>
-              </m:r>
-              <m:r>
-                <m:rPr>
-                  <m:lit/>
-                  <m:nor/>
-                </m:rPr>
-                <m:t xml:space="preserve"> </m:t>
-              </m:r>
-              <m:r>
-                <m:rPr>
-                  <m:lit/>
-                  <m:nor/>
-                </m:rPr>
-                <m:t xml:space="preserve"> </m:t>
-              </m:r>
-              <m:r>
-                <m:rPr>
-                  <m:lit/>
-                  <m:nor/>
-                </m:rPr>
-                <m:t xml:space="preserve"> </m:t>
-              </m:r>
-              <m:r>
-                <m:rPr>
-                  <m:lit/>
-                  <m:nor/>
-                </m:rPr>
-                <m:t xml:space="preserve"> </m:t>
-              </m:r>
-              <m:r>
-                <m:rPr>
-                  <m:lit/>
-                  <m:nor/>
-                </m:rPr>
-                <m:t xml:space="preserve"> </m:t>
-              </m:r>
-              <m:r>
-                <m:rPr>
-                  <m:lit/>
-                  <m:nor/>
-                </m:rPr>
-                <m:t xml:space="preserve"> </m:t>
-              </m:r>
-              <m:r>
-                <m:rPr>
-                  <m:lit/>
-                  <m:nor/>
-                </m:rPr>
-                <m:t xml:space="preserve"> </m:t>
-              </m:r>
-              <m:r>
-                <m:rPr>
-                  <m:lit/>
-                  <m:nor/>
-                </m:rPr>
-                <m:t xml:space="preserve"> </m:t>
-              </m:r>
-              <m:r>
-                <m:rPr>
-                  <m:lit/>
-                  <m:nor/>
-                </m:rPr>
-                <m:t xml:space="preserve"> </m:t>
-              </m:r>
-              <m:r>
-                <m:rPr>
-                  <m:lit/>
-                  <m:nor/>
-                </m:rPr>
-                <m:t xml:space="preserve"> </m:t>
-              </m:r>
-              <m:r>
-                <m:rPr>
-                  <m:lit/>
-                  <m:nor/>
-                </m:rPr>
-                <m:t xml:space="preserve"> </m:t>
-              </m:r>
-              <m:r>
-                <m:rPr>
-                  <m:lit/>
-                  <m:nor/>
-                </m:rPr>
-                <m:t xml:space="preserve"> </m:t>
-              </m:r>
-              <m:r>
-                <m:rPr>
-                  <m:lit/>
-                  <m:nor/>
-                </m:rPr>
-                <m:t xml:space="preserve"> </m:t>
-              </m:r>
-              <m:r>
-                <m:rPr>
-                  <m:lit/>
-                  <m:nor/>
-                </m:rPr>
-                <m:t xml:space="preserve"> </m:t>
-              </m:r>
-              <m:r>
-                <m:rPr>
-                  <m:lit/>
-                  <m:nor/>
-                </m:rPr>
-                <m:t xml:space="preserve"> </m:t>
-              </m:r>
-              <m:r>
-                <m:rPr>
-                  <m:lit/>
-                  <m:nor/>
-                </m:rPr>
-                <m:t xml:space="preserve"> </m:t>
-              </m:r>
-              <m:r>
-                <m:rPr>
-                  <m:lit/>
-                  <m:nor/>
-                </m:rPr>
-                <m:t xml:space="preserve"> </m:t>
-              </m:r>
-              <m:r>
-                <m:rPr>
-                  <m:lit/>
-                  <m:nor/>
-                </m:rPr>
-                <m:t xml:space="preserve"> </m:t>
-              </m:r>
-              <m:r>
-                <m:rPr>
-                  <m:lit/>
-                  <m:nor/>
-                </m:rPr>
-                <m:t xml:space="preserve"> </m:t>
-              </m:r>
-              <m:r>
-                <m:rPr>
-                  <m:lit/>
-                  <m:nor/>
-                </m:rPr>
-                <m:t xml:space="preserve"> </m:t>
-              </m:r>
-              <m:r>
-                <m:rPr>
-                  <m:lit/>
-                  <m:nor/>
-                </m:rPr>
-                <m:t xml:space="preserve"> </m:t>
-              </m:r>
-              <m:r>
-                <m:rPr>
-                  <m:lit/>
-                  <m:nor/>
-                </m:rPr>
-                <m:t xml:space="preserve"> </m:t>
-              </m:r>
-              <m:r>
-                <m:rPr>
-                  <m:lit/>
-                  <m:nor/>
-                </m:rPr>
-                <m:t xml:space="preserve"> </m:t>
-              </m:r>
-              <m:r>
-                <m:rPr>
-                  <m:lit/>
-                  <m:nor/>
-                </m:rPr>
-                <m:t xml:space="preserve"> </m:t>
-              </m:r>
-              <m:r>
-                <m:t xml:space="preserve">(</m:t>
-              </m:r>
-              <m:r>
-                <m:t xml:space="preserve">1</m:t>
-              </m:r>
-              <m:r>
-                <m:t xml:space="preserve">)</m:t>
+                <w:rPr>
+                  <w:rFonts w:ascii="Cambria Math" w:hAnsi="Cambria Math"/>
+                </w:rPr>
+                <m:t>(1)</m:t>
               </m:r>
             </m:e>
           </m:nary>
@@ -1088,8 +1080,7 @@
     </w:p>
     <w:p>
       <w:pPr>
-        <w:pStyle w:val="Normal"/>
-        <w:ind w:hanging="0"/>
+        <w:ind w:firstLine="0"/>
         <w:rPr>
           <w:lang w:val="en-GB"/>
         </w:rPr>
@@ -1103,8 +1094,7 @@
     </w:p>
     <w:p>
       <w:pPr>
-        <w:pStyle w:val="Normal"/>
-        <w:ind w:hanging="0"/>
+        <w:ind w:firstLine="0"/>
         <w:rPr>
           <w:lang w:val="en-GB"/>
         </w:rPr>
@@ -1118,8 +1108,7 @@
     </w:p>
     <w:p>
       <w:pPr>
-        <w:pStyle w:val="Normal"/>
-        <w:ind w:hanging="0"/>
+        <w:ind w:firstLine="0"/>
         <w:rPr>
           <w:lang w:val="en-GB"/>
         </w:rPr>
@@ -1133,38 +1122,33 @@
     </w:p>
     <w:p>
       <w:pPr>
-        <w:pStyle w:val="Normal"/>
-        <w:ind w:hanging="0"/>
-        <w:rPr>
-          <w:lang w:val="en-GB"/>
-        </w:rPr>
-      </w:pPr>
-      <w:r>
-        <w:rPr>
-          <w:lang w:val="en-GB"/>
-        </w:rPr>
-        <w:t xml:space="preserve"> </w:t>
-      </w:r>
-      <w:r>
-        <w:rPr>
-          <w:lang w:val="en-GB"/>
-        </w:rPr>
-        <w:t>9. Use appropriate significant figures, i.e., number of decimal places.</w:t>
-      </w:r>
-    </w:p>
-    <w:p>
-      <w:pPr>
-        <w:pStyle w:val="Normal"/>
-        <w:ind w:hanging="0"/>
-        <w:rPr>
-          <w:lang w:val="en-GB"/>
-        </w:rPr>
-      </w:pPr>
-      <w:r>
+        <w:ind w:firstLine="0"/>
+        <w:rPr>
+          <w:lang w:val="en-GB"/>
+        </w:rPr>
+      </w:pPr>
+      <w:r>
+        <w:rPr>
+          <w:lang w:val="en-GB"/>
+        </w:rPr>
+        <w:t xml:space="preserve"> 9. Use appropriate significant figures, i.e., number of decimal places.</w:t>
+      </w:r>
+    </w:p>
+    <w:p>
+      <w:pPr>
+        <w:ind w:firstLine="0"/>
+        <w:rPr>
+          <w:lang w:val="en-GB"/>
+        </w:rPr>
+      </w:pPr>
+      <w:r>
+        <w:rPr>
+          <w:noProof/>
+        </w:rPr>
         <mc:AlternateContent>
           <mc:Choice Requires="wpg">
             <w:drawing>
-              <wp:anchor distT="0" distB="0" distL="114300" distR="114300" simplePos="0" relativeHeight="2" behindDoc="0" locked="0" layoutInCell="0" allowOverlap="1" wp14:anchorId="1DDC4378">
+              <wp:anchor distT="0" distB="0" distL="114300" distR="114300" simplePos="0" relativeHeight="2" behindDoc="0" locked="0" layoutInCell="0" allowOverlap="1" wp14:anchorId="1DDC4378" wp14:editId="727AA8F5">
                 <wp:simplePos x="0" y="0"/>
                 <wp:positionH relativeFrom="column">
                   <wp:posOffset>24130</wp:posOffset>
@@ -1176,6 +1160,7 @@
                 <wp:effectExtent l="0" t="0" r="0" b="0"/>
                 <wp:wrapTopAndBottom/>
                 <wp:docPr id="1" name="Group 3"/>
+                <wp:cNvGraphicFramePr/>
                 <a:graphic xmlns:a="http://schemas.openxmlformats.org/drawingml/2006/main">
                   <a:graphicData uri="http://schemas.microsoft.com/office/word/2010/wordprocessingGroup">
                     <wpg:wgp>
@@ -1194,7 +1179,7 @@
                           <pic:cNvPicPr/>
                         </pic:nvPicPr>
                         <pic:blipFill>
-                          <a:blip r:embed="rId2"/>
+                          <a:blip r:embed="rId7"/>
                           <a:stretch/>
                         </pic:blipFill>
                         <pic:spPr>
@@ -1223,16 +1208,22 @@
                             <a:avLst/>
                           </a:prstGeom>
                           <a:solidFill>
-                            <a:srgbClr val="ffffff"/>
+                            <a:srgbClr val="FFFFFF"/>
                           </a:solidFill>
                           <a:ln w="0">
                             <a:noFill/>
                           </a:ln>
                         </wps:spPr>
                         <wps:style>
-                          <a:lnRef idx="0"/>
-                          <a:fillRef idx="0"/>
-                          <a:effectRef idx="0"/>
+                          <a:lnRef idx="0">
+                            <a:scrgbClr r="0" g="0" b="0"/>
+                          </a:lnRef>
+                          <a:fillRef idx="0">
+                            <a:scrgbClr r="0" g="0" b="0"/>
+                          </a:fillRef>
+                          <a:effectRef idx="0">
+                            <a:scrgbClr r="0" g="0" b="0"/>
+                          </a:effectRef>
                           <a:fontRef idx="minor"/>
                         </wps:style>
                         <wps:txbx>
@@ -1240,11 +1231,10 @@
                             <w:p>
                               <w:pPr>
                                 <w:pStyle w:val="Caption"/>
-                                <w:spacing w:before="0" w:after="200"/>
-                                <w:ind w:hanging="0"/>
+                                <w:ind w:firstLine="0"/>
                                 <w:rPr>
-                                  <w:i w:val="false"/>
-                                  <w:iCs w:val="false"/>
+                                  <w:i w:val="0"/>
+                                  <w:iCs w:val="0"/>
                                   <w:color w:val="auto"/>
                                   <w:sz w:val="20"/>
                                   <w:szCs w:val="20"/>
@@ -1253,8 +1243,8 @@
                               </w:pPr>
                               <w:r>
                                 <w:rPr>
-                                  <w:i w:val="false"/>
-                                  <w:iCs w:val="false"/>
+                                  <w:i w:val="0"/>
+                                  <w:iCs w:val="0"/>
                                   <w:color w:val="auto"/>
                                   <w:sz w:val="20"/>
                                   <w:szCs w:val="20"/>
@@ -1263,8 +1253,8 @@
                               </w:r>
                               <w:r>
                                 <w:rPr>
-                                  <w:i w:val="false"/>
-                                  <w:iCs w:val="false"/>
+                                  <w:i w:val="0"/>
+                                  <w:iCs w:val="0"/>
                                   <w:color w:val="auto"/>
                                   <w:sz w:val="20"/>
                                   <w:szCs w:val="20"/>
@@ -1273,8 +1263,8 @@
                               </w:r>
                               <w:r>
                                 <w:rPr>
-                                  <w:i w:val="false"/>
-                                  <w:iCs w:val="false"/>
+                                  <w:i w:val="0"/>
+                                  <w:iCs w:val="0"/>
                                   <w:color w:val="auto"/>
                                   <w:sz w:val="20"/>
                                   <w:szCs w:val="20"/>
@@ -1283,8 +1273,8 @@
                               </w:r>
                               <w:r>
                                 <w:rPr>
-                                  <w:i w:val="false"/>
-                                  <w:iCs w:val="false"/>
+                                  <w:i w:val="0"/>
+                                  <w:iCs w:val="0"/>
                                   <w:color w:val="auto"/>
                                   <w:sz w:val="20"/>
                                   <w:szCs w:val="20"/>
@@ -1293,8 +1283,8 @@
                               </w:r>
                               <w:r>
                                 <w:rPr>
-                                  <w:i w:val="false"/>
-                                  <w:iCs w:val="false"/>
+                                  <w:i w:val="0"/>
+                                  <w:iCs w:val="0"/>
                                   <w:color w:val="auto"/>
                                   <w:sz w:val="20"/>
                                   <w:szCs w:val="20"/>
@@ -1303,8 +1293,8 @@
                               </w:r>
                               <w:r>
                                 <w:rPr>
-                                  <w:i w:val="false"/>
-                                  <w:iCs w:val="false"/>
+                                  <w:i w:val="0"/>
+                                  <w:iCs w:val="0"/>
                                   <w:color w:val="auto"/>
                                   <w:sz w:val="20"/>
                                   <w:szCs w:val="20"/>
@@ -1313,8 +1303,8 @@
                               </w:r>
                               <w:r>
                                 <w:rPr>
-                                  <w:i w:val="false"/>
-                                  <w:iCs w:val="false"/>
+                                  <w:i w:val="0"/>
+                                  <w:iCs w:val="0"/>
                                   <w:color w:val="auto"/>
                                   <w:sz w:val="20"/>
                                   <w:szCs w:val="20"/>
@@ -1324,7 +1314,7 @@
                             </w:p>
                           </w:txbxContent>
                         </wps:txbx>
-                        <wps:bodyPr lIns="0" rIns="0" tIns="0" bIns="0" anchor="t">
+                        <wps:bodyPr lIns="0" tIns="0" rIns="0" bIns="0" anchor="t">
                           <a:noAutofit/>
                         </wps:bodyPr>
                       </wps:wsp>
@@ -1334,7 +1324,7 @@
               </wp:anchor>
             </w:drawing>
           </mc:Choice>
-          <mc:Fallback>
+          <mc:Fallback xmlns:pic="http://schemas.openxmlformats.org/drawingml/2006/picture">
             <w:pict>
               <v:group id="shape_0" alt="Group 3" style="position:absolute;margin-left:1.9pt;margin-top:10.4pt;width:231.4pt;height:290.45pt" coordorigin="38,208" coordsize="4628,5809">
                 <v:shapetype id="_x0000_t75" coordsize="21600,21600" o:spt="75" o:preferrelative="t" path="m@4@5l@4@11@9@11@9@5xe" filled="f" stroked="f">
@@ -1357,7 +1347,7 @@
                   <o:lock v:ext="edit" aspectratio="t"/>
                 </v:shapetype>
                 <v:shape id="shape_0" stroked="f" o:allowincell="f" style="position:absolute;left:38;top:208;width:4353;height:3056;mso-wrap-style:none;v-text-anchor:middle" type="_x0000_t75">
-                  <v:imagedata r:id="rId3" o:detectmouseclick="t"/>
+                  <v:imagedata r:id="rId8" o:detectmouseclick="t"/>
                   <v:stroke color="#3465a4" joinstyle="round" endcap="flat"/>
                   <w10:wrap type="topAndBottom"/>
                 </v:shape>
@@ -1469,8 +1459,7 @@
     </w:p>
     <w:p>
       <w:pPr>
-        <w:pStyle w:val="Normal"/>
-        <w:ind w:hanging="0"/>
+        <w:ind w:firstLine="0"/>
         <w:rPr>
           <w:lang w:val="en-GB"/>
         </w:rPr>
@@ -1484,30 +1473,56 @@
     </w:p>
     <w:p>
       <w:pPr>
-        <w:pStyle w:val="Normal"/>
-        <w:ind w:hanging="0"/>
-        <w:rPr>
-          <w:lang w:val="en-GB"/>
-        </w:rPr>
-      </w:pPr>
-      <w:r>
-        <w:rPr>
-          <w:lang w:val="en-GB"/>
-        </w:rPr>
-        <w:t>12. Note that a significant portion of the population has color perception issues and/or your article may be viewed in black and white. Color your figures accordingly.</w:t>
+        <w:ind w:firstLine="0"/>
+        <w:rPr>
+          <w:lang w:val="en-GB"/>
+        </w:rPr>
+      </w:pPr>
+      <w:r>
+        <w:rPr>
+          <w:lang w:val="en-GB"/>
+        </w:rPr>
+        <w:t xml:space="preserve">12. Note that a significant portion of the population has </w:t>
+      </w:r>
+      <w:proofErr w:type="spellStart"/>
+      <w:r>
+        <w:rPr>
+          <w:lang w:val="en-GB"/>
+        </w:rPr>
+        <w:t>color</w:t>
+      </w:r>
+      <w:proofErr w:type="spellEnd"/>
+      <w:r>
+        <w:rPr>
+          <w:lang w:val="en-GB"/>
+        </w:rPr>
+        <w:t xml:space="preserve"> perception issues and/or your article may be viewed in black and white. </w:t>
+      </w:r>
+      <w:proofErr w:type="spellStart"/>
+      <w:r>
+        <w:rPr>
+          <w:lang w:val="en-GB"/>
+        </w:rPr>
+        <w:t>Color</w:t>
+      </w:r>
+      <w:proofErr w:type="spellEnd"/>
+      <w:r>
+        <w:rPr>
+          <w:lang w:val="en-GB"/>
+        </w:rPr>
+        <w:t xml:space="preserve"> your figures accordingly.</w:t>
       </w:r>
       <w:r>
         <w:rPr>
           <w:rStyle w:val="FootnoteReference"/>
           <w:lang w:val="en-GB"/>
         </w:rPr>
-        <w:footnoteReference w:id="2"/>
-      </w:r>
-    </w:p>
-    <w:p>
-      <w:pPr>
-        <w:pStyle w:val="Normal"/>
-        <w:ind w:hanging="0"/>
+        <w:footnoteReference w:id="1"/>
+      </w:r>
+    </w:p>
+    <w:p>
+      <w:pPr>
+        <w:ind w:firstLine="0"/>
         <w:rPr>
           <w:lang w:val="en-GB"/>
         </w:rPr>
@@ -1521,8 +1536,7 @@
     </w:p>
     <w:p>
       <w:pPr>
-        <w:pStyle w:val="Normal"/>
-        <w:ind w:hanging="0"/>
+        <w:ind w:firstLine="0"/>
         <w:rPr>
           <w:lang w:val="en-GB"/>
         </w:rPr>
@@ -1536,8 +1550,7 @@
     </w:p>
     <w:p>
       <w:pPr>
-        <w:pStyle w:val="Normal"/>
-        <w:ind w:hanging="0"/>
+        <w:ind w:firstLine="0"/>
         <w:rPr>
           <w:lang w:val="en-GB"/>
         </w:rPr>
@@ -1551,9 +1564,8 @@
     </w:p>
     <w:p>
       <w:pPr>
-        <w:pStyle w:val="Normal"/>
-        <w:spacing w:before="0" w:after="240"/>
-        <w:ind w:hanging="0"/>
+        <w:spacing w:after="240"/>
+        <w:ind w:firstLine="0"/>
         <w:rPr>
           <w:lang w:val="en-GB"/>
         </w:rPr>
@@ -1569,15 +1581,8 @@
       <w:tblPr>
         <w:tblW w:w="4106" w:type="dxa"/>
         <w:jc w:val="center"/>
-        <w:tblInd w:w="0" w:type="dxa"/>
         <w:tblLayout w:type="fixed"/>
-        <w:tblCellMar>
-          <w:top w:w="0" w:type="dxa"/>
-          <w:start w:w="108" w:type="dxa"/>
-          <w:bottom w:w="0" w:type="dxa"/>
-          <w:end w:w="108" w:type="dxa"/>
-        </w:tblCellMar>
-        <w:tblLook w:val="0020" w:noHBand="0" w:noVBand="0" w:firstColumn="0" w:lastRow="0" w:lastColumn="0" w:firstRow="1"/>
+        <w:tblLook w:val="0020" w:firstRow="1" w:lastRow="0" w:firstColumn="0" w:lastColumn="0" w:noHBand="0" w:noVBand="0"/>
       </w:tblPr>
       <w:tblGrid>
         <w:gridCol w:w="2268"/>
@@ -1585,7 +1590,9 @@
         <w:gridCol w:w="706"/>
       </w:tblGrid>
       <w:tr>
-        <w:trPr/>
+        <w:trPr>
+          <w:jc w:val="center"/>
+        </w:trPr>
         <w:tc>
           <w:tcPr>
             <w:tcW w:w="2268" w:type="dxa"/>
@@ -1657,7 +1664,9 @@
         </w:tc>
       </w:tr>
       <w:tr>
-        <w:trPr/>
+        <w:trPr>
+          <w:jc w:val="center"/>
+        </w:trPr>
         <w:tc>
           <w:tcPr>
             <w:tcW w:w="2268" w:type="dxa"/>
@@ -1698,8 +1707,16 @@
               <w:rPr>
                 <w:lang w:val="en-GB"/>
               </w:rPr>
-              <w:t>14 point</w:t>
+              <w:t xml:space="preserve">14 </w:t>
             </w:r>
+            <w:proofErr w:type="gramStart"/>
+            <w:r>
+              <w:rPr>
+                <w:lang w:val="en-GB"/>
+              </w:rPr>
+              <w:t>point</w:t>
+            </w:r>
+            <w:proofErr w:type="gramEnd"/>
           </w:p>
         </w:tc>
         <w:tc>
@@ -1726,11 +1743,12 @@
         </w:tc>
       </w:tr>
       <w:tr>
-        <w:trPr/>
+        <w:trPr>
+          <w:jc w:val="center"/>
+        </w:trPr>
         <w:tc>
           <w:tcPr>
             <w:tcW w:w="2268" w:type="dxa"/>
-            <w:tcBorders/>
           </w:tcPr>
           <w:p>
             <w:pPr>
@@ -1750,7 +1768,6 @@
         <w:tc>
           <w:tcPr>
             <w:tcW w:w="1132" w:type="dxa"/>
-            <w:tcBorders/>
           </w:tcPr>
           <w:p>
             <w:pPr>
@@ -1763,14 +1780,21 @@
               <w:rPr>
                 <w:lang w:val="en-GB"/>
               </w:rPr>
-              <w:t>12 point</w:t>
+              <w:t xml:space="preserve">12 </w:t>
             </w:r>
+            <w:proofErr w:type="gramStart"/>
+            <w:r>
+              <w:rPr>
+                <w:lang w:val="en-GB"/>
+              </w:rPr>
+              <w:t>point</w:t>
+            </w:r>
+            <w:proofErr w:type="gramEnd"/>
           </w:p>
         </w:tc>
         <w:tc>
           <w:tcPr>
             <w:tcW w:w="706" w:type="dxa"/>
-            <w:tcBorders/>
           </w:tcPr>
           <w:p>
             <w:pPr>
@@ -1779,20 +1803,16 @@
                 <w:lang w:val="en-GB"/>
               </w:rPr>
             </w:pPr>
-            <w:r>
-              <w:rPr>
-                <w:lang w:val="en-GB"/>
-              </w:rPr>
-            </w:r>
           </w:p>
         </w:tc>
       </w:tr>
       <w:tr>
-        <w:trPr/>
+        <w:trPr>
+          <w:jc w:val="center"/>
+        </w:trPr>
         <w:tc>
           <w:tcPr>
             <w:tcW w:w="2268" w:type="dxa"/>
-            <w:tcBorders/>
           </w:tcPr>
           <w:p>
             <w:pPr>
@@ -1812,7 +1832,6 @@
         <w:tc>
           <w:tcPr>
             <w:tcW w:w="1132" w:type="dxa"/>
-            <w:tcBorders/>
           </w:tcPr>
           <w:p>
             <w:pPr>
@@ -1825,14 +1844,21 @@
               <w:rPr>
                 <w:lang w:val="en-GB"/>
               </w:rPr>
-              <w:t>11 point</w:t>
+              <w:t xml:space="preserve">11 </w:t>
             </w:r>
+            <w:proofErr w:type="gramStart"/>
+            <w:r>
+              <w:rPr>
+                <w:lang w:val="en-GB"/>
+              </w:rPr>
+              <w:t>point</w:t>
+            </w:r>
+            <w:proofErr w:type="gramEnd"/>
           </w:p>
         </w:tc>
         <w:tc>
           <w:tcPr>
             <w:tcW w:w="706" w:type="dxa"/>
-            <w:tcBorders/>
           </w:tcPr>
           <w:p>
             <w:pPr>
@@ -1851,11 +1877,12 @@
         </w:tc>
       </w:tr>
       <w:tr>
-        <w:trPr/>
+        <w:trPr>
+          <w:jc w:val="center"/>
+        </w:trPr>
         <w:tc>
           <w:tcPr>
             <w:tcW w:w="2268" w:type="dxa"/>
-            <w:tcBorders/>
           </w:tcPr>
           <w:p>
             <w:pPr>
@@ -1875,7 +1902,6 @@
         <w:tc>
           <w:tcPr>
             <w:tcW w:w="1132" w:type="dxa"/>
-            <w:tcBorders/>
           </w:tcPr>
           <w:p>
             <w:pPr>
@@ -1888,14 +1914,21 @@
               <w:rPr>
                 <w:lang w:val="en-GB"/>
               </w:rPr>
-              <w:t>12 point</w:t>
+              <w:t xml:space="preserve">12 </w:t>
             </w:r>
+            <w:proofErr w:type="gramStart"/>
+            <w:r>
+              <w:rPr>
+                <w:lang w:val="en-GB"/>
+              </w:rPr>
+              <w:t>point</w:t>
+            </w:r>
+            <w:proofErr w:type="gramEnd"/>
           </w:p>
         </w:tc>
         <w:tc>
           <w:tcPr>
             <w:tcW w:w="706" w:type="dxa"/>
-            <w:tcBorders/>
           </w:tcPr>
           <w:p>
             <w:pPr>
@@ -1914,11 +1947,12 @@
         </w:tc>
       </w:tr>
       <w:tr>
-        <w:trPr/>
+        <w:trPr>
+          <w:jc w:val="center"/>
+        </w:trPr>
         <w:tc>
           <w:tcPr>
             <w:tcW w:w="2268" w:type="dxa"/>
-            <w:tcBorders/>
           </w:tcPr>
           <w:p>
             <w:pPr>
@@ -1938,7 +1972,6 @@
         <w:tc>
           <w:tcPr>
             <w:tcW w:w="1132" w:type="dxa"/>
-            <w:tcBorders/>
           </w:tcPr>
           <w:p>
             <w:pPr>
@@ -1951,14 +1984,21 @@
               <w:rPr>
                 <w:lang w:val="en-GB"/>
               </w:rPr>
-              <w:t>10 point</w:t>
+              <w:t xml:space="preserve">10 </w:t>
             </w:r>
+            <w:proofErr w:type="gramStart"/>
+            <w:r>
+              <w:rPr>
+                <w:lang w:val="en-GB"/>
+              </w:rPr>
+              <w:t>point</w:t>
+            </w:r>
+            <w:proofErr w:type="gramEnd"/>
           </w:p>
         </w:tc>
         <w:tc>
           <w:tcPr>
             <w:tcW w:w="706" w:type="dxa"/>
-            <w:tcBorders/>
           </w:tcPr>
           <w:p>
             <w:pPr>
@@ -1977,11 +2017,12 @@
         </w:tc>
       </w:tr>
       <w:tr>
-        <w:trPr/>
+        <w:trPr>
+          <w:jc w:val="center"/>
+        </w:trPr>
         <w:tc>
           <w:tcPr>
             <w:tcW w:w="2268" w:type="dxa"/>
-            <w:tcBorders/>
           </w:tcPr>
           <w:p>
             <w:pPr>
@@ -2001,7 +2042,6 @@
         <w:tc>
           <w:tcPr>
             <w:tcW w:w="1132" w:type="dxa"/>
-            <w:tcBorders/>
           </w:tcPr>
           <w:p>
             <w:pPr>
@@ -2014,14 +2054,21 @@
               <w:rPr>
                 <w:lang w:val="en-GB"/>
               </w:rPr>
-              <w:t>9 point</w:t>
+              <w:t xml:space="preserve">9 </w:t>
             </w:r>
+            <w:proofErr w:type="gramStart"/>
+            <w:r>
+              <w:rPr>
+                <w:lang w:val="en-GB"/>
+              </w:rPr>
+              <w:t>point</w:t>
+            </w:r>
+            <w:proofErr w:type="gramEnd"/>
           </w:p>
         </w:tc>
         <w:tc>
           <w:tcPr>
             <w:tcW w:w="706" w:type="dxa"/>
-            <w:tcBorders/>
           </w:tcPr>
           <w:p>
             <w:pPr>
@@ -2040,7 +2087,9 @@
         </w:tc>
       </w:tr>
       <w:tr>
-        <w:trPr/>
+        <w:trPr>
+          <w:jc w:val="center"/>
+        </w:trPr>
         <w:tc>
           <w:tcPr>
             <w:tcW w:w="2268" w:type="dxa"/>
@@ -2059,6 +2108,7 @@
               <w:rPr>
                 <w:lang w:val="en-GB"/>
               </w:rPr>
+              <w:lastRenderedPageBreak/>
               <w:t>All other text</w:t>
             </w:r>
           </w:p>
@@ -2073,14 +2123,21 @@
           <w:p>
             <w:pPr>
               <w:pStyle w:val="Table"/>
-              <w:rPr/>
             </w:pPr>
             <w:r>
               <w:rPr>
                 <w:lang w:val="en-GB"/>
               </w:rPr>
-              <w:t>10 point</w:t>
+              <w:t xml:space="preserve">10 </w:t>
             </w:r>
+            <w:proofErr w:type="gramStart"/>
+            <w:r>
+              <w:rPr>
+                <w:lang w:val="en-GB"/>
+              </w:rPr>
+              <w:t>point</w:t>
+            </w:r>
+            <w:proofErr w:type="gramEnd"/>
           </w:p>
         </w:tc>
         <w:tc>
@@ -2093,50 +2150,28 @@
           <w:p>
             <w:pPr>
               <w:pStyle w:val="Table"/>
-              <w:keepNext w:val="true"/>
-              <w:rPr/>
+              <w:keepNext/>
             </w:pPr>
-            <w:r>
-              <w:rPr/>
-            </w:r>
           </w:p>
         </w:tc>
       </w:tr>
     </w:tbl>
     <w:p>
       <w:pPr>
-        <w:pStyle w:val="Normal"/>
         <w:jc w:val="center"/>
         <w:rPr>
           <w:lang w:val="en-GB"/>
         </w:rPr>
       </w:pPr>
       <w:r>
-        <w:rPr/>
         <w:t xml:space="preserve">Table </w:t>
       </w:r>
-      <w:r>
-        <w:rPr/>
-        <w:fldChar w:fldCharType="begin"/>
-      </w:r>
-      <w:r>
-        <w:rPr/>
-        <w:instrText xml:space="preserve"> SEQ Table \* ARABIC </w:instrText>
-      </w:r>
-      <w:r>
-        <w:rPr/>
-        <w:fldChar w:fldCharType="separate"/>
-      </w:r>
-      <w:r>
-        <w:rPr/>
-        <w:t>1</w:t>
-      </w:r>
-      <w:r>
-        <w:rPr/>
-        <w:fldChar w:fldCharType="end"/>
-      </w:r>
-      <w:r>
-        <w:rPr/>
+      <w:fldSimple w:instr=" SEQ Table \* ARABIC ">
+        <w:r>
+          <w:t>1</w:t>
+        </w:r>
+      </w:fldSimple>
+      <w:r>
         <w:t xml:space="preserve">.  </w:t>
       </w:r>
       <w:r>
@@ -2148,13 +2183,8 @@
     </w:p>
     <w:p>
       <w:pPr>
-        <w:pStyle w:val="Normal"/>
-        <w:ind w:hanging="0"/>
-        <w:rPr/>
-      </w:pPr>
-      <w:r>
-        <w:rPr/>
-      </w:r>
+        <w:ind w:firstLine="0"/>
+      </w:pPr>
     </w:p>
     <w:p>
       <w:pPr>
@@ -2162,45 +2192,36 @@
         <w:tabs>
           <w:tab w:val="clear" w:pos="720"/>
         </w:tabs>
-        <w:rPr/>
-      </w:pPr>
-      <w:r>
-        <w:rPr/>
+      </w:pPr>
+      <w:r>
         <w:t>3.</w:t>
+      </w:r>
+      <w:r>
         <w:tab/>
         <w:t>Results</w:t>
       </w:r>
     </w:p>
     <w:p>
       <w:pPr>
-        <w:pStyle w:val="Normal"/>
         <w:ind w:firstLine="224"/>
-        <w:rPr/>
-      </w:pPr>
-      <w:r>
-        <w:rPr/>
+      </w:pPr>
+      <w:r>
         <w:t xml:space="preserve">Present your results here. We expect this to take approximately one half to one page. Remember to report the Challenge scores (weighted accuracy metric for the murmur detection task, and cost for the clinical outcome identification task) on the training, validation, and test sets. The scores that you receive from us before the conference use the hid- den validation set, and the scores that you receive from us after the conference use the hidden test set. You can use other metrics to provide insight into your method, but you should clearly report the Challenge scores. </w:t>
       </w:r>
     </w:p>
     <w:p>
       <w:pPr>
-        <w:pStyle w:val="Normal"/>
         <w:ind w:firstLine="224"/>
-        <w:rPr/>
-      </w:pPr>
-      <w:r>
-        <w:rPr/>
+      </w:pPr>
+      <w:r>
         <w:t xml:space="preserve">You should include a table (see Tables 2) to summarize your results. Follow the guidelines detailed in the methods. Comparing your results to others in the field is important, and this should be updated after the final scores are released. Please do not change the format of the table, which allows your readers to easily compare your results with other papers. </w:t>
       </w:r>
     </w:p>
     <w:p>
       <w:pPr>
-        <w:pStyle w:val="Normal"/>
         <w:ind w:firstLine="224"/>
-        <w:rPr/>
-      </w:pPr>
-      <w:r>
-        <w:rPr/>
+      </w:pPr>
+      <w:r>
         <w:t xml:space="preserve">Do not discuss your results here – save interpretation for the next section. </w:t>
       </w:r>
     </w:p>
@@ -2208,15 +2229,8 @@
       <w:tblPr>
         <w:tblW w:w="4140" w:type="dxa"/>
         <w:jc w:val="center"/>
-        <w:tblInd w:w="0" w:type="dxa"/>
         <w:tblLayout w:type="fixed"/>
-        <w:tblCellMar>
-          <w:top w:w="0" w:type="dxa"/>
-          <w:start w:w="108" w:type="dxa"/>
-          <w:bottom w:w="0" w:type="dxa"/>
-          <w:end w:w="108" w:type="dxa"/>
-        </w:tblCellMar>
-        <w:tblLook w:val="0020" w:noHBand="0" w:noVBand="0" w:firstColumn="0" w:lastRow="0" w:lastColumn="0" w:firstRow="1"/>
+        <w:tblLook w:val="0020" w:firstRow="1" w:lastRow="0" w:firstColumn="0" w:lastColumn="0" w:noHBand="0" w:noVBand="0"/>
       </w:tblPr>
       <w:tblGrid>
         <w:gridCol w:w="1350"/>
@@ -2225,19 +2239,21 @@
         <w:gridCol w:w="898"/>
       </w:tblGrid>
       <w:tr>
-        <w:trPr/>
+        <w:trPr>
+          <w:jc w:val="center"/>
+        </w:trPr>
         <w:tc>
           <w:tcPr>
             <w:tcW w:w="1350" w:type="dxa"/>
             <w:tcBorders>
               <w:bottom w:val="single" w:sz="6" w:space="0" w:color="808080"/>
-              <w:end w:val="single" w:sz="4" w:space="0" w:color="000000"/>
+              <w:right w:val="single" w:sz="4" w:space="0" w:color="000000"/>
             </w:tcBorders>
           </w:tcPr>
           <w:p>
             <w:pPr>
               <w:pStyle w:val="Table"/>
-              <w:jc w:val="end"/>
+              <w:jc w:val="right"/>
               <w:rPr>
                 <w:lang w:val="en-GB"/>
               </w:rPr>
@@ -2254,15 +2270,15 @@
           <w:tcPr>
             <w:tcW w:w="1085" w:type="dxa"/>
             <w:tcBorders>
-              <w:start w:val="single" w:sz="4" w:space="0" w:color="000000"/>
+              <w:left w:val="single" w:sz="4" w:space="0" w:color="000000"/>
               <w:bottom w:val="single" w:sz="6" w:space="0" w:color="808080"/>
-              <w:end w:val="single" w:sz="4" w:space="0" w:color="000000"/>
+              <w:right w:val="single" w:sz="4" w:space="0" w:color="000000"/>
             </w:tcBorders>
           </w:tcPr>
           <w:p>
             <w:pPr>
               <w:pStyle w:val="Table"/>
-              <w:jc w:val="end"/>
+              <w:jc w:val="right"/>
               <w:rPr>
                 <w:lang w:val="en-GB"/>
               </w:rPr>
@@ -2279,15 +2295,15 @@
           <w:tcPr>
             <w:tcW w:w="807" w:type="dxa"/>
             <w:tcBorders>
-              <w:start w:val="single" w:sz="4" w:space="0" w:color="000000"/>
+              <w:left w:val="single" w:sz="4" w:space="0" w:color="000000"/>
               <w:bottom w:val="single" w:sz="6" w:space="0" w:color="808080"/>
-              <w:end w:val="single" w:sz="4" w:space="0" w:color="000000"/>
+              <w:right w:val="single" w:sz="4" w:space="0" w:color="000000"/>
             </w:tcBorders>
           </w:tcPr>
           <w:p>
             <w:pPr>
               <w:pStyle w:val="Table"/>
-              <w:jc w:val="end"/>
+              <w:jc w:val="right"/>
               <w:rPr>
                 <w:lang w:val="en-GB"/>
               </w:rPr>
@@ -2304,14 +2320,14 @@
           <w:tcPr>
             <w:tcW w:w="898" w:type="dxa"/>
             <w:tcBorders>
-              <w:start w:val="single" w:sz="4" w:space="0" w:color="000000"/>
+              <w:left w:val="single" w:sz="4" w:space="0" w:color="000000"/>
               <w:bottom w:val="single" w:sz="6" w:space="0" w:color="808080"/>
             </w:tcBorders>
           </w:tcPr>
           <w:p>
             <w:pPr>
               <w:pStyle w:val="Table"/>
-              <w:jc w:val="end"/>
+              <w:jc w:val="right"/>
               <w:rPr>
                 <w:lang w:val="en-GB"/>
               </w:rPr>
@@ -2326,19 +2342,21 @@
         </w:tc>
       </w:tr>
       <w:tr>
-        <w:trPr/>
+        <w:trPr>
+          <w:jc w:val="center"/>
+        </w:trPr>
         <w:tc>
           <w:tcPr>
             <w:tcW w:w="1350" w:type="dxa"/>
             <w:tcBorders>
               <w:bottom w:val="single" w:sz="12" w:space="0" w:color="808080"/>
-              <w:end w:val="single" w:sz="4" w:space="0" w:color="000000"/>
+              <w:right w:val="single" w:sz="4" w:space="0" w:color="000000"/>
             </w:tcBorders>
           </w:tcPr>
           <w:p>
             <w:pPr>
               <w:pStyle w:val="Table"/>
-              <w:jc w:val="end"/>
+              <w:jc w:val="right"/>
               <w:rPr>
                 <w:lang w:val="en-GB"/>
               </w:rPr>
@@ -2355,15 +2373,15 @@
           <w:tcPr>
             <w:tcW w:w="1085" w:type="dxa"/>
             <w:tcBorders>
-              <w:start w:val="single" w:sz="4" w:space="0" w:color="000000"/>
+              <w:left w:val="single" w:sz="4" w:space="0" w:color="000000"/>
               <w:bottom w:val="single" w:sz="12" w:space="0" w:color="808080"/>
-              <w:end w:val="single" w:sz="4" w:space="0" w:color="000000"/>
+              <w:right w:val="single" w:sz="4" w:space="0" w:color="000000"/>
             </w:tcBorders>
           </w:tcPr>
           <w:p>
             <w:pPr>
               <w:pStyle w:val="Table"/>
-              <w:jc w:val="end"/>
+              <w:jc w:val="right"/>
               <w:rPr>
                 <w:lang w:val="en-GB"/>
               </w:rPr>
@@ -2380,15 +2398,15 @@
           <w:tcPr>
             <w:tcW w:w="807" w:type="dxa"/>
             <w:tcBorders>
-              <w:start w:val="single" w:sz="4" w:space="0" w:color="000000"/>
+              <w:left w:val="single" w:sz="4" w:space="0" w:color="000000"/>
               <w:bottom w:val="single" w:sz="12" w:space="0" w:color="808080"/>
-              <w:end w:val="single" w:sz="4" w:space="0" w:color="000000"/>
+              <w:right w:val="single" w:sz="4" w:space="0" w:color="000000"/>
             </w:tcBorders>
           </w:tcPr>
           <w:p>
             <w:pPr>
               <w:pStyle w:val="Table"/>
-              <w:jc w:val="end"/>
+              <w:jc w:val="right"/>
               <w:rPr>
                 <w:lang w:val="en-GB"/>
               </w:rPr>
@@ -2405,15 +2423,15 @@
           <w:tcPr>
             <w:tcW w:w="898" w:type="dxa"/>
             <w:tcBorders>
-              <w:start w:val="single" w:sz="4" w:space="0" w:color="000000"/>
+              <w:left w:val="single" w:sz="4" w:space="0" w:color="000000"/>
               <w:bottom w:val="single" w:sz="12" w:space="0" w:color="808080"/>
             </w:tcBorders>
           </w:tcPr>
           <w:p>
             <w:pPr>
               <w:pStyle w:val="Table"/>
-              <w:keepNext w:val="true"/>
-              <w:jc w:val="end"/>
+              <w:keepNext/>
+              <w:jc w:val="right"/>
               <w:rPr>
                 <w:lang w:val="en-GB"/>
               </w:rPr>
@@ -2431,11 +2449,11 @@
     <w:p>
       <w:pPr>
         <w:pStyle w:val="Caption"/>
-        <w:ind w:hanging="0"/>
-        <w:rPr>
-          <w:i w:val="false"/>
-          <w:iCs w:val="false"/>
-          <w:color w:themeColor="text1" w:val="000000"/>
+        <w:ind w:firstLine="0"/>
+        <w:rPr>
+          <w:i w:val="0"/>
+          <w:iCs w:val="0"/>
+          <w:color w:val="000000" w:themeColor="text1"/>
           <w:sz w:val="20"/>
           <w:szCs w:val="20"/>
           <w:lang w:val="en-GB"/>
@@ -2443,9 +2461,9 @@
       </w:pPr>
       <w:r>
         <w:rPr>
-          <w:i w:val="false"/>
-          <w:iCs w:val="false"/>
-          <w:color w:themeColor="text1" w:val="000000"/>
+          <w:i w:val="0"/>
+          <w:iCs w:val="0"/>
+          <w:color w:val="000000" w:themeColor="text1"/>
           <w:sz w:val="20"/>
           <w:szCs w:val="20"/>
         </w:rPr>
@@ -2453,9 +2471,9 @@
       </w:r>
       <w:r>
         <w:rPr>
-          <w:i w:val="false"/>
-          <w:iCs w:val="false"/>
-          <w:color w:themeColor="text1" w:val="000000"/>
+          <w:i w:val="0"/>
+          <w:iCs w:val="0"/>
+          <w:color w:val="000000" w:themeColor="text1"/>
           <w:sz w:val="20"/>
           <w:szCs w:val="20"/>
           <w:lang w:val="en-GB"/>
@@ -2466,29 +2484,25 @@
     <w:p>
       <w:pPr>
         <w:pStyle w:val="Heading"/>
-        <w:rPr/>
-      </w:pPr>
-      <w:r>
-        <w:rPr/>
+      </w:pPr>
+      <w:r>
         <w:t>4.</w:t>
+      </w:r>
+      <w:r>
         <w:tab/>
         <w:t>Discussion and Conclusions</w:t>
       </w:r>
     </w:p>
     <w:p>
       <w:pPr>
-        <w:pStyle w:val="Normal"/>
         <w:ind w:firstLine="224"/>
-        <w:rPr/>
-      </w:pPr>
-      <w:r>
-        <w:rPr/>
+      </w:pPr>
+      <w:r>
         <w:t xml:space="preserve">This section can be two separate sections or one combined section. We expect this to take up one half to one page, with the references taking the remainder of the article’s four-page limit. </w:t>
       </w:r>
     </w:p>
     <w:p>
       <w:pPr>
-        <w:pStyle w:val="Normal"/>
         <w:ind w:firstLine="224"/>
         <w:rPr>
           <w:lang w:val="en-GB"/>
@@ -2503,7 +2517,6 @@
     </w:p>
     <w:p>
       <w:pPr>
-        <w:pStyle w:val="Normal"/>
         <w:ind w:firstLine="224"/>
         <w:rPr>
           <w:lang w:val="en-GB"/>
@@ -2518,7 +2531,6 @@
     </w:p>
     <w:p>
       <w:pPr>
-        <w:pStyle w:val="Normal"/>
         <w:ind w:firstLine="224"/>
         <w:rPr>
           <w:lang w:val="en-GB"/>
@@ -2533,7 +2545,6 @@
     </w:p>
     <w:p>
       <w:pPr>
-        <w:pStyle w:val="Normal"/>
         <w:ind w:firstLine="224"/>
         <w:rPr>
           <w:lang w:val="en-GB"/>
@@ -2543,12 +2554,17 @@
         <w:rPr>
           <w:lang w:val="en-GB"/>
         </w:rPr>
-        <w:t>This article has a limit of 4 pages, including the title, authors, abstract, acknowledgments, references, and an address for correspondence. If you have extra space, then we recommend that you add more detail to your methods. It should be easy to write more than 3 pages and difficult to write less than 4 pages.</w:t>
-      </w:r>
-    </w:p>
-    <w:p>
-      <w:pPr>
-        <w:pStyle w:val="Normal"/>
+        <w:t xml:space="preserve">This article has a limit of 4 pages, including the title, authors, abstract, acknowledgments, references, and an address for correspondence. If you have extra space, then </w:t>
+      </w:r>
+      <w:r>
+        <w:rPr>
+          <w:lang w:val="en-GB"/>
+        </w:rPr>
+        <w:t>we recommend that you add more detail to your methods. It should be easy to write more than 3 pages and difficult to write less than 4 pages.</w:t>
+      </w:r>
+    </w:p>
+    <w:p>
+      <w:pPr>
         <w:ind w:firstLine="224"/>
         <w:rPr>
           <w:lang w:val="en-GB"/>
@@ -2563,8 +2579,7 @@
     </w:p>
     <w:p>
       <w:pPr>
-        <w:pStyle w:val="Normal"/>
-        <w:spacing w:before="0" w:after="240"/>
+        <w:spacing w:after="240"/>
         <w:ind w:firstLine="224"/>
         <w:rPr>
           <w:lang w:val="en-GB"/>
@@ -2588,7 +2603,21 @@
         <w:rPr>
           <w:lang w:val="en-GB"/>
         </w:rPr>
-        <w:t xml:space="preserve"> carefully. Look for repetitions of the same article and capitalize all Journal Names Like This. (This is called ‘title case’.) Be sure that all abbreviations and names are capitalized. Be sure you have included the full references, including volume, issue, pages, etc. Look for errors in accents that have been introduced by copy and paste. Sloppy references make the reader think that your research is sloppy and will be rejected. Acceptance of your article is not guaranteed – it will be reviewed for all of the criteria specified in this document.</w:t>
+        <w:t xml:space="preserve"> carefully. Look for repetitions of the same article and capitalize all Journal Names Like This. (This is called ‘title case’.) Be sure that all abbreviations and names are capitalized. Be sure you have included the full references, including volume, issue, pages, etc. Look for errors in accents that have been introduced by copy and paste. Sloppy references make the reader think that your research is sloppy and will be rejected. Acceptance of your article is not guaranteed – it will be reviewed for </w:t>
+      </w:r>
+      <w:proofErr w:type="gramStart"/>
+      <w:r>
+        <w:rPr>
+          <w:lang w:val="en-GB"/>
+        </w:rPr>
+        <w:t>all of</w:t>
+      </w:r>
+      <w:proofErr w:type="gramEnd"/>
+      <w:r>
+        <w:rPr>
+          <w:lang w:val="en-GB"/>
+        </w:rPr>
+        <w:t xml:space="preserve"> the criteria specified in this document.</w:t>
       </w:r>
     </w:p>
     <w:p>
@@ -2597,44 +2626,31 @@
         <w:tabs>
           <w:tab w:val="clear" w:pos="720"/>
         </w:tabs>
-        <w:rPr/>
-      </w:pPr>
-      <w:r>
-        <w:rPr/>
+      </w:pPr>
+      <w:r>
         <w:t>Acknowledgments</w:t>
       </w:r>
     </w:p>
     <w:p>
       <w:pPr>
-        <w:pStyle w:val="Normal"/>
         <w:ind w:firstLine="224"/>
-        <w:rPr/>
-      </w:pPr>
-      <w:r>
-        <w:rPr/>
+      </w:pPr>
+      <w:r>
         <w:t xml:space="preserve">Provide any acknowledgments and conflicts of interest here. This section should include the official organization that funded you, if relevant, and anyone who contributed but not enough to gain authorship (e.g., those that provided advice, code, and non-Challenge data). </w:t>
       </w:r>
     </w:p>
     <w:p>
       <w:pPr>
-        <w:pStyle w:val="Normal"/>
         <w:ind w:firstLine="224"/>
-        <w:rPr/>
-      </w:pPr>
-      <w:r>
-        <w:rPr/>
+      </w:pPr>
+      <w:r>
         <w:t>Please do not thank the organizers of the Challenge or the providers of the Challenge data. A good paper is appreciation enough. We would rather that you added one useful line to the methods than thanked us!</w:t>
       </w:r>
     </w:p>
     <w:p>
       <w:pPr>
-        <w:pStyle w:val="Normal"/>
         <w:ind w:firstLine="224"/>
-        <w:rPr/>
-      </w:pPr>
-      <w:r>
-        <w:rPr/>
-      </w:r>
+      </w:pPr>
     </w:p>
     <w:p>
       <w:pPr>
@@ -2642,24 +2658,46 @@
         <w:tabs>
           <w:tab w:val="clear" w:pos="720"/>
         </w:tabs>
-        <w:rPr/>
-      </w:pPr>
-      <w:r>
-        <w:rPr/>
+      </w:pPr>
+      <w:r>
         <w:t>References</w:t>
       </w:r>
     </w:p>
     <w:p>
       <w:pPr>
         <w:pStyle w:val="Reference"/>
-        <w:jc w:val="start"/>
-        <w:rPr/>
-      </w:pPr>
-      <w:r>
-        <w:rPr/>
-        <w:t>[1] Goldberger AL, Amaral LA, Glass L, Hausdorff JM, Ivanov</w:t>
+        <w:jc w:val="left"/>
+      </w:pPr>
+      <w:r>
+        <w:t xml:space="preserve">[1] Goldberger AL, Amaral LA, Glass L, </w:t>
+      </w:r>
+      <w:proofErr w:type="spellStart"/>
+      <w:r>
+        <w:t>Hausdorff</w:t>
+      </w:r>
+      <w:proofErr w:type="spellEnd"/>
+      <w:r>
+        <w:t xml:space="preserve"> JM, Ivanov</w:t>
+      </w:r>
+      <w:r>
         <w:br/>
-        <w:t xml:space="preserve">PC, Mark RG, et al. PhysioBank, PhysioToolkit, and PhysioNet: Components of a New Research Resource for Complex Physiologic Signals. </w:t>
+        <w:t xml:space="preserve">PC, Mark RG, et al. </w:t>
+      </w:r>
+      <w:proofErr w:type="spellStart"/>
+      <w:r>
+        <w:t>PhysioBank</w:t>
+      </w:r>
+      <w:proofErr w:type="spellEnd"/>
+      <w:r>
+        <w:t xml:space="preserve">, </w:t>
+      </w:r>
+      <w:proofErr w:type="spellStart"/>
+      <w:r>
+        <w:t>PhysioToolkit</w:t>
+      </w:r>
+      <w:proofErr w:type="spellEnd"/>
+      <w:r>
+        <w:t xml:space="preserve">, and PhysioNet: Components of a New Research Resource for Complex Physiologic Signals. </w:t>
       </w:r>
       <w:r>
         <w:rPr>
@@ -2669,19 +2707,32 @@
         <w:t>Circulation</w:t>
       </w:r>
       <w:r>
-        <w:rPr/>
-        <w:t xml:space="preserve"> 2000;101(23):e215–e220.</w:t>
+        <w:t xml:space="preserve"> 2000;101(23</w:t>
+      </w:r>
+      <w:proofErr w:type="gramStart"/>
+      <w:r>
+        <w:t>):e</w:t>
+      </w:r>
+      <w:proofErr w:type="gramEnd"/>
+      <w:r>
+        <w:t>215–e220.</w:t>
       </w:r>
     </w:p>
     <w:p>
       <w:pPr>
         <w:pStyle w:val="Reference"/>
-        <w:jc w:val="start"/>
-        <w:rPr/>
-      </w:pPr>
-      <w:r>
-        <w:rPr/>
-        <w:t xml:space="preserve">[2] Reyna MA, Weigle A, Li Q, Koscova Z, Sun HS, Wen S, et al. Screening for Cognitive Impairment During Sleep Studies: The George B. Moody PhysioNet Challenge 2026. In </w:t>
+        <w:jc w:val="left"/>
+      </w:pPr>
+      <w:r>
+        <w:t xml:space="preserve">[2] Reyna MA, Weigle A, Li Q, </w:t>
+      </w:r>
+      <w:proofErr w:type="spellStart"/>
+      <w:r>
+        <w:t>Koscova</w:t>
+      </w:r>
+      <w:proofErr w:type="spellEnd"/>
+      <w:r>
+        <w:t xml:space="preserve"> Z, Sun HS, Wen S, et al. Screening for Cognitive Impairment During Sleep Studies: The George B. Moody PhysioNet Challenge 2026. In </w:t>
       </w:r>
       <w:r>
         <w:rPr>
@@ -2691,27 +2742,30 @@
         <w:t>Computing in Cardiology</w:t>
       </w:r>
       <w:r>
-        <w:rPr/>
         <w:t xml:space="preserve"> 2026, volume 53. 2026; 1–</w:t>
       </w:r>
       <w:r>
-        <w:rPr/>
-        <w:t>3</w:t>
-      </w:r>
-      <w:r>
-        <w:rPr/>
+        <w:t>4</w:t>
+      </w:r>
+      <w:r>
         <w:t>.</w:t>
       </w:r>
     </w:p>
     <w:p>
       <w:pPr>
         <w:pStyle w:val="Reference"/>
-        <w:jc w:val="start"/>
-        <w:rPr/>
-      </w:pPr>
-      <w:r>
-        <w:rPr/>
-        <w:t xml:space="preserve">[3] Li Q, Wen S, Sun H, Ganglberger W, Tripathi A, Turley N, et al. The Human Sleep Project: A multi-center clinical polysomnography dataset across the human lifespan. </w:t>
+        <w:jc w:val="left"/>
+      </w:pPr>
+      <w:r>
+        <w:t xml:space="preserve">[3] Li Q, Wen S, Sun H, </w:t>
+      </w:r>
+      <w:proofErr w:type="spellStart"/>
+      <w:r>
+        <w:t>Ganglberger</w:t>
+      </w:r>
+      <w:proofErr w:type="spellEnd"/>
+      <w:r>
+        <w:t xml:space="preserve"> W, Tripathi A, Turley N, et al. The Human Sleep Project: A multi-center clinical polysomnography dataset across the human lifespan. </w:t>
       </w:r>
       <w:r>
         <w:rPr>
@@ -2721,10 +2775,9 @@
         <w:t>Sleep</w:t>
       </w:r>
       <w:r>
-        <w:rPr/>
         <w:t xml:space="preserve"> 08 2026; zsag215. ISSN 0161-8105. URL </w:t>
       </w:r>
-      <w:hyperlink r:id="rId4">
+      <w:hyperlink r:id="rId9">
         <w:r>
           <w:rPr>
             <w:rStyle w:val="Hyperlink"/>
@@ -2733,17 +2786,14 @@
         </w:r>
       </w:hyperlink>
       <w:r>
-        <w:rPr/>
         <w:t>.</w:t>
       </w:r>
     </w:p>
     <w:p>
       <w:pPr>
         <w:pStyle w:val="Reference"/>
-        <w:rPr/>
-      </w:pPr>
-      <w:r>
-        <w:rPr/>
+      </w:pPr>
+      <w:r>
         <w:t xml:space="preserve">. </w:t>
       </w:r>
     </w:p>
@@ -2768,75 +2818,79 @@
           <w:lang w:val="en-US"/>
         </w:rPr>
       </w:pPr>
-      <w:r>
-        <w:rPr>
-          <w:lang w:val="en-US"/>
-        </w:rPr>
-      </w:r>
     </w:p>
     <w:p>
       <w:pPr>
         <w:pStyle w:val="AddressforCorrespondence"/>
-        <w:rPr/>
-      </w:pPr>
-      <w:r>
-        <w:rPr/>
+      </w:pPr>
+      <w:r>
         <w:t>Eve L Knievel</w:t>
       </w:r>
     </w:p>
     <w:p>
       <w:pPr>
         <w:pStyle w:val="AddressforCorrespondence"/>
-        <w:rPr/>
-      </w:pPr>
-      <w:r>
-        <w:rPr/>
+      </w:pPr>
+      <w:r>
         <w:t>123 Main Street, Any Town, Any State/Province, Any Country</w:t>
       </w:r>
     </w:p>
     <w:p>
       <w:pPr>
         <w:pStyle w:val="AddressforCorrespondence"/>
-        <w:rPr/>
-      </w:pPr>
-      <w:r>
-        <w:rPr/>
+      </w:pPr>
+      <w:r>
         <w:t>eve@example.com</w:t>
       </w:r>
     </w:p>
     <w:sectPr>
-      <w:footnotePr>
-        <w:numFmt w:val="decimal"/>
-      </w:footnotePr>
       <w:type w:val="continuous"/>
       <w:pgSz w:w="12240" w:h="15840"/>
-      <w:pgMar w:left="1224" w:right="1224" w:gutter="0" w:header="0" w:top="1440" w:footer="0" w:bottom="1440"/>
-      <w:cols w:num="2" w:space="460" w:equalWidth="true" w:sep="false"/>
-      <w:formProt w:val="false"/>
-      <w:textDirection w:val="lrTb"/>
-      <w:docGrid w:type="default" w:linePitch="100" w:charSpace="0"/>
+      <w:pgMar w:top="1440" w:right="1224" w:bottom="1440" w:left="1224" w:header="0" w:footer="0" w:gutter="0"/>
+      <w:cols w:num="2" w:space="460"/>
+      <w:formProt w:val="0"/>
+      <w:docGrid w:linePitch="100"/>
     </w:sectPr>
   </w:body>
 </w:document>
 </file>
 
+<file path=word/endnotes.xml><?xml version="1.0" encoding="utf-8"?>
+<w:endnotes xmlns:wpc="http://schemas.microsoft.com/office/word/2010/wordprocessingCanvas" xmlns:cx="http://schemas.microsoft.com/office/drawing/2014/chartex" xmlns:cx1="http://schemas.microsoft.com/office/drawing/2015/9/8/chartex" xmlns:cx2="http://schemas.microsoft.com/office/drawing/2015/10/21/chartex" xmlns:cx3="http://schemas.microsoft.com/office/drawing/2016/5/9/chartex" xmlns:cx4="http://schemas.microsoft.com/office/drawing/2016/5/10/chartex" xmlns:cx5="http://schemas.microsoft.com/office/drawing/2016/5/11/chartex" xmlns:cx6="http://schemas.microsoft.com/office/drawing/2016/5/12/chartex" xmlns:cx7="http://schemas.microsoft.com/office/drawing/2016/5/13/chartex" xmlns:cx8="http://schemas.microsoft.com/office/drawing/2016/5/14/chartex" xmlns:mc="http://schemas.openxmlformats.org/markup-compatibility/2006" xmlns:m="http://schemas.openxmlformats.org/officeDocument/2006/math" xmlns:aink="http://schemas.microsoft.com/office/drawing/2016/ink" xmlns:am3d="http://schemas.microsoft.com/office/drawing/2017/model3d" xmlns:oel="http://schemas.microsoft.com/office/2019/extlst" xmlns:r="http://schemas.openxmlformats.org/officeDocument/2006/relationships" xmlns:wp14="http://schemas.microsoft.com/office/word/2010/wordprocessingDrawing" xmlns:wp="http://schemas.openxmlformats.org/drawingml/2006/wordprocessingDrawing" xmlns:wpg="http://schemas.microsoft.com/office/word/2010/wordprocessingGroup" xmlns:wpi="http://schemas.microsoft.com/office/word/2010/wordprocessingInk" xmlns:wps="http://schemas.microsoft.com/office/word/2010/wordprocessingShape" xmlns:o="urn:schemas-microsoft-com:office:office" xmlns:v="urn:schemas-microsoft-com:vml" xmlns:w10="urn:schemas-microsoft-com:office:word" xmlns:w="http://schemas.openxmlformats.org/wordprocessingml/2006/main" xmlns:w14="http://schemas.microsoft.com/office/word/2010/wordml" xmlns:w15="http://schemas.microsoft.com/office/word/2012/wordml" xmlns:w16cex="http://schemas.microsoft.com/office/word/2018/wordml/cex" xmlns:w16cid="http://schemas.microsoft.com/office/word/2016/wordml/cid" xmlns:w16="http://schemas.microsoft.com/office/word/2018/wordml" xmlns:w16sdtdh="http://schemas.microsoft.com/office/word/2020/wordml/sdtdatahash" xmlns:w16sdtfl="http://schemas.microsoft.com/office/word/2024/wordml/sdtformatlock" xmlns:w16se="http://schemas.microsoft.com/office/word/2015/wordml/symex" xmlns:w16du="http://schemas.microsoft.com/office/word/2023/wordml/word16du" xmlns:wne="http://schemas.microsoft.com/office/word/2006/wordml" mc:Ignorable="w14 w15 w16se w16cid w16 w16cex w16sdtdh w16sdtfl w16du wp14">
+  <w:endnote w:type="separator" w:id="-1">
+    <w:p>
+      <w:r>
+        <w:separator/>
+      </w:r>
+    </w:p>
+  </w:endnote>
+  <w:endnote w:type="continuationSeparator" w:id="0">
+    <w:p>
+      <w:r>
+        <w:continuationSeparator/>
+      </w:r>
+    </w:p>
+  </w:endnote>
+</w:endnotes>
+</file>
+
 <file path=word/footnotes.xml><?xml version="1.0" encoding="utf-8"?>
-<w:footnotes xmlns:o="urn:schemas-microsoft-com:office:office" xmlns:r="http://schemas.openxmlformats.org/officeDocument/2006/relationships" xmlns:v="urn:schemas-microsoft-com:vml" xmlns:w="http://schemas.openxmlformats.org/wordprocessingml/2006/main" xmlns:w10="urn:schemas-microsoft-com:office:word" xmlns:wp="http://schemas.openxmlformats.org/drawingml/2006/wordprocessingDrawing" xmlns:pic="http://schemas.openxmlformats.org/drawingml/2006/picture" xmlns:wps="http://schemas.microsoft.com/office/word/2010/wordprocessingShape" xmlns:wpg="http://schemas.microsoft.com/office/word/2010/wordprocessingGroup" xmlns:mc="http://schemas.openxmlformats.org/markup-compatibility/2006" xmlns:wp14="http://schemas.microsoft.com/office/word/2010/wordprocessingDrawing" xmlns:w14="http://schemas.microsoft.com/office/word/2010/wordml" xmlns:w15="http://schemas.microsoft.com/office/word/2012/wordml" mc:Ignorable="w14 wp14 w15">
-  <w:footnote w:id="0" w:type="separator">
+<w:footnotes xmlns:wpc="http://schemas.microsoft.com/office/word/2010/wordprocessingCanvas" xmlns:cx="http://schemas.microsoft.com/office/drawing/2014/chartex" xmlns:cx1="http://schemas.microsoft.com/office/drawing/2015/9/8/chartex" xmlns:cx2="http://schemas.microsoft.com/office/drawing/2015/10/21/chartex" xmlns:cx3="http://schemas.microsoft.com/office/drawing/2016/5/9/chartex" xmlns:cx4="http://schemas.microsoft.com/office/drawing/2016/5/10/chartex" xmlns:cx5="http://schemas.microsoft.com/office/drawing/2016/5/11/chartex" xmlns:cx6="http://schemas.microsoft.com/office/drawing/2016/5/12/chartex" xmlns:cx7="http://schemas.microsoft.com/office/drawing/2016/5/13/chartex" xmlns:cx8="http://schemas.microsoft.com/office/drawing/2016/5/14/chartex" xmlns:mc="http://schemas.openxmlformats.org/markup-compatibility/2006" xmlns:m="http://schemas.openxmlformats.org/officeDocument/2006/math" xmlns:aink="http://schemas.microsoft.com/office/drawing/2016/ink" xmlns:am3d="http://schemas.microsoft.com/office/drawing/2017/model3d" xmlns:oel="http://schemas.microsoft.com/office/2019/extlst" xmlns:r="http://schemas.openxmlformats.org/officeDocument/2006/relationships" xmlns:wp14="http://schemas.microsoft.com/office/word/2010/wordprocessingDrawing" xmlns:wp="http://schemas.openxmlformats.org/drawingml/2006/wordprocessingDrawing" xmlns:wpg="http://schemas.microsoft.com/office/word/2010/wordprocessingGroup" xmlns:wpi="http://schemas.microsoft.com/office/word/2010/wordprocessingInk" xmlns:wps="http://schemas.microsoft.com/office/word/2010/wordprocessingShape" xmlns:o="urn:schemas-microsoft-com:office:office" xmlns:v="urn:schemas-microsoft-com:vml" xmlns:w10="urn:schemas-microsoft-com:office:word" xmlns:w="http://schemas.openxmlformats.org/wordprocessingml/2006/main" xmlns:w14="http://schemas.microsoft.com/office/word/2010/wordml" xmlns:w15="http://schemas.microsoft.com/office/word/2012/wordml" xmlns:w16cex="http://schemas.microsoft.com/office/word/2018/wordml/cex" xmlns:w16cid="http://schemas.microsoft.com/office/word/2016/wordml/cid" xmlns:w16="http://schemas.microsoft.com/office/word/2018/wordml" xmlns:w16sdtdh="http://schemas.microsoft.com/office/word/2020/wordml/sdtdatahash" xmlns:w16sdtfl="http://schemas.microsoft.com/office/word/2024/wordml/sdtformatlock" xmlns:w16se="http://schemas.microsoft.com/office/word/2015/wordml/symex" xmlns:w16du="http://schemas.microsoft.com/office/word/2023/wordml/word16du" xmlns:wne="http://schemas.microsoft.com/office/word/2006/wordml" mc:Ignorable="w14 w15 w16se w16cid w16 w16cex w16sdtdh w16sdtfl w16du wp14">
+  <w:footnote w:type="separator" w:id="-1">
     <w:p>
       <w:r>
         <w:separator/>
       </w:r>
     </w:p>
   </w:footnote>
-  <w:footnote w:id="1" w:type="continuationSeparator">
+  <w:footnote w:type="continuationSeparator" w:id="0">
     <w:p>
       <w:r>
         <w:continuationSeparator/>
       </w:r>
     </w:p>
   </w:footnote>
-  <w:footnote w:id="2">
+  <w:footnote w:id="1">
     <w:p>
       <w:pPr>
         <w:pStyle w:val="FootnoteText"/>
@@ -2853,7 +2907,6 @@
         <w:footnoteRef/>
       </w:r>
       <w:r>
-        <w:rPr/>
         <w:t xml:space="preserve"> </w:t>
       </w:r>
       <w:r>
@@ -2879,45 +2932,42 @@
     <w:p>
       <w:pPr>
         <w:pStyle w:val="FootnoteText"/>
-        <w:ind w:hanging="0"/>
+        <w:ind w:firstLine="0"/>
         <w:rPr>
           <w:lang w:val="en-AU"/>
         </w:rPr>
       </w:pPr>
-      <w:r>
-        <w:rPr/>
-      </w:r>
     </w:p>
   </w:footnote>
 </w:footnotes>
 </file>
 
 <file path=word/styles.xml><?xml version="1.0" encoding="utf-8"?>
-<w:styles xmlns:w="http://schemas.openxmlformats.org/wordprocessingml/2006/main" xmlns:w14="http://schemas.microsoft.com/office/word/2010/wordml" xmlns:mc="http://schemas.openxmlformats.org/markup-compatibility/2006" mc:Ignorable="w14">
+<w:styles xmlns:mc="http://schemas.openxmlformats.org/markup-compatibility/2006" xmlns:r="http://schemas.openxmlformats.org/officeDocument/2006/relationships" xmlns:w="http://schemas.openxmlformats.org/wordprocessingml/2006/main" xmlns:w14="http://schemas.microsoft.com/office/word/2010/wordml" xmlns:w15="http://schemas.microsoft.com/office/word/2012/wordml" xmlns:w16cex="http://schemas.microsoft.com/office/word/2018/wordml/cex" xmlns:w16cid="http://schemas.microsoft.com/office/word/2016/wordml/cid" xmlns:w16="http://schemas.microsoft.com/office/word/2018/wordml" xmlns:w16sdtdh="http://schemas.microsoft.com/office/word/2020/wordml/sdtdatahash" xmlns:w16sdtfl="http://schemas.microsoft.com/office/word/2024/wordml/sdtformatlock" xmlns:w16se="http://schemas.microsoft.com/office/word/2015/wordml/symex" xmlns:w16du="http://schemas.microsoft.com/office/word/2023/wordml/word16du" mc:Ignorable="w14 w15 w16se w16cid w16 w16cex w16sdtdh w16sdtfl w16du">
   <w:docDefaults>
     <w:rPrDefault>
       <w:rPr>
-        <w:rFonts w:ascii="Times New Roman" w:hAnsi="Times New Roman" w:eastAsia="Times New Roman" w:cs="Times New Roman"/>
+        <w:rFonts w:ascii="Times New Roman" w:eastAsia="Times New Roman" w:hAnsi="Times New Roman" w:cs="Times New Roman"/>
         <w:lang w:val="en-US" w:eastAsia="en-US" w:bidi="ar-SA"/>
       </w:rPr>
     </w:rPrDefault>
     <w:pPrDefault>
       <w:pPr>
-        <w:suppressAutoHyphens w:val="true"/>
+        <w:suppressAutoHyphens/>
       </w:pPr>
     </w:pPrDefault>
   </w:docDefaults>
   <w:latentStyles w:defLockedState="0" w:defUIPriority="99" w:defSemiHidden="0" w:defUnhideWhenUsed="0" w:defQFormat="0" w:count="376">
     <w:lsdException w:name="Normal" w:uiPriority="0" w:qFormat="1"/>
     <w:lsdException w:name="heading 1" w:uiPriority="9" w:qFormat="1"/>
-    <w:lsdException w:name="heading 2" w:uiPriority="9" w:semiHidden="1" w:unhideWhenUsed="1" w:qFormat="1"/>
-    <w:lsdException w:name="heading 3" w:uiPriority="9" w:semiHidden="1" w:unhideWhenUsed="1" w:qFormat="1"/>
-    <w:lsdException w:name="heading 4" w:uiPriority="9" w:semiHidden="1" w:unhideWhenUsed="1" w:qFormat="1"/>
-    <w:lsdException w:name="heading 5" w:uiPriority="9" w:semiHidden="1" w:unhideWhenUsed="1" w:qFormat="1"/>
-    <w:lsdException w:name="heading 6" w:uiPriority="9" w:semiHidden="1" w:unhideWhenUsed="1" w:qFormat="1"/>
-    <w:lsdException w:name="heading 7" w:uiPriority="9" w:semiHidden="1" w:unhideWhenUsed="1" w:qFormat="1"/>
-    <w:lsdException w:name="heading 8" w:uiPriority="9" w:semiHidden="1" w:unhideWhenUsed="1" w:qFormat="1"/>
-    <w:lsdException w:name="heading 9" w:uiPriority="9" w:semiHidden="1" w:unhideWhenUsed="1" w:qFormat="1"/>
+    <w:lsdException w:name="heading 2" w:semiHidden="1" w:uiPriority="9" w:unhideWhenUsed="1" w:qFormat="1"/>
+    <w:lsdException w:name="heading 3" w:semiHidden="1" w:uiPriority="9" w:unhideWhenUsed="1" w:qFormat="1"/>
+    <w:lsdException w:name="heading 4" w:semiHidden="1" w:uiPriority="9" w:unhideWhenUsed="1" w:qFormat="1"/>
+    <w:lsdException w:name="heading 5" w:semiHidden="1" w:uiPriority="9" w:unhideWhenUsed="1" w:qFormat="1"/>
+    <w:lsdException w:name="heading 6" w:semiHidden="1" w:uiPriority="9" w:unhideWhenUsed="1" w:qFormat="1"/>
+    <w:lsdException w:name="heading 7" w:semiHidden="1" w:uiPriority="9" w:unhideWhenUsed="1" w:qFormat="1"/>
+    <w:lsdException w:name="heading 8" w:semiHidden="1" w:uiPriority="9" w:unhideWhenUsed="1" w:qFormat="1"/>
+    <w:lsdException w:name="heading 9" w:semiHidden="1" w:uiPriority="9" w:unhideWhenUsed="1" w:qFormat="1"/>
     <w:lsdException w:name="index 1" w:semiHidden="1" w:unhideWhenUsed="1"/>
     <w:lsdException w:name="index 2" w:semiHidden="1" w:unhideWhenUsed="1"/>
     <w:lsdException w:name="index 3" w:semiHidden="1" w:unhideWhenUsed="1"/>
@@ -2927,22 +2977,22 @@
     <w:lsdException w:name="index 7" w:semiHidden="1" w:unhideWhenUsed="1"/>
     <w:lsdException w:name="index 8" w:semiHidden="1" w:unhideWhenUsed="1"/>
     <w:lsdException w:name="index 9" w:semiHidden="1" w:unhideWhenUsed="1"/>
-    <w:lsdException w:name="toc 1" w:uiPriority="39" w:semiHidden="1" w:unhideWhenUsed="1"/>
-    <w:lsdException w:name="toc 2" w:uiPriority="39" w:semiHidden="1" w:unhideWhenUsed="1"/>
-    <w:lsdException w:name="toc 3" w:uiPriority="39" w:semiHidden="1" w:unhideWhenUsed="1"/>
-    <w:lsdException w:name="toc 4" w:uiPriority="39" w:semiHidden="1" w:unhideWhenUsed="1"/>
-    <w:lsdException w:name="toc 5" w:uiPriority="39" w:semiHidden="1" w:unhideWhenUsed="1"/>
-    <w:lsdException w:name="toc 6" w:uiPriority="39" w:semiHidden="1" w:unhideWhenUsed="1"/>
-    <w:lsdException w:name="toc 7" w:uiPriority="39" w:semiHidden="1" w:unhideWhenUsed="1"/>
-    <w:lsdException w:name="toc 8" w:uiPriority="39" w:semiHidden="1" w:unhideWhenUsed="1"/>
-    <w:lsdException w:name="toc 9" w:uiPriority="39" w:semiHidden="1" w:unhideWhenUsed="1"/>
+    <w:lsdException w:name="toc 1" w:semiHidden="1" w:uiPriority="39" w:unhideWhenUsed="1"/>
+    <w:lsdException w:name="toc 2" w:semiHidden="1" w:uiPriority="39" w:unhideWhenUsed="1"/>
+    <w:lsdException w:name="toc 3" w:semiHidden="1" w:uiPriority="39" w:unhideWhenUsed="1"/>
+    <w:lsdException w:name="toc 4" w:semiHidden="1" w:uiPriority="39" w:unhideWhenUsed="1"/>
+    <w:lsdException w:name="toc 5" w:semiHidden="1" w:uiPriority="39" w:unhideWhenUsed="1"/>
+    <w:lsdException w:name="toc 6" w:semiHidden="1" w:uiPriority="39" w:unhideWhenUsed="1"/>
+    <w:lsdException w:name="toc 7" w:semiHidden="1" w:uiPriority="39" w:unhideWhenUsed="1"/>
+    <w:lsdException w:name="toc 8" w:semiHidden="1" w:uiPriority="39" w:unhideWhenUsed="1"/>
+    <w:lsdException w:name="toc 9" w:semiHidden="1" w:uiPriority="39" w:unhideWhenUsed="1"/>
     <w:lsdException w:name="Normal Indent" w:semiHidden="1" w:unhideWhenUsed="1"/>
     <w:lsdException w:name="footnote text" w:semiHidden="1" w:unhideWhenUsed="1"/>
     <w:lsdException w:name="annotation text" w:semiHidden="1" w:unhideWhenUsed="1"/>
     <w:lsdException w:name="header" w:semiHidden="1" w:unhideWhenUsed="1"/>
     <w:lsdException w:name="footer" w:semiHidden="1" w:unhideWhenUsed="1"/>
     <w:lsdException w:name="index heading" w:semiHidden="1" w:unhideWhenUsed="1"/>
-    <w:lsdException w:name="caption" w:uiPriority="35" w:semiHidden="1" w:unhideWhenUsed="1" w:qFormat="1"/>
+    <w:lsdException w:name="caption" w:semiHidden="1" w:uiPriority="35" w:unhideWhenUsed="1" w:qFormat="1"/>
     <w:lsdException w:name="table of figures" w:semiHidden="1" w:unhideWhenUsed="1"/>
     <w:lsdException w:name="envelope address" w:semiHidden="1" w:unhideWhenUsed="1"/>
     <w:lsdException w:name="envelope return" w:semiHidden="1" w:unhideWhenUsed="1"/>
@@ -2973,7 +3023,7 @@
     <w:lsdException w:name="Title" w:uiPriority="10" w:qFormat="1"/>
     <w:lsdException w:name="Closing" w:semiHidden="1" w:unhideWhenUsed="1"/>
     <w:lsdException w:name="Signature" w:semiHidden="1" w:unhideWhenUsed="1"/>
-    <w:lsdException w:name="Default Paragraph Font" w:uiPriority="1" w:semiHidden="1" w:unhideWhenUsed="1"/>
+    <w:lsdException w:name="Default Paragraph Font" w:semiHidden="1" w:uiPriority="1" w:unhideWhenUsed="1"/>
     <w:lsdException w:name="Body Text" w:semiHidden="1" w:unhideWhenUsed="1"/>
     <w:lsdException w:name="Body Text Indent" w:semiHidden="1" w:unhideWhenUsed="1"/>
     <w:lsdException w:name="List Continue" w:semiHidden="1" w:unhideWhenUsed="1"/>
@@ -3173,8 +3223,8 @@
     <w:lsdException w:name="Subtle Reference" w:uiPriority="31" w:qFormat="1"/>
     <w:lsdException w:name="Intense Reference" w:uiPriority="32" w:qFormat="1"/>
     <w:lsdException w:name="Book Title" w:uiPriority="33" w:qFormat="1"/>
-    <w:lsdException w:name="Bibliography" w:uiPriority="37" w:semiHidden="1" w:unhideWhenUsed="1"/>
-    <w:lsdException w:name="TOC Heading" w:uiPriority="39" w:semiHidden="1" w:unhideWhenUsed="1" w:qFormat="1"/>
+    <w:lsdException w:name="Bibliography" w:semiHidden="1" w:uiPriority="37" w:unhideWhenUsed="1"/>
+    <w:lsdException w:name="TOC Heading" w:semiHidden="1" w:uiPriority="39" w:unhideWhenUsed="1" w:qFormat="1"/>
     <w:lsdException w:name="Grid Table 4" w:uiPriority="49"/>
     <w:lsdException w:name="Grid Table 5 Dark" w:uiPriority="50"/>
     <w:lsdException w:name="Grid Table 6 Colorful" w:uiPriority="51"/>
@@ -3276,35 +3326,24 @@
     <w:lsdException w:name="Unresolved Mention" w:semiHidden="1" w:unhideWhenUsed="1"/>
     <w:lsdException w:name="Smart Link" w:semiHidden="1" w:unhideWhenUsed="1"/>
   </w:latentStyles>
-  <w:style w:type="paragraph" w:styleId="Normal" w:default="1">
+  <w:style w:type="paragraph" w:default="1" w:styleId="Normal">
     <w:name w:val="Normal"/>
     <w:qFormat/>
-    <w:rsid w:val="007a5360"/>
+    <w:rsid w:val="007A5360"/>
     <w:pPr>
-      <w:widowControl w:val="false"/>
-      <w:suppressAutoHyphens w:val="true"/>
-      <w:bidi w:val="0"/>
-      <w:spacing w:before="0" w:after="0"/>
+      <w:widowControl w:val="0"/>
       <w:ind w:firstLine="230"/>
       <w:jc w:val="both"/>
     </w:pPr>
-    <w:rPr>
-      <w:rFonts w:ascii="Times New Roman" w:hAnsi="Times New Roman" w:eastAsia="Times New Roman" w:cs="Times New Roman"/>
-      <w:color w:val="auto"/>
-      <w:kern w:val="0"/>
-      <w:sz w:val="20"/>
-      <w:szCs w:val="20"/>
-      <w:lang w:val="en-US" w:eastAsia="en-US" w:bidi="ar-SA"/>
-    </w:rPr>
   </w:style>
   <w:style w:type="paragraph" w:styleId="Heading1">
     <w:name w:val="heading 1"/>
     <w:basedOn w:val="Normal"/>
     <w:next w:val="Normal"/>
     <w:qFormat/>
-    <w:rsid w:val="007a5360"/>
+    <w:rsid w:val="007A5360"/>
     <w:pPr>
-      <w:keepNext w:val="true"/>
+      <w:keepNext/>
       <w:spacing w:before="240" w:after="60"/>
       <w:outlineLvl w:val="0"/>
     </w:pPr>
@@ -3315,21 +3354,41 @@
       <w:sz w:val="28"/>
     </w:rPr>
   </w:style>
-  <w:style w:type="character" w:styleId="DefaultParagraphFont" w:default="1">
+  <w:style w:type="character" w:default="1" w:styleId="DefaultParagraphFont">
     <w:name w:val="Default Paragraph Font"/>
     <w:uiPriority w:val="1"/>
+    <w:semiHidden/>
     <w:unhideWhenUsed/>
-    <w:qFormat/>
-    <w:rPr/>
-  </w:style>
-  <w:style w:type="character" w:styleId="BalloonTextChar" w:customStyle="1">
+  </w:style>
+  <w:style w:type="table" w:default="1" w:styleId="TableNormal">
+    <w:name w:val="Normal Table"/>
+    <w:uiPriority w:val="99"/>
+    <w:semiHidden/>
+    <w:unhideWhenUsed/>
+    <w:tblPr>
+      <w:tblInd w:w="0" w:type="dxa"/>
+      <w:tblCellMar>
+        <w:top w:w="0" w:type="dxa"/>
+        <w:left w:w="108" w:type="dxa"/>
+        <w:bottom w:w="0" w:type="dxa"/>
+        <w:right w:w="108" w:type="dxa"/>
+      </w:tblCellMar>
+    </w:tblPr>
+  </w:style>
+  <w:style w:type="numbering" w:default="1" w:styleId="NoList">
+    <w:name w:val="No List"/>
+    <w:uiPriority w:val="99"/>
+    <w:semiHidden/>
+    <w:unhideWhenUsed/>
+  </w:style>
+  <w:style w:type="character" w:customStyle="1" w:styleId="BalloonTextChar">
     <w:name w:val="Balloon Text Char"/>
     <w:basedOn w:val="DefaultParagraphFont"/>
     <w:link w:val="BalloonText"/>
     <w:uiPriority w:val="99"/>
     <w:semiHidden/>
     <w:qFormat/>
-    <w:rsid w:val="008c5c71"/>
+    <w:rsid w:val="008C5C71"/>
     <w:rPr>
       <w:rFonts w:ascii="Lucida Grande" w:hAnsi="Lucida Grande"/>
       <w:sz w:val="18"/>
@@ -3343,33 +3402,33 @@
     <w:semiHidden/>
     <w:unhideWhenUsed/>
     <w:qFormat/>
-    <w:rsid w:val="008c5c71"/>
+    <w:rsid w:val="008C5C71"/>
     <w:rPr>
       <w:sz w:val="18"/>
       <w:szCs w:val="18"/>
     </w:rPr>
   </w:style>
-  <w:style w:type="character" w:styleId="CommentTextChar" w:customStyle="1">
+  <w:style w:type="character" w:customStyle="1" w:styleId="CommentTextChar">
     <w:name w:val="Comment Text Char"/>
     <w:basedOn w:val="DefaultParagraphFont"/>
     <w:link w:val="CommentText"/>
     <w:uiPriority w:val="99"/>
     <w:semiHidden/>
     <w:qFormat/>
-    <w:rsid w:val="008c5c71"/>
+    <w:rsid w:val="008C5C71"/>
     <w:rPr>
       <w:sz w:val="24"/>
       <w:szCs w:val="24"/>
     </w:rPr>
   </w:style>
-  <w:style w:type="character" w:styleId="CommentSubjectChar" w:customStyle="1">
+  <w:style w:type="character" w:customStyle="1" w:styleId="CommentSubjectChar">
     <w:name w:val="Comment Subject Char"/>
     <w:basedOn w:val="CommentTextChar"/>
-    <w:link w:val="annotationsubject"/>
+    <w:link w:val="CommentSubject"/>
     <w:uiPriority w:val="99"/>
     <w:semiHidden/>
     <w:qFormat/>
-    <w:rsid w:val="008c5c71"/>
+    <w:rsid w:val="008C5C71"/>
     <w:rPr>
       <w:b/>
       <w:bCs/>
@@ -3377,25 +3436,23 @@
       <w:szCs w:val="24"/>
     </w:rPr>
   </w:style>
-  <w:style w:type="character" w:styleId="HeaderChar" w:customStyle="1">
+  <w:style w:type="character" w:customStyle="1" w:styleId="HeaderChar">
     <w:name w:val="Header Char"/>
     <w:basedOn w:val="DefaultParagraphFont"/>
     <w:link w:val="Header"/>
     <w:uiPriority w:val="99"/>
     <w:qFormat/>
     <w:rsid w:val="00982849"/>
-    <w:rPr/>
-  </w:style>
-  <w:style w:type="character" w:styleId="FooterChar" w:customStyle="1">
+  </w:style>
+  <w:style w:type="character" w:customStyle="1" w:styleId="FooterChar">
     <w:name w:val="Footer Char"/>
     <w:basedOn w:val="DefaultParagraphFont"/>
     <w:link w:val="Footer"/>
     <w:uiPriority w:val="99"/>
     <w:qFormat/>
     <w:rsid w:val="00982849"/>
-    <w:rPr/>
-  </w:style>
-  <w:style w:type="character" w:styleId="FootnoteTextChar" w:customStyle="1">
+  </w:style>
+  <w:style w:type="character" w:customStyle="1" w:styleId="FootnoteTextChar">
     <w:name w:val="Footnote Text Char"/>
     <w:basedOn w:val="DefaultParagraphFont"/>
     <w:link w:val="FootnoteText"/>
@@ -3403,9 +3460,8 @@
     <w:semiHidden/>
     <w:qFormat/>
     <w:rsid w:val="00982849"/>
-    <w:rPr/>
-  </w:style>
-  <w:style w:type="character" w:styleId="FootnoteCharacters">
+  </w:style>
+  <w:style w:type="character" w:customStyle="1" w:styleId="FootnoteCharacters">
     <w:name w:val="Footnote Characters"/>
     <w:uiPriority w:val="99"/>
     <w:semiHidden/>
@@ -3416,7 +3472,7 @@
       <w:vertAlign w:val="superscript"/>
     </w:rPr>
   </w:style>
-  <w:style w:type="character" w:styleId="FootnoteCharactersuser">
+  <w:style w:type="character" w:customStyle="1" w:styleId="FootnoteCharactersuser">
     <w:name w:val="Footnote Characters (user)"/>
     <w:qFormat/>
     <w:rPr>
@@ -3434,7 +3490,7 @@
     <w:basedOn w:val="DefaultParagraphFont"/>
     <w:uiPriority w:val="67"/>
     <w:qFormat/>
-    <w:rsid w:val="00d3461a"/>
+    <w:rsid w:val="00D3461A"/>
     <w:rPr>
       <w:color w:val="808080"/>
     </w:rPr>
@@ -3444,9 +3500,9 @@
     <w:basedOn w:val="DefaultParagraphFont"/>
     <w:uiPriority w:val="99"/>
     <w:unhideWhenUsed/>
-    <w:rsid w:val="001345d3"/>
+    <w:rsid w:val="001345D3"/>
     <w:rPr>
-      <w:color w:themeColor="hyperlink" w:val="0000FF"/>
+      <w:color w:val="0000FF" w:themeColor="hyperlink"/>
       <w:u w:val="single"/>
     </w:rPr>
   </w:style>
@@ -3457,23 +3513,22 @@
     <w:semiHidden/>
     <w:unhideWhenUsed/>
     <w:qFormat/>
-    <w:rsid w:val="001345d3"/>
+    <w:rsid w:val="001345D3"/>
     <w:rPr>
       <w:color w:val="605E5C"/>
-      <w:shd w:fill="E1DFDD" w:val="clear"/>
+      <w:shd w:val="clear" w:color="auto" w:fill="E1DFDD"/>
     </w:rPr>
   </w:style>
-  <w:style w:type="character" w:styleId="EndnoteCharactersuser">
+  <w:style w:type="character" w:customStyle="1" w:styleId="EndnoteCharactersuser">
     <w:name w:val="Endnote Characters (user)"/>
     <w:qFormat/>
     <w:rPr>
       <w:vertAlign w:val="superscript"/>
     </w:rPr>
   </w:style>
-  <w:style w:type="character" w:styleId="EndnoteCharacters">
+  <w:style w:type="character" w:customStyle="1" w:styleId="EndnoteCharacters">
     <w:name w:val="Endnote Characters"/>
     <w:qFormat/>
-    <w:rPr/>
   </w:style>
   <w:style w:type="character" w:styleId="EndnoteReference">
     <w:name w:val="endnote reference"/>
@@ -3481,18 +3536,18 @@
       <w:vertAlign w:val="superscript"/>
     </w:rPr>
   </w:style>
-  <w:style w:type="paragraph" w:styleId="Heading" w:customStyle="1">
+  <w:style w:type="paragraph" w:customStyle="1" w:styleId="Heading">
     <w:name w:val="Heading"/>
     <w:basedOn w:val="Normal"/>
     <w:next w:val="Normal"/>
     <w:qFormat/>
-    <w:rsid w:val="007a5360"/>
+    <w:rsid w:val="007A5360"/>
     <w:pPr>
       <w:tabs>
-        <w:tab w:val="left" w:pos="720" w:leader="none"/>
+        <w:tab w:val="left" w:pos="720"/>
       </w:tabs>
-      <w:spacing w:before="0" w:after="240"/>
-      <w:ind w:hanging="0"/>
+      <w:spacing w:after="240"/>
+      <w:ind w:firstLine="0"/>
     </w:pPr>
     <w:rPr>
       <w:b/>
@@ -3503,14 +3558,12 @@
     <w:name w:val="Body Text"/>
     <w:basedOn w:val="Normal"/>
     <w:pPr>
-      <w:spacing w:lineRule="auto" w:line="276" w:before="0" w:after="140"/>
+      <w:spacing w:after="140" w:line="276" w:lineRule="auto"/>
     </w:pPr>
-    <w:rPr/>
   </w:style>
   <w:style w:type="paragraph" w:styleId="List">
     <w:name w:val="List"/>
     <w:basedOn w:val="BodyText"/>
-    <w:pPr/>
     <w:rPr>
       <w:rFonts w:cs="Noto Sans Devanagari"/>
     </w:rPr>
@@ -3522,19 +3575,19 @@
     <w:uiPriority w:val="35"/>
     <w:unhideWhenUsed/>
     <w:qFormat/>
-    <w:rsid w:val="008a79f3"/>
+    <w:rsid w:val="008A79F3"/>
     <w:pPr>
-      <w:spacing w:before="0" w:after="200"/>
+      <w:spacing w:after="200"/>
     </w:pPr>
     <w:rPr>
       <w:i/>
       <w:iCs/>
-      <w:color w:themeColor="text2" w:val="1F497D"/>
+      <w:color w:val="1F497D" w:themeColor="text2"/>
       <w:sz w:val="18"/>
       <w:szCs w:val="18"/>
     </w:rPr>
   </w:style>
-  <w:style w:type="paragraph" w:styleId="Index">
+  <w:style w:type="paragraph" w:customStyle="1" w:styleId="Index">
     <w:name w:val="Index"/>
     <w:basedOn w:val="Normal"/>
     <w:qFormat/>
@@ -3545,15 +3598,15 @@
       <w:rFonts w:cs="Noto Sans Devanagari"/>
     </w:rPr>
   </w:style>
-  <w:style w:type="paragraph" w:styleId="PaperTitle" w:customStyle="1">
+  <w:style w:type="paragraph" w:customStyle="1" w:styleId="PaperTitle">
     <w:name w:val="Paper Title"/>
     <w:basedOn w:val="Normal"/>
     <w:next w:val="AuthorLine"/>
     <w:qFormat/>
-    <w:rsid w:val="007a5360"/>
+    <w:rsid w:val="007A5360"/>
     <w:pPr>
       <w:spacing w:before="567" w:after="280"/>
-      <w:ind w:hanging="0"/>
+      <w:ind w:firstLine="0"/>
       <w:jc w:val="center"/>
     </w:pPr>
     <w:rPr>
@@ -3561,42 +3614,42 @@
       <w:sz w:val="28"/>
     </w:rPr>
   </w:style>
-  <w:style w:type="paragraph" w:styleId="AuthorLine" w:customStyle="1">
+  <w:style w:type="paragraph" w:customStyle="1" w:styleId="AuthorLine">
     <w:name w:val="Author Line"/>
     <w:basedOn w:val="Normal"/>
     <w:next w:val="InstitutionLine"/>
     <w:qFormat/>
-    <w:rsid w:val="007a5360"/>
+    <w:rsid w:val="007A5360"/>
     <w:pPr>
-      <w:spacing w:before="0" w:after="280"/>
-      <w:ind w:hanging="0"/>
+      <w:spacing w:after="280"/>
+      <w:ind w:firstLine="0"/>
       <w:jc w:val="center"/>
     </w:pPr>
     <w:rPr>
       <w:sz w:val="24"/>
     </w:rPr>
   </w:style>
-  <w:style w:type="paragraph" w:styleId="InstitutionLine" w:customStyle="1">
+  <w:style w:type="paragraph" w:customStyle="1" w:styleId="InstitutionLine">
     <w:name w:val="Institution Line"/>
     <w:basedOn w:val="Normal"/>
     <w:next w:val="AbstractHeading"/>
     <w:qFormat/>
-    <w:rsid w:val="007a5360"/>
+    <w:rsid w:val="007A5360"/>
     <w:pPr>
-      <w:spacing w:before="0" w:after="480"/>
-      <w:ind w:hanging="0"/>
+      <w:spacing w:after="480"/>
+      <w:ind w:firstLine="0"/>
       <w:jc w:val="center"/>
     </w:pPr>
     <w:rPr>
       <w:sz w:val="24"/>
     </w:rPr>
   </w:style>
-  <w:style w:type="paragraph" w:styleId="AbstractHeading" w:customStyle="1">
+  <w:style w:type="paragraph" w:customStyle="1" w:styleId="AbstractHeading">
     <w:name w:val="Abstract Heading"/>
     <w:basedOn w:val="Heading"/>
     <w:next w:val="AbstractText"/>
     <w:qFormat/>
-    <w:rsid w:val="007a5360"/>
+    <w:rsid w:val="007A5360"/>
     <w:pPr>
       <w:jc w:val="center"/>
     </w:pPr>
@@ -3604,60 +3657,57 @@
       <w:sz w:val="22"/>
     </w:rPr>
   </w:style>
-  <w:style w:type="paragraph" w:styleId="AbstractText" w:customStyle="1">
+  <w:style w:type="paragraph" w:customStyle="1" w:styleId="AbstractText">
     <w:name w:val="Abstract Text"/>
     <w:basedOn w:val="Normal"/>
     <w:qFormat/>
-    <w:rsid w:val="007a5360"/>
-    <w:pPr/>
+    <w:rsid w:val="007A5360"/>
     <w:rPr>
       <w:i/>
     </w:rPr>
   </w:style>
-  <w:style w:type="paragraph" w:styleId="Reference" w:customStyle="1">
+  <w:style w:type="paragraph" w:customStyle="1" w:styleId="Reference">
     <w:name w:val="Reference"/>
     <w:basedOn w:val="Normal"/>
     <w:qFormat/>
-    <w:rsid w:val="007a5360"/>
+    <w:rsid w:val="007A5360"/>
     <w:pPr>
-      <w:ind w:hanging="332" w:start="332"/>
+      <w:ind w:left="332" w:hanging="332"/>
     </w:pPr>
     <w:rPr>
       <w:sz w:val="18"/>
     </w:rPr>
   </w:style>
-  <w:style w:type="paragraph" w:styleId="AddressforCorrespondence" w:customStyle="1">
+  <w:style w:type="paragraph" w:customStyle="1" w:styleId="AddressforCorrespondence">
     <w:name w:val="Address for Correspondence"/>
     <w:basedOn w:val="Normal"/>
     <w:qFormat/>
-    <w:rsid w:val="007a5360"/>
+    <w:rsid w:val="007A5360"/>
     <w:pPr>
-      <w:ind w:hanging="0"/>
+      <w:ind w:firstLine="0"/>
     </w:pPr>
     <w:rPr>
       <w:sz w:val="18"/>
       <w:lang w:val="en-GB"/>
     </w:rPr>
   </w:style>
-  <w:style w:type="paragraph" w:styleId="Table" w:customStyle="1">
+  <w:style w:type="paragraph" w:customStyle="1" w:styleId="Table">
     <w:name w:val="Table"/>
     <w:basedOn w:val="Normal"/>
     <w:qFormat/>
-    <w:rsid w:val="007a5360"/>
+    <w:rsid w:val="007A5360"/>
     <w:pPr>
-      <w:ind w:hanging="0"/>
+      <w:ind w:firstLine="0"/>
     </w:pPr>
-    <w:rPr/>
-  </w:style>
-  <w:style w:type="paragraph" w:styleId="Figure" w:customStyle="1">
+  </w:style>
+  <w:style w:type="paragraph" w:customStyle="1" w:styleId="Figure">
     <w:name w:val="Figure"/>
     <w:basedOn w:val="Normal"/>
     <w:qFormat/>
-    <w:rsid w:val="007a5360"/>
+    <w:rsid w:val="007A5360"/>
     <w:pPr>
-      <w:ind w:hanging="0"/>
+      <w:ind w:firstLine="0"/>
     </w:pPr>
-    <w:rPr/>
   </w:style>
   <w:style w:type="paragraph" w:styleId="BalloonText">
     <w:name w:val="Balloon Text"/>
@@ -3667,8 +3717,7 @@
     <w:semiHidden/>
     <w:unhideWhenUsed/>
     <w:qFormat/>
-    <w:rsid w:val="008c5c71"/>
-    <w:pPr/>
+    <w:rsid w:val="008C5C71"/>
     <w:rPr>
       <w:rFonts w:ascii="Lucida Grande" w:hAnsi="Lucida Grande"/>
       <w:sz w:val="18"/>
@@ -3682,14 +3731,13 @@
     <w:uiPriority w:val="99"/>
     <w:semiHidden/>
     <w:unhideWhenUsed/>
-    <w:rsid w:val="008c5c71"/>
-    <w:pPr/>
+    <w:rsid w:val="008C5C71"/>
     <w:rPr>
       <w:sz w:val="24"/>
       <w:szCs w:val="24"/>
     </w:rPr>
   </w:style>
-  <w:style w:type="paragraph" w:styleId="annotationsubject">
+  <w:style w:type="paragraph" w:styleId="CommentSubject">
     <w:name w:val="annotation subject"/>
     <w:basedOn w:val="CommentText"/>
     <w:next w:val="CommentText"/>
@@ -3698,8 +3746,7 @@
     <w:semiHidden/>
     <w:unhideWhenUsed/>
     <w:qFormat/>
-    <w:rsid w:val="008c5c71"/>
-    <w:pPr/>
+    <w:rsid w:val="008C5C71"/>
     <w:rPr>
       <w:b/>
       <w:bCs/>
@@ -3707,12 +3754,10 @@
       <w:szCs w:val="20"/>
     </w:rPr>
   </w:style>
-  <w:style w:type="paragraph" w:styleId="HeaderandFooter">
+  <w:style w:type="paragraph" w:customStyle="1" w:styleId="HeaderandFooter">
     <w:name w:val="Header and Footer"/>
     <w:basedOn w:val="Normal"/>
     <w:qFormat/>
-    <w:pPr/>
-    <w:rPr/>
   </w:style>
   <w:style w:type="paragraph" w:styleId="Header">
     <w:name w:val="header"/>
@@ -3723,12 +3768,10 @@
     <w:rsid w:val="00982849"/>
     <w:pPr>
       <w:tabs>
-        <w:tab w:val="clear" w:pos="720"/>
-        <w:tab w:val="center" w:pos="4513" w:leader="none"/>
-        <w:tab w:val="right" w:pos="9026" w:leader="none"/>
+        <w:tab w:val="center" w:pos="4513"/>
+        <w:tab w:val="right" w:pos="9026"/>
       </w:tabs>
     </w:pPr>
-    <w:rPr/>
   </w:style>
   <w:style w:type="paragraph" w:styleId="Footer">
     <w:name w:val="footer"/>
@@ -3739,12 +3782,10 @@
     <w:rsid w:val="00982849"/>
     <w:pPr>
       <w:tabs>
-        <w:tab w:val="clear" w:pos="720"/>
-        <w:tab w:val="center" w:pos="4513" w:leader="none"/>
-        <w:tab w:val="right" w:pos="9026" w:leader="none"/>
+        <w:tab w:val="center" w:pos="4513"/>
+        <w:tab w:val="right" w:pos="9026"/>
       </w:tabs>
     </w:pPr>
-    <w:rPr/>
   </w:style>
   <w:style w:type="paragraph" w:styleId="FootnoteText">
     <w:name w:val="footnote text"/>
@@ -3754,96 +3795,67 @@
     <w:semiHidden/>
     <w:unhideWhenUsed/>
     <w:rsid w:val="00982849"/>
-    <w:pPr/>
-    <w:rPr/>
   </w:style>
   <w:style w:type="paragraph" w:styleId="ListParagraph">
     <w:name w:val="List Paragraph"/>
     <w:basedOn w:val="Normal"/>
     <w:uiPriority w:val="72"/>
     <w:qFormat/>
-    <w:rsid w:val="00d3461a"/>
+    <w:rsid w:val="00D3461A"/>
     <w:pPr>
-      <w:spacing w:before="0" w:after="0"/>
-      <w:ind w:start="720"/>
+      <w:ind w:left="720"/>
       <w:contextualSpacing/>
     </w:pPr>
-    <w:rPr/>
-  </w:style>
-  <w:style w:type="paragraph" w:styleId="FrameContents">
+  </w:style>
+  <w:style w:type="paragraph" w:customStyle="1" w:styleId="FrameContents">
     <w:name w:val="Frame Contents"/>
     <w:basedOn w:val="Normal"/>
     <w:qFormat/>
-    <w:pPr/>
-    <w:rPr/>
-  </w:style>
-  <w:style w:type="paragraph" w:styleId="FrameContentsuser">
+  </w:style>
+  <w:style w:type="paragraph" w:customStyle="1" w:styleId="FrameContentsuser">
     <w:name w:val="Frame Contents (user)"/>
     <w:basedOn w:val="Normal"/>
     <w:qFormat/>
-    <w:pPr/>
-    <w:rPr/>
-  </w:style>
-  <w:style w:type="numbering" w:styleId="NoList" w:default="1">
-    <w:name w:val="No List"/>
-    <w:uiPriority w:val="99"/>
-    <w:semiHidden/>
-    <w:unhideWhenUsed/>
-    <w:qFormat/>
-  </w:style>
-  <w:style w:type="table" w:default="1" w:styleId="TableNormal">
-    <w:name w:val="Normal Table"/>
-    <w:uiPriority w:val="99"/>
-    <w:semiHidden/>
-    <w:unhideWhenUsed/>
-    <w:tblPr>
-      <w:tblCellMar>
-        <w:top w:w="0" w:type="dxa"/>
-        <w:left w:w="108" w:type="dxa"/>
-        <w:bottom w:w="0" w:type="dxa"/>
-        <w:right w:w="108" w:type="dxa"/>
-      </w:tblCellMar>
-    </w:tblPr>
   </w:style>
 </w:styles>
 </file>
 
 <file path=word/theme/theme1.xml><?xml version="1.0" encoding="utf-8"?>
-<a:theme xmlns:a="http://schemas.openxmlformats.org/drawingml/2006/main" xmlns:r="http://schemas.openxmlformats.org/officeDocument/2006/relationships" name="Office Theme">
+<a:theme xmlns:a="http://schemas.openxmlformats.org/drawingml/2006/main" name="Office Theme">
   <a:themeElements>
     <a:clrScheme name="Office">
       <a:dk1>
         <a:srgbClr val="000000"/>
       </a:dk1>
       <a:lt1>
-        <a:srgbClr val="ffffff"/>
+        <a:srgbClr val="FFFFFF"/>
       </a:lt1>
       <a:dk2>
-        <a:srgbClr val="1f497d"/>
+        <a:srgbClr val="1F497D"/>
       </a:dk2>
       <a:lt2>
-        <a:srgbClr val="eeece1"/>
+        <a:srgbClr val="EEECE1"/>
       </a:lt2>
       <a:accent1>
-        <a:srgbClr val="4f81bd"/>
+        <a:srgbClr val="4F81BD"/>
       </a:accent1>
       <a:accent2>
-        <a:srgbClr val="c0504d"/>
+        <a:srgbClr val="C0504D"/>
       </a:accent2>
       <a:accent3>
-        <a:srgbClr val="9bbb59"/>
+        <a:srgbClr val="9BBB59"/>
       </a:accent3>
       <a:accent4>
-        <a:srgbClr val="8064a2"/>
+        <a:srgbClr val="8064A2"/>
       </a:accent4>
       <a:accent5>
-        <a:srgbClr val="4bacc6"/>
+        <a:srgbClr val="4BACC6"/>
       </a:accent5>
       <a:accent6>
-        <a:srgbClr val="f79646"/>
+        <a:srgbClr val="F79646"/>
       </a:accent6>
       <a:hlink>
-        <a:srgbClr val="0000ff"/>
+        <a:srgbClr val="0000FF"/>
       </a:hlink>
       <a:folHlink>
         <a:srgbClr val="800080"/>
@@ -3851,12 +3863,12 @@
     </a:clrScheme>
     <a:fontScheme name="Office">
       <a:majorFont>
-        <a:latin typeface="Calibri" pitchFamily="0" charset="1"/>
+        <a:latin typeface="Calibri"/>
         <a:ea typeface=""/>
         <a:cs typeface=""/>
       </a:majorFont>
       <a:minorFont>
-        <a:latin typeface="Cambria" pitchFamily="0" charset="1"/>
+        <a:latin typeface="Cambria"/>
         <a:ea typeface=""/>
         <a:cs typeface=""/>
       </a:minorFont>
@@ -3885,7 +3897,7 @@
             </a:gs>
           </a:gsLst>
           <a:lin ang="16200000" scaled="1"/>
-          <a:tileRect l="0" t="0" r="0" b="0"/>
+          <a:tileRect/>
         </a:gradFill>
         <a:gradFill>
           <a:gsLst>
@@ -3903,7 +3915,7 @@
             </a:gs>
           </a:gsLst>
           <a:lin ang="16200000" scaled="0"/>
-          <a:tileRect l="0" t="0" r="0" b="0"/>
+          <a:tileRect/>
         </a:gradFill>
       </a:fillStyleLst>
       <a:lnStyleLst>
@@ -3954,7 +3966,7 @@
           <a:path path="circle">
             <a:fillToRect l="50000" t="-80000" r="50000" b="180000"/>
           </a:path>
-          <a:tileRect l="0" t="0" r="0" b="0"/>
+          <a:tileRect/>
         </a:gradFill>
         <a:gradFill>
           <a:gsLst>
@@ -3972,11 +3984,13 @@
           <a:path path="circle">
             <a:fillToRect l="50000" t="50000" r="50000" b="50000"/>
           </a:path>
-          <a:tileRect l="0" t="0" r="0" b="0"/>
+          <a:tileRect/>
         </a:gradFill>
       </a:bgFillStyleLst>
     </a:fmtScheme>
   </a:themeElements>
+  <a:objectDefaults/>
+  <a:extraClrSchemeLst/>
 </a:theme>
 </file>
 

--- a/2026/papers/2026_cinc_template.docx
+++ b/2026/papers/2026_cinc_template.docx
@@ -1,11 +1,11 @@
 
 <file path=word/document.xml><?xml version="1.0" encoding="utf-8"?>
-<w:document xmlns:wpc="http://schemas.microsoft.com/office/word/2010/wordprocessingCanvas" xmlns:cx="http://schemas.microsoft.com/office/drawing/2014/chartex" xmlns:cx1="http://schemas.microsoft.com/office/drawing/2015/9/8/chartex" xmlns:cx2="http://schemas.microsoft.com/office/drawing/2015/10/21/chartex" xmlns:cx3="http://schemas.microsoft.com/office/drawing/2016/5/9/chartex" xmlns:cx4="http://schemas.microsoft.com/office/drawing/2016/5/10/chartex" xmlns:cx5="http://schemas.microsoft.com/office/drawing/2016/5/11/chartex" xmlns:cx6="http://schemas.microsoft.com/office/drawing/2016/5/12/chartex" xmlns:cx7="http://schemas.microsoft.com/office/drawing/2016/5/13/chartex" xmlns:cx8="http://schemas.microsoft.com/office/drawing/2016/5/14/chartex" xmlns:mc="http://schemas.openxmlformats.org/markup-compatibility/2006" xmlns:m="http://schemas.openxmlformats.org/officeDocument/2006/math" xmlns:aink="http://schemas.microsoft.com/office/drawing/2016/ink" xmlns:am3d="http://schemas.microsoft.com/office/drawing/2017/model3d" xmlns:oel="http://schemas.microsoft.com/office/2019/extlst" xmlns:r="http://schemas.openxmlformats.org/officeDocument/2006/relationships" xmlns:wp14="http://schemas.microsoft.com/office/word/2010/wordprocessingDrawing" xmlns:wp="http://schemas.openxmlformats.org/drawingml/2006/wordprocessingDrawing" xmlns:wpg="http://schemas.microsoft.com/office/word/2010/wordprocessingGroup" xmlns:wpi="http://schemas.microsoft.com/office/word/2010/wordprocessingInk" xmlns:wps="http://schemas.microsoft.com/office/word/2010/wordprocessingShape" xmlns:o="urn:schemas-microsoft-com:office:office" xmlns:v="urn:schemas-microsoft-com:vml" xmlns:w10="urn:schemas-microsoft-com:office:word" xmlns:w="http://schemas.openxmlformats.org/wordprocessingml/2006/main" xmlns:w14="http://schemas.microsoft.com/office/word/2010/wordml" xmlns:w15="http://schemas.microsoft.com/office/word/2012/wordml" xmlns:w16cex="http://schemas.microsoft.com/office/word/2018/wordml/cex" xmlns:w16cid="http://schemas.microsoft.com/office/word/2016/wordml/cid" xmlns:w16="http://schemas.microsoft.com/office/word/2018/wordml" xmlns:w16sdtdh="http://schemas.microsoft.com/office/word/2020/wordml/sdtdatahash" xmlns:w16sdtfl="http://schemas.microsoft.com/office/word/2024/wordml/sdtformatlock" xmlns:w16se="http://schemas.microsoft.com/office/word/2015/wordml/symex" xmlns:w16du="http://schemas.microsoft.com/office/word/2023/wordml/word16du" xmlns:wne="http://schemas.microsoft.com/office/word/2006/wordml" mc:Ignorable="w14 w15 w16se w16cid w16 w16cex w16sdtdh w16sdtfl w16du wp14">
+<w:document xmlns:o="urn:schemas-microsoft-com:office:office" xmlns:r="http://schemas.openxmlformats.org/officeDocument/2006/relationships" xmlns:v="urn:schemas-microsoft-com:vml" xmlns:w="http://schemas.openxmlformats.org/wordprocessingml/2006/main" xmlns:w10="urn:schemas-microsoft-com:office:word" xmlns:wp="http://schemas.openxmlformats.org/drawingml/2006/wordprocessingDrawing" xmlns:pic="http://schemas.openxmlformats.org/drawingml/2006/picture" xmlns:wps="http://schemas.microsoft.com/office/word/2010/wordprocessingShape" xmlns:wpg="http://schemas.microsoft.com/office/word/2010/wordprocessingGroup" xmlns:mc="http://schemas.openxmlformats.org/markup-compatibility/2006" xmlns:wp14="http://schemas.microsoft.com/office/word/2010/wordprocessingDrawing" xmlns:w14="http://schemas.microsoft.com/office/word/2010/wordml" xmlns:w15="http://schemas.microsoft.com/office/word/2012/wordml" mc:Ignorable="w14 wp14 w15">
   <w:body>
     <w:p>
       <w:pPr>
         <w:pStyle w:val="PaperTitle"/>
-        <w:spacing w:line="288" w:lineRule="exact"/>
+        <w:spacing w:lineRule="exact" w:line="288" w:before="567" w:after="280"/>
         <w:rPr>
           <w:bCs/>
           <w:szCs w:val="28"/>
@@ -19,13 +19,6 @@
           <w:lang w:val="en-GB"/>
         </w:rPr>
         <w:t>Use the Same Title as Your Abstract or Change Your Abstract’s Title:</w:t>
-      </w:r>
-      <w:r>
-        <w:rPr>
-          <w:bCs/>
-          <w:szCs w:val="28"/>
-          <w:lang w:val="en-GB"/>
-        </w:rPr>
         <w:br/>
         <w:t>DO NOT use the terms ‘PhysioNet’, ‘Challenge’ or ‘Computing in Cardiology’ or Repeat the Title of the Challenge Verbatim. Be Specific and Unique: Subtitles are OK but Use Sentence Case Throughout</w:t>
       </w:r>
@@ -33,6 +26,7 @@
     <w:p>
       <w:pPr>
         <w:pStyle w:val="AuthorLine"/>
+        <w:rPr/>
       </w:pPr>
       <w:r>
         <w:rPr>
@@ -77,7 +71,7 @@
     <w:p>
       <w:pPr>
         <w:pStyle w:val="InstitutionLine"/>
-        <w:spacing w:after="0"/>
+        <w:spacing w:before="0" w:after="0"/>
         <w:rPr>
           <w:lang w:val="en-GB"/>
         </w:rPr>
@@ -99,7 +93,7 @@
     <w:p>
       <w:pPr>
         <w:pStyle w:val="InstitutionLine"/>
-        <w:spacing w:after="0"/>
+        <w:spacing w:before="0" w:after="0"/>
         <w:rPr>
           <w:lang w:val="en-GB"/>
         </w:rPr>
@@ -126,161 +120,104 @@
           <w:lang w:val="en-GB"/>
         </w:rPr>
       </w:pPr>
+      <w:r>
+        <w:rPr>
+          <w:lang w:val="en-GB"/>
+        </w:rPr>
+      </w:r>
     </w:p>
     <w:p>
       <w:pPr>
         <w:sectPr>
+          <w:type w:val="nextPage"/>
           <w:pgSz w:w="12240" w:h="15840"/>
-          <w:pgMar w:top="1440" w:right="1224" w:bottom="1440" w:left="1224" w:header="0" w:footer="0" w:gutter="0"/>
-          <w:cols w:space="720"/>
-          <w:formProt w:val="0"/>
-          <w:docGrid w:linePitch="100"/>
+          <w:pgMar w:left="1224" w:right="1224" w:gutter="0" w:header="0" w:top="1440" w:footer="0" w:bottom="1440"/>
+          <w:pgNumType w:fmt="decimal"/>
+          <w:formProt w:val="false"/>
+          <w:textDirection w:val="lrTb"/>
+          <w:docGrid w:type="default" w:linePitch="100" w:charSpace="0"/>
         </w:sectPr>
       </w:pPr>
     </w:p>
     <w:p>
       <w:pPr>
         <w:pStyle w:val="AbstractHeading"/>
-      </w:pPr>
-      <w:r>
+        <w:rPr/>
+      </w:pPr>
+      <w:r>
+        <w:rPr/>
         <w:t>Abstract</w:t>
       </w:r>
     </w:p>
     <w:p>
       <w:pPr>
         <w:pStyle w:val="AbstractText"/>
-        <w:ind w:firstLine="0"/>
+        <w:ind w:hanging="0"/>
+        <w:rPr/>
       </w:pPr>
       <w:r>
         <w:rPr>
           <w:iCs/>
         </w:rPr>
-        <w:t xml:space="preserve">Write your abstract here. Your abstract can be up to 300 words or 25 lines long. It cannot contain footnotes or a bibliography. You must define </w:t>
-      </w:r>
-      <w:proofErr w:type="gramStart"/>
+        <w:t xml:space="preserve">Write your abstract here. Your abstract can be up to 300 words or 25 lines long. It cannot contain footnotes or a bibliography. You must define all of the abbreviations in your abstract and redefine them in your paper. </w:t>
+      </w:r>
+    </w:p>
+    <w:p>
+      <w:pPr>
+        <w:pStyle w:val="AbstractText"/>
+        <w:rPr/>
+      </w:pPr>
       <w:r>
         <w:rPr>
           <w:iCs/>
         </w:rPr>
-        <w:t>all of</w:t>
-      </w:r>
-      <w:proofErr w:type="gramEnd"/>
-      <w:r>
+        <w:t xml:space="preserve">Please include the following information in your abstract: your team name, your scores from cross-validation on the public training data, and your official scores and rankings on the hidden validation or test data. The scores that you receive from us before the conference use the val- idation set, and the scores that you receive from us after the conference use the test set. For your preprint, please include your official scores and rankings on the validation set. For your final paper, please replace them with your official scores and rankings on the test set. </w:t>
+      </w:r>
+    </w:p>
+    <w:p>
+      <w:pPr>
+        <w:pStyle w:val="AbstractText"/>
         <w:rPr>
           <w:iCs/>
         </w:rPr>
-        <w:t xml:space="preserve"> the abbreviations in your abstract and redefine them in your paper. </w:t>
+      </w:pPr>
+      <w:r>
+        <w:rPr>
+          <w:iCs/>
+        </w:rPr>
+        <w:t xml:space="preserve">Please do not describe the data, objective, scoring, organization and structure, or other details of the Challenge in your abstract. The paper from the organizers of the Challenge describes these things so that you can focus on your approach. Your abstract should indicate that your article is part of the 2026 Challenge, but you should not write more about the Challenge beyond that. Instead, your abstract should describe your work and contributions and highlight the key issues that you encountered and how you addressed them. </w:t>
       </w:r>
     </w:p>
     <w:p>
       <w:pPr>
         <w:pStyle w:val="AbstractText"/>
-      </w:pPr>
-      <w:r>
         <w:rPr>
           <w:iCs/>
         </w:rPr>
-        <w:t xml:space="preserve">Please include the following information in your abstract: your </w:t>
-      </w:r>
-      <w:proofErr w:type="gramStart"/>
+      </w:pPr>
       <w:r>
         <w:rPr>
           <w:iCs/>
         </w:rPr>
-        <w:t>team</w:t>
-      </w:r>
-      <w:proofErr w:type="gramEnd"/>
+        <w:t xml:space="preserve">As part of the George B. Moody PhysioNet Challenge 2026, we developed a computational approach based on XGBoost to predict future diagnosis of cognitive impairment from polysomnography (PSG). Our team, [team name], developed a novel approach that [insert your novel contribution to the field here beyond using something out of the box]. Our model received a Challenge score of 0.678 (ranked 20th out of 50 teams) on the hidden validation set (replace later with ‘hidden test set’).’ Please write your results in the same way as we have outlined! </w:t>
+      </w:r>
+    </w:p>
+    <w:p>
+      <w:pPr>
+        <w:pStyle w:val="AbstractText"/>
+        <w:rPr/>
+      </w:pPr>
       <w:r>
         <w:rPr>
           <w:iCs/>
         </w:rPr>
-        <w:t xml:space="preserve"> name, your scores from cross-validation on the public training data, and your official scores and rankings on the hidden validation or test data. The scores that you receive from us before the conference use the </w:t>
-      </w:r>
-      <w:proofErr w:type="spellStart"/>
-      <w:r>
-        <w:rPr>
-          <w:iCs/>
-        </w:rPr>
-        <w:t>val</w:t>
-      </w:r>
-      <w:proofErr w:type="spellEnd"/>
-      <w:r>
-        <w:rPr>
-          <w:iCs/>
-        </w:rPr>
-        <w:t xml:space="preserve">- </w:t>
-      </w:r>
-      <w:proofErr w:type="spellStart"/>
-      <w:r>
-        <w:rPr>
-          <w:iCs/>
-        </w:rPr>
-        <w:t>idation</w:t>
-      </w:r>
-      <w:proofErr w:type="spellEnd"/>
-      <w:r>
-        <w:rPr>
-          <w:iCs/>
-        </w:rPr>
-        <w:t xml:space="preserve"> set, and the scores that you receive from us after the conference use the test set. For your preprint, please include your official scores and rankings on the validation set. For your final paper, please replace them with your official scores and rankings on the test set. </w:t>
+        <w:t xml:space="preserve">This abstract is too long! Make your abstract shorter. </w:t>
       </w:r>
     </w:p>
     <w:p>
       <w:pPr>
         <w:pStyle w:val="AbstractText"/>
-        <w:rPr>
-          <w:iCs/>
-        </w:rPr>
-      </w:pPr>
-      <w:r>
-        <w:rPr>
-          <w:iCs/>
-        </w:rPr>
-        <w:t xml:space="preserve">Please do not describe the data, objective, scoring, organization and structure, or other details of the Challenge in your abstract. The paper from the organizers of the Challenge describes these things so that you can focus on your approach. Your abstract should indicate that your article is part of the 2026 Challenge, but you should not write more about the Challenge beyond that. Instead, your abstract should describe your work and contributions and highlight the key issues that you encountered and how you addressed them. </w:t>
-      </w:r>
-    </w:p>
-    <w:p>
-      <w:pPr>
-        <w:pStyle w:val="AbstractText"/>
-        <w:rPr>
-          <w:iCs/>
-        </w:rPr>
-      </w:pPr>
-      <w:r>
-        <w:rPr>
-          <w:iCs/>
-        </w:rPr>
-        <w:t xml:space="preserve">As part of the George B. Moody PhysioNet Challenge 2026, we developed a computational approach based on </w:t>
-      </w:r>
-      <w:proofErr w:type="spellStart"/>
-      <w:r>
-        <w:rPr>
-          <w:iCs/>
-        </w:rPr>
-        <w:t>XGBoost</w:t>
-      </w:r>
-      <w:proofErr w:type="spellEnd"/>
-      <w:r>
-        <w:rPr>
-          <w:iCs/>
-        </w:rPr>
-        <w:t xml:space="preserve"> to predict future diagnosis of cognitive impairment from polysomnography (PSG). Our team, [team name], developed a novel approach that [insert your novel contribution to the field here beyond using something out of the box]. Our model received a Challenge score of 0.678 (ranked 20th out of 50 teams) on the hidden validation set (replace later with ‘hidden test set’).’ Please write your results in the same way as we have outlined! </w:t>
-      </w:r>
-    </w:p>
-    <w:p>
-      <w:pPr>
-        <w:pStyle w:val="AbstractText"/>
-      </w:pPr>
-      <w:r>
-        <w:rPr>
-          <w:iCs/>
-        </w:rPr>
-        <w:t xml:space="preserve">This abstract is too long! Make your abstract shorter. </w:t>
-      </w:r>
-    </w:p>
-    <w:p>
-      <w:pPr>
-        <w:pStyle w:val="AbstractText"/>
+        <w:rPr/>
       </w:pPr>
       <w:r>
         <w:rPr>
@@ -291,17 +228,29 @@
     </w:p>
     <w:p>
       <w:pPr>
-        <w:rPr>
-          <w:lang w:val="en-GB"/>
-        </w:rPr>
-      </w:pPr>
-    </w:p>
-    <w:p>
-      <w:pPr>
-        <w:rPr>
-          <w:lang w:val="en-GB"/>
-        </w:rPr>
-      </w:pPr>
+        <w:pStyle w:val="Normal"/>
+        <w:rPr>
+          <w:lang w:val="en-GB"/>
+        </w:rPr>
+      </w:pPr>
+      <w:r>
+        <w:rPr>
+          <w:lang w:val="en-GB"/>
+        </w:rPr>
+      </w:r>
+    </w:p>
+    <w:p>
+      <w:pPr>
+        <w:pStyle w:val="Normal"/>
+        <w:rPr>
+          <w:lang w:val="en-GB"/>
+        </w:rPr>
+      </w:pPr>
+      <w:r>
+        <w:rPr>
+          <w:lang w:val="en-GB"/>
+        </w:rPr>
+      </w:r>
     </w:p>
     <w:p>
       <w:pPr>
@@ -309,48 +258,53 @@
         <w:tabs>
           <w:tab w:val="clear" w:pos="720"/>
         </w:tabs>
-      </w:pPr>
-      <w:r>
+        <w:rPr/>
+      </w:pPr>
+      <w:r>
+        <w:rPr/>
         <w:t>1.</w:t>
-      </w:r>
-      <w:r>
         <w:tab/>
         <w:t>Introduction</w:t>
       </w:r>
     </w:p>
     <w:p>
       <w:pPr>
+        <w:pStyle w:val="Normal"/>
         <w:tabs>
-          <w:tab w:val="left" w:pos="-720"/>
-          <w:tab w:val="left" w:pos="0"/>
-          <w:tab w:val="left" w:pos="224"/>
-          <w:tab w:val="left" w:pos="720"/>
-          <w:tab w:val="left" w:pos="1440"/>
-          <w:tab w:val="left" w:pos="2160"/>
-          <w:tab w:val="left" w:pos="2880"/>
-          <w:tab w:val="left" w:pos="3600"/>
-          <w:tab w:val="left" w:pos="4320"/>
+          <w:tab w:val="left" w:pos="-720" w:leader="none"/>
+          <w:tab w:val="left" w:pos="0" w:leader="none"/>
+          <w:tab w:val="left" w:pos="224" w:leader="none"/>
+          <w:tab w:val="left" w:pos="720" w:leader="none"/>
+          <w:tab w:val="left" w:pos="1440" w:leader="none"/>
+          <w:tab w:val="left" w:pos="2160" w:leader="none"/>
+          <w:tab w:val="left" w:pos="2880" w:leader="none"/>
+          <w:tab w:val="left" w:pos="3600" w:leader="none"/>
+          <w:tab w:val="left" w:pos="4320" w:leader="none"/>
         </w:tabs>
         <w:ind w:firstLine="224"/>
-      </w:pPr>
-      <w:r>
+        <w:rPr/>
+      </w:pPr>
+      <w:r>
+        <w:rPr/>
         <w:t>Please read this entire article and treat it as a checklist. If you fail to follow the instructions, your paper will be rejected, you will not qualify for a prize, and you will not be published in the proceedings.</w:t>
       </w:r>
     </w:p>
     <w:p>
       <w:pPr>
+        <w:pStyle w:val="Normal"/>
         <w:tabs>
-          <w:tab w:val="left" w:pos="-720"/>
-          <w:tab w:val="left" w:pos="0"/>
-          <w:tab w:val="left" w:pos="224"/>
-          <w:tab w:val="left" w:pos="720"/>
-          <w:tab w:val="left" w:pos="1440"/>
-          <w:tab w:val="left" w:pos="2160"/>
-          <w:tab w:val="left" w:pos="2880"/>
-          <w:tab w:val="left" w:pos="3600"/>
-          <w:tab w:val="left" w:pos="4320"/>
+          <w:tab w:val="left" w:pos="-720" w:leader="none"/>
+          <w:tab w:val="left" w:pos="0" w:leader="none"/>
+          <w:tab w:val="left" w:pos="224" w:leader="none"/>
+          <w:tab w:val="left" w:pos="720" w:leader="none"/>
+          <w:tab w:val="left" w:pos="1440" w:leader="none"/>
+          <w:tab w:val="left" w:pos="2160" w:leader="none"/>
+          <w:tab w:val="left" w:pos="2880" w:leader="none"/>
+          <w:tab w:val="left" w:pos="3600" w:leader="none"/>
+          <w:tab w:val="left" w:pos="4320" w:leader="none"/>
         </w:tabs>
         <w:ind w:firstLine="224"/>
+        <w:rPr/>
       </w:pPr>
       <w:r>
         <w:rPr>
@@ -368,21 +322,23 @@
         <w:t>. Do not motivate the problem</w:t>
       </w:r>
       <w:r>
+        <w:rPr/>
         <w:t xml:space="preserve"> like you would do in a normal article. We have already done this for you in the main reference (see below). Save space for the Methods section. You can write something like the following text, but do not use the following text verbatim: </w:t>
       </w:r>
     </w:p>
     <w:p>
       <w:pPr>
+        <w:pStyle w:val="Normal"/>
         <w:tabs>
-          <w:tab w:val="left" w:pos="-720"/>
-          <w:tab w:val="left" w:pos="0"/>
-          <w:tab w:val="left" w:pos="224"/>
-          <w:tab w:val="left" w:pos="720"/>
-          <w:tab w:val="left" w:pos="1440"/>
-          <w:tab w:val="left" w:pos="2160"/>
-          <w:tab w:val="left" w:pos="2880"/>
-          <w:tab w:val="left" w:pos="3600"/>
-          <w:tab w:val="left" w:pos="4320"/>
+          <w:tab w:val="left" w:pos="-720" w:leader="none"/>
+          <w:tab w:val="left" w:pos="0" w:leader="none"/>
+          <w:tab w:val="left" w:pos="224" w:leader="none"/>
+          <w:tab w:val="left" w:pos="720" w:leader="none"/>
+          <w:tab w:val="left" w:pos="1440" w:leader="none"/>
+          <w:tab w:val="left" w:pos="2160" w:leader="none"/>
+          <w:tab w:val="left" w:pos="2880" w:leader="none"/>
+          <w:tab w:val="left" w:pos="3600" w:leader="none"/>
+          <w:tab w:val="left" w:pos="4320" w:leader="none"/>
         </w:tabs>
         <w:ind w:firstLine="224"/>
         <w:rPr>
@@ -395,237 +351,219 @@
           <w:i/>
           <w:iCs/>
         </w:rPr>
-        <w:t>We participated in the 2026 George B. Moody PhysioNet Challenge, which invited teams to develop algorithmic approaches for using polysomnography (PSG), which records various physiological signals during sleep studies, to predict future diagnoses of cognitive impairment [1, 2]. Our Challenge entry addresses this problem by applying high-order Runge-</w:t>
-      </w:r>
-      <w:proofErr w:type="spellStart"/>
+        <w:t>We participated in the 2026 George B. Moody PhysioNet Challenge, which invited teams to develop algorithmic approaches for using polysomnography (PSG), which records various physiological signals during sleep studies, to predict future diagnoses of cognitive impairment [1, 2]. Our Challenge entry addresses this problem by applying high-order Runge-Kutta discontinuous Galerkin (RKDG) methods to. . .</w:t>
+      </w:r>
+    </w:p>
+    <w:p>
+      <w:pPr>
+        <w:pStyle w:val="Normal"/>
+        <w:tabs>
+          <w:tab w:val="left" w:pos="-720" w:leader="none"/>
+          <w:tab w:val="left" w:pos="0" w:leader="none"/>
+          <w:tab w:val="left" w:pos="224" w:leader="none"/>
+          <w:tab w:val="left" w:pos="720" w:leader="none"/>
+          <w:tab w:val="left" w:pos="1440" w:leader="none"/>
+          <w:tab w:val="left" w:pos="2160" w:leader="none"/>
+          <w:tab w:val="left" w:pos="2880" w:leader="none"/>
+          <w:tab w:val="left" w:pos="3600" w:leader="none"/>
+          <w:tab w:val="left" w:pos="4320" w:leader="none"/>
+        </w:tabs>
+        <w:ind w:firstLine="224"/>
+        <w:rPr/>
+      </w:pPr>
+      <w:r>
+        <w:rPr>
+          <w:b/>
+          <w:bCs/>
+        </w:rPr>
+        <w:t>Do not</w:t>
+      </w:r>
+      <w:r>
+        <w:rPr/>
+        <w:t xml:space="preserve"> describe the Challenge beyond the detail found in the above paragraph. </w:t>
+      </w:r>
+      <w:r>
+        <w:rPr>
+          <w:b/>
+          <w:bCs/>
+        </w:rPr>
+        <w:t>Do not</w:t>
+      </w:r>
+      <w:r>
+        <w:rPr/>
+        <w:t xml:space="preserve"> provide details about your method in the introduction. Save them for methods section! </w:t>
+      </w:r>
+      <w:r>
+        <w:rPr>
+          <w:b/>
+          <w:bCs/>
+        </w:rPr>
+        <w:t>Do not</w:t>
+      </w:r>
+      <w:r>
+        <w:rPr/>
+        <w:t xml:space="preserve"> include results for your method in the introduction. Those goes in the results section! </w:t>
+      </w:r>
+    </w:p>
+    <w:p>
+      <w:pPr>
+        <w:pStyle w:val="Normal"/>
+        <w:tabs>
+          <w:tab w:val="left" w:pos="-720" w:leader="none"/>
+          <w:tab w:val="left" w:pos="0" w:leader="none"/>
+          <w:tab w:val="left" w:pos="224" w:leader="none"/>
+          <w:tab w:val="left" w:pos="720" w:leader="none"/>
+          <w:tab w:val="left" w:pos="1440" w:leader="none"/>
+          <w:tab w:val="left" w:pos="2160" w:leader="none"/>
+          <w:tab w:val="left" w:pos="2880" w:leader="none"/>
+          <w:tab w:val="left" w:pos="3600" w:leader="none"/>
+          <w:tab w:val="left" w:pos="4320" w:leader="none"/>
+        </w:tabs>
+        <w:ind w:firstLine="224"/>
+        <w:rPr/>
+      </w:pPr>
+      <w:r>
+        <w:rPr>
+          <w:b/>
+          <w:bCs/>
+        </w:rPr>
+        <w:t>Be sure to cite [2] for the Challenge description.</w:t>
+      </w:r>
+      <w:r>
+        <w:rPr/>
+        <w:t xml:space="preserve"> This reference is the definitive description of the Challenge, and you should refer to [2] instead of describing the Challenge itself, thus leaving you more room to focus on </w:t>
+      </w:r>
       <w:r>
         <w:rPr>
           <w:i/>
           <w:iCs/>
         </w:rPr>
-        <w:t>Kutta</w:t>
-      </w:r>
-      <w:proofErr w:type="spellEnd"/>
-      <w:r>
-        <w:rPr>
-          <w:i/>
-          <w:iCs/>
-        </w:rPr>
-        <w:t xml:space="preserve"> discontinuous </w:t>
-      </w:r>
-      <w:proofErr w:type="spellStart"/>
-      <w:r>
-        <w:rPr>
-          <w:i/>
-          <w:iCs/>
-        </w:rPr>
-        <w:t>Galerkin</w:t>
-      </w:r>
-      <w:proofErr w:type="spellEnd"/>
-      <w:r>
-        <w:rPr>
-          <w:i/>
-          <w:iCs/>
-        </w:rPr>
-        <w:t xml:space="preserve"> (RKDG) methods to. . .</w:t>
-      </w:r>
-    </w:p>
-    <w:p>
-      <w:pPr>
+        <w:t xml:space="preserve">your </w:t>
+      </w:r>
+      <w:r>
+        <w:rPr/>
+        <w:t xml:space="preserve">approach. </w:t>
+      </w:r>
+    </w:p>
+    <w:p>
+      <w:pPr>
+        <w:pStyle w:val="Normal"/>
         <w:tabs>
-          <w:tab w:val="left" w:pos="-720"/>
-          <w:tab w:val="left" w:pos="0"/>
-          <w:tab w:val="left" w:pos="224"/>
-          <w:tab w:val="left" w:pos="720"/>
-          <w:tab w:val="left" w:pos="1440"/>
-          <w:tab w:val="left" w:pos="2160"/>
-          <w:tab w:val="left" w:pos="2880"/>
-          <w:tab w:val="left" w:pos="3600"/>
-          <w:tab w:val="left" w:pos="4320"/>
+          <w:tab w:val="left" w:pos="-720" w:leader="none"/>
+          <w:tab w:val="left" w:pos="0" w:leader="none"/>
+          <w:tab w:val="left" w:pos="224" w:leader="none"/>
+          <w:tab w:val="left" w:pos="720" w:leader="none"/>
+          <w:tab w:val="left" w:pos="1440" w:leader="none"/>
+          <w:tab w:val="left" w:pos="2160" w:leader="none"/>
+          <w:tab w:val="left" w:pos="2880" w:leader="none"/>
+          <w:tab w:val="left" w:pos="3600" w:leader="none"/>
+          <w:tab w:val="left" w:pos="4320" w:leader="none"/>
         </w:tabs>
         <w:ind w:firstLine="224"/>
+        <w:rPr/>
       </w:pPr>
       <w:r>
         <w:rPr>
           <w:b/>
           <w:bCs/>
         </w:rPr>
-        <w:t>Do not</w:t>
-      </w:r>
-      <w:r>
-        <w:t xml:space="preserve"> describe the Challenge beyond the detail found in the above paragraph. </w:t>
-      </w:r>
+        <w:t>Be sure to cite the Challenge data.</w:t>
+      </w:r>
+      <w:r>
+        <w:rPr/>
+        <w:t xml:space="preserve"> The availability of this database made the Challenge possible, and you should refer to [3] instead of describing the Challenge data so that you can focus on your methods. </w:t>
+      </w:r>
+    </w:p>
+    <w:p>
+      <w:pPr>
+        <w:pStyle w:val="Normal"/>
+        <w:tabs>
+          <w:tab w:val="left" w:pos="-720" w:leader="none"/>
+          <w:tab w:val="left" w:pos="0" w:leader="none"/>
+          <w:tab w:val="left" w:pos="224" w:leader="none"/>
+          <w:tab w:val="left" w:pos="720" w:leader="none"/>
+          <w:tab w:val="left" w:pos="1440" w:leader="none"/>
+          <w:tab w:val="left" w:pos="2160" w:leader="none"/>
+          <w:tab w:val="left" w:pos="2880" w:leader="none"/>
+          <w:tab w:val="left" w:pos="3600" w:leader="none"/>
+          <w:tab w:val="left" w:pos="4320" w:leader="none"/>
+        </w:tabs>
+        <w:ind w:firstLine="224"/>
+        <w:rPr>
+          <w:lang w:val="en-GB"/>
+        </w:rPr>
+      </w:pPr>
       <w:r>
         <w:rPr>
           <w:b/>
           <w:bCs/>
         </w:rPr>
-        <w:t>Do not</w:t>
-      </w:r>
-      <w:r>
-        <w:t xml:space="preserve"> provide details about your method in the introduction. Save them for methods section! </w:t>
+        <w:t>Do not cite a URL, a website, or any other reference to describe the Challenge.</w:t>
+      </w:r>
+      <w:r>
+        <w:rPr/>
+        <w:t xml:space="preserve"> It is better to refer to a single, consistent description of the Challenge and focus on describing your approach than to have many slightly different descriptions of the Challenge and leave out the details of your approach. </w:t>
+      </w:r>
+    </w:p>
+    <w:p>
+      <w:pPr>
+        <w:pStyle w:val="Normal"/>
+        <w:tabs>
+          <w:tab w:val="left" w:pos="-720" w:leader="none"/>
+          <w:tab w:val="left" w:pos="0" w:leader="none"/>
+          <w:tab w:val="left" w:pos="224" w:leader="none"/>
+          <w:tab w:val="left" w:pos="720" w:leader="none"/>
+          <w:tab w:val="left" w:pos="1440" w:leader="none"/>
+          <w:tab w:val="left" w:pos="2160" w:leader="none"/>
+          <w:tab w:val="left" w:pos="2880" w:leader="none"/>
+          <w:tab w:val="left" w:pos="3600" w:leader="none"/>
+          <w:tab w:val="left" w:pos="4320" w:leader="none"/>
+        </w:tabs>
+        <w:ind w:firstLine="224"/>
+        <w:rPr>
+          <w:lang w:val="en-GB"/>
+        </w:rPr>
+      </w:pPr>
+      <w:r>
+        <w:rPr>
+          <w:lang w:val="en-GB"/>
+        </w:rPr>
+        <w:t xml:space="preserve">Please do not survey the literature in this field: we have already done this in the main article describing the Challenge [2]. </w:t>
       </w:r>
       <w:r>
         <w:rPr>
           <w:b/>
           <w:bCs/>
-        </w:rPr>
-        <w:t>Do not</w:t>
-      </w:r>
-      <w:r>
-        <w:t xml:space="preserve"> include results for your method in the introduction. Those goes in the results section! </w:t>
-      </w:r>
-    </w:p>
-    <w:p>
-      <w:pPr>
+          <w:lang w:val="en-GB"/>
+        </w:rPr>
+        <w:t xml:space="preserve">To be clear, there is no need to cite other works in this field unless they are directly relevant to the techniques you used / you built directly off their unique approach. If you think we’ve missed a key article in our paper, please let us know. </w:t>
+      </w:r>
+    </w:p>
+    <w:p>
+      <w:pPr>
+        <w:pStyle w:val="Normal"/>
         <w:tabs>
-          <w:tab w:val="left" w:pos="-720"/>
-          <w:tab w:val="left" w:pos="0"/>
-          <w:tab w:val="left" w:pos="224"/>
-          <w:tab w:val="left" w:pos="720"/>
-          <w:tab w:val="left" w:pos="1440"/>
-          <w:tab w:val="left" w:pos="2160"/>
-          <w:tab w:val="left" w:pos="2880"/>
-          <w:tab w:val="left" w:pos="3600"/>
-          <w:tab w:val="left" w:pos="4320"/>
+          <w:tab w:val="left" w:pos="-720" w:leader="none"/>
+          <w:tab w:val="left" w:pos="0" w:leader="none"/>
+          <w:tab w:val="left" w:pos="224" w:leader="none"/>
+          <w:tab w:val="left" w:pos="720" w:leader="none"/>
+          <w:tab w:val="left" w:pos="1440" w:leader="none"/>
+          <w:tab w:val="left" w:pos="2160" w:leader="none"/>
+          <w:tab w:val="left" w:pos="2880" w:leader="none"/>
+          <w:tab w:val="left" w:pos="3600" w:leader="none"/>
+          <w:tab w:val="left" w:pos="4320" w:leader="none"/>
         </w:tabs>
         <w:ind w:firstLine="224"/>
-      </w:pPr>
-      <w:r>
-        <w:rPr>
-          <w:b/>
-          <w:bCs/>
-        </w:rPr>
-        <w:t>Be sure to cite [2] for the Challenge description.</w:t>
-      </w:r>
-      <w:r>
-        <w:t xml:space="preserve"> This reference is the definitive description of the Challenge, and you should refer to [2] instead of describing the Challenge itself, thus leaving you more room to focus on </w:t>
-      </w:r>
-      <w:r>
-        <w:rPr>
-          <w:i/>
-          <w:iCs/>
-        </w:rPr>
-        <w:t xml:space="preserve">your </w:t>
-      </w:r>
-      <w:r>
-        <w:t xml:space="preserve">approach. </w:t>
-      </w:r>
-    </w:p>
-    <w:p>
-      <w:pPr>
-        <w:tabs>
-          <w:tab w:val="left" w:pos="-720"/>
-          <w:tab w:val="left" w:pos="0"/>
-          <w:tab w:val="left" w:pos="224"/>
-          <w:tab w:val="left" w:pos="720"/>
-          <w:tab w:val="left" w:pos="1440"/>
-          <w:tab w:val="left" w:pos="2160"/>
-          <w:tab w:val="left" w:pos="2880"/>
-          <w:tab w:val="left" w:pos="3600"/>
-          <w:tab w:val="left" w:pos="4320"/>
-        </w:tabs>
-        <w:ind w:firstLine="224"/>
-      </w:pPr>
-      <w:r>
-        <w:rPr>
-          <w:b/>
-          <w:bCs/>
-        </w:rPr>
-        <w:t>Be sure to cite the Challenge data.</w:t>
-      </w:r>
-      <w:r>
-        <w:t xml:space="preserve"> The availability of this database made the Challenge possible, and you should refer to [3] instead of describing the Challenge data so that you can focus on your methods. </w:t>
-      </w:r>
-    </w:p>
-    <w:p>
-      <w:pPr>
-        <w:tabs>
-          <w:tab w:val="left" w:pos="-720"/>
-          <w:tab w:val="left" w:pos="0"/>
-          <w:tab w:val="left" w:pos="224"/>
-          <w:tab w:val="left" w:pos="720"/>
-          <w:tab w:val="left" w:pos="1440"/>
-          <w:tab w:val="left" w:pos="2160"/>
-          <w:tab w:val="left" w:pos="2880"/>
-          <w:tab w:val="left" w:pos="3600"/>
-          <w:tab w:val="left" w:pos="4320"/>
-        </w:tabs>
-        <w:ind w:firstLine="224"/>
-        <w:rPr>
-          <w:lang w:val="en-GB"/>
-        </w:rPr>
-      </w:pPr>
-      <w:r>
-        <w:rPr>
-          <w:b/>
-          <w:bCs/>
-        </w:rPr>
-        <w:t>Do not cite a URL, a website, or any other reference to describe the Challenge.</w:t>
-      </w:r>
-      <w:r>
-        <w:t xml:space="preserve"> It is better to refer to a single, consistent description of the Challenge and focus on describing your approach than to have many slightly different descriptions of the Challenge and leave out the details of your approach. </w:t>
-      </w:r>
-    </w:p>
-    <w:p>
-      <w:pPr>
-        <w:tabs>
-          <w:tab w:val="left" w:pos="-720"/>
-          <w:tab w:val="left" w:pos="0"/>
-          <w:tab w:val="left" w:pos="224"/>
-          <w:tab w:val="left" w:pos="720"/>
-          <w:tab w:val="left" w:pos="1440"/>
-          <w:tab w:val="left" w:pos="2160"/>
-          <w:tab w:val="left" w:pos="2880"/>
-          <w:tab w:val="left" w:pos="3600"/>
-          <w:tab w:val="left" w:pos="4320"/>
-        </w:tabs>
-        <w:ind w:firstLine="224"/>
-        <w:rPr>
-          <w:lang w:val="en-GB"/>
-        </w:rPr>
-      </w:pPr>
-      <w:r>
-        <w:rPr>
-          <w:lang w:val="en-GB"/>
-        </w:rPr>
-        <w:t xml:space="preserve">Please do not survey the literature in this field: we have </w:t>
-      </w:r>
-      <w:r>
-        <w:rPr>
-          <w:lang w:val="en-GB"/>
-        </w:rPr>
-        <w:lastRenderedPageBreak/>
-        <w:t xml:space="preserve">already done this in the main article describing the Challenge [2]. </w:t>
-      </w:r>
-      <w:r>
-        <w:rPr>
-          <w:b/>
-          <w:bCs/>
-          <w:lang w:val="en-GB"/>
-        </w:rPr>
-        <w:t xml:space="preserve">To be clear, there is no need to cite other works in this field unless they are directly relevant to the techniques you used / you built directly off their unique approach. If you think we’ve missed a key article in our paper, please let us know. </w:t>
-      </w:r>
-    </w:p>
-    <w:p>
-      <w:pPr>
-        <w:tabs>
-          <w:tab w:val="left" w:pos="-720"/>
-          <w:tab w:val="left" w:pos="0"/>
-          <w:tab w:val="left" w:pos="224"/>
-          <w:tab w:val="left" w:pos="720"/>
-          <w:tab w:val="left" w:pos="1440"/>
-          <w:tab w:val="left" w:pos="2160"/>
-          <w:tab w:val="left" w:pos="2880"/>
-          <w:tab w:val="left" w:pos="3600"/>
-          <w:tab w:val="left" w:pos="4320"/>
-        </w:tabs>
-        <w:ind w:firstLine="224"/>
-        <w:jc w:val="left"/>
-        <w:rPr>
-          <w:lang w:val="en-GB"/>
-        </w:rPr>
-      </w:pPr>
+        <w:jc w:val="start"/>
+        <w:rPr>
+          <w:lang w:val="en-GB"/>
+        </w:rPr>
+      </w:pPr>
+      <w:r>
+        <w:rPr>
+          <w:lang w:val="en-GB"/>
+        </w:rPr>
+      </w:r>
     </w:p>
     <w:p>
       <w:pPr>
@@ -633,27 +571,28 @@
         <w:tabs>
           <w:tab w:val="clear" w:pos="720"/>
         </w:tabs>
-      </w:pPr>
-      <w:r>
+        <w:rPr/>
+      </w:pPr>
+      <w:r>
+        <w:rPr/>
         <w:t>2.</w:t>
-      </w:r>
-      <w:r>
         <w:tab/>
         <w:t>Method</w:t>
       </w:r>
     </w:p>
     <w:p>
       <w:pPr>
+        <w:pStyle w:val="Normal"/>
         <w:tabs>
-          <w:tab w:val="left" w:pos="-720"/>
-          <w:tab w:val="left" w:pos="0"/>
-          <w:tab w:val="left" w:pos="224"/>
-          <w:tab w:val="left" w:pos="720"/>
-          <w:tab w:val="left" w:pos="1440"/>
-          <w:tab w:val="left" w:pos="2160"/>
-          <w:tab w:val="left" w:pos="2880"/>
-          <w:tab w:val="left" w:pos="3600"/>
-          <w:tab w:val="left" w:pos="4320"/>
+          <w:tab w:val="left" w:pos="-720" w:leader="none"/>
+          <w:tab w:val="left" w:pos="0" w:leader="none"/>
+          <w:tab w:val="left" w:pos="224" w:leader="none"/>
+          <w:tab w:val="left" w:pos="720" w:leader="none"/>
+          <w:tab w:val="left" w:pos="1440" w:leader="none"/>
+          <w:tab w:val="left" w:pos="2160" w:leader="none"/>
+          <w:tab w:val="left" w:pos="2880" w:leader="none"/>
+          <w:tab w:val="left" w:pos="3600" w:leader="none"/>
+          <w:tab w:val="left" w:pos="4320" w:leader="none"/>
         </w:tabs>
         <w:ind w:firstLine="224"/>
         <w:rPr>
@@ -700,16 +639,17 @@
     </w:p>
     <w:p>
       <w:pPr>
+        <w:pStyle w:val="Normal"/>
         <w:tabs>
-          <w:tab w:val="left" w:pos="-720"/>
-          <w:tab w:val="left" w:pos="0"/>
-          <w:tab w:val="left" w:pos="224"/>
-          <w:tab w:val="left" w:pos="720"/>
-          <w:tab w:val="left" w:pos="1440"/>
-          <w:tab w:val="left" w:pos="2160"/>
-          <w:tab w:val="left" w:pos="2880"/>
-          <w:tab w:val="left" w:pos="3600"/>
-          <w:tab w:val="left" w:pos="4320"/>
+          <w:tab w:val="left" w:pos="-720" w:leader="none"/>
+          <w:tab w:val="left" w:pos="0" w:leader="none"/>
+          <w:tab w:val="left" w:pos="224" w:leader="none"/>
+          <w:tab w:val="left" w:pos="720" w:leader="none"/>
+          <w:tab w:val="left" w:pos="1440" w:leader="none"/>
+          <w:tab w:val="left" w:pos="2160" w:leader="none"/>
+          <w:tab w:val="left" w:pos="2880" w:leader="none"/>
+          <w:tab w:val="left" w:pos="3600" w:leader="none"/>
+          <w:tab w:val="left" w:pos="4320" w:leader="none"/>
         </w:tabs>
         <w:ind w:firstLine="224"/>
         <w:rPr>
@@ -728,139 +668,82 @@
           <w:bCs/>
           <w:lang w:val="en-GB"/>
         </w:rPr>
-        <w:t xml:space="preserve">If we reject your </w:t>
-      </w:r>
-      <w:proofErr w:type="spellStart"/>
-      <w:r>
-        <w:rPr>
-          <w:b/>
-          <w:bCs/>
-          <w:lang w:val="en-GB"/>
-        </w:rPr>
-        <w:t>CinC</w:t>
-      </w:r>
-      <w:proofErr w:type="spellEnd"/>
-      <w:r>
-        <w:rPr>
-          <w:b/>
-          <w:bCs/>
-          <w:lang w:val="en-GB"/>
-        </w:rPr>
-        <w:t xml:space="preserve"> article you will be disqualified from the Challenge and removed from the official rankings.</w:t>
-      </w:r>
-      <w:r>
-        <w:rPr>
-          <w:lang w:val="en-GB"/>
-        </w:rPr>
-        <w:t xml:space="preserve"> Accurate dissemination of the results of the Challenge </w:t>
-      </w:r>
-      <w:proofErr w:type="gramStart"/>
-      <w:r>
-        <w:rPr>
-          <w:lang w:val="en-GB"/>
-        </w:rPr>
-        <w:t>are</w:t>
-      </w:r>
-      <w:proofErr w:type="gramEnd"/>
-      <w:r>
-        <w:rPr>
-          <w:lang w:val="en-GB"/>
-        </w:rPr>
-        <w:t xml:space="preserve"> the most important product. Misleading or confusing articles detract from the impact. So please read these instructions carefully. </w:t>
-      </w:r>
-    </w:p>
-    <w:p>
-      <w:pPr>
+        <w:t>If we reject your CinC article you will be disqualified from the Challenge and removed from the official rankings.</w:t>
+      </w:r>
+      <w:r>
+        <w:rPr>
+          <w:lang w:val="en-GB"/>
+        </w:rPr>
+        <w:t xml:space="preserve"> Accurate dissemination of the results of the Challenge are the most important product. Misleading or confusing articles detract from the impact. So please read these instructions carefully. </w:t>
+      </w:r>
+    </w:p>
+    <w:p>
+      <w:pPr>
+        <w:pStyle w:val="Normal"/>
         <w:tabs>
-          <w:tab w:val="left" w:pos="-720"/>
-          <w:tab w:val="left" w:pos="0"/>
-          <w:tab w:val="left" w:pos="224"/>
-          <w:tab w:val="left" w:pos="720"/>
-          <w:tab w:val="left" w:pos="1440"/>
-          <w:tab w:val="left" w:pos="2160"/>
-          <w:tab w:val="left" w:pos="2880"/>
-          <w:tab w:val="left" w:pos="3600"/>
-          <w:tab w:val="left" w:pos="4320"/>
+          <w:tab w:val="left" w:pos="-720" w:leader="none"/>
+          <w:tab w:val="left" w:pos="0" w:leader="none"/>
+          <w:tab w:val="left" w:pos="224" w:leader="none"/>
+          <w:tab w:val="left" w:pos="720" w:leader="none"/>
+          <w:tab w:val="left" w:pos="1440" w:leader="none"/>
+          <w:tab w:val="left" w:pos="2160" w:leader="none"/>
+          <w:tab w:val="left" w:pos="2880" w:leader="none"/>
+          <w:tab w:val="left" w:pos="3600" w:leader="none"/>
+          <w:tab w:val="left" w:pos="4320" w:leader="none"/>
         </w:tabs>
-        <w:ind w:firstLine="0"/>
-        <w:rPr>
-          <w:lang w:val="en-GB"/>
-        </w:rPr>
-      </w:pPr>
-      <w:r>
-        <w:rPr>
-          <w:lang w:val="en-GB"/>
-        </w:rPr>
-        <w:t xml:space="preserve">1. Include any data processing steps that you performed, including any exclusion criteria or </w:t>
-      </w:r>
-      <w:proofErr w:type="spellStart"/>
-      <w:r>
-        <w:rPr>
-          <w:lang w:val="en-GB"/>
-        </w:rPr>
-        <w:t>relabeling</w:t>
-      </w:r>
-      <w:proofErr w:type="spellEnd"/>
-      <w:r>
-        <w:rPr>
-          <w:lang w:val="en-GB"/>
-        </w:rPr>
-        <w:t xml:space="preserve"> of the training data.</w:t>
-      </w:r>
-    </w:p>
-    <w:p>
-      <w:pPr>
+        <w:ind w:hanging="0"/>
+        <w:rPr>
+          <w:lang w:val="en-GB"/>
+        </w:rPr>
+      </w:pPr>
+      <w:r>
+        <w:rPr>
+          <w:lang w:val="en-GB"/>
+        </w:rPr>
+        <w:t>1. Include any data processing steps that you performed, including any exclusion criteria or relabeling of the training data.</w:t>
+      </w:r>
+    </w:p>
+    <w:p>
+      <w:pPr>
+        <w:pStyle w:val="Normal"/>
         <w:tabs>
-          <w:tab w:val="left" w:pos="-720"/>
-          <w:tab w:val="left" w:pos="0"/>
-          <w:tab w:val="left" w:pos="224"/>
-          <w:tab w:val="left" w:pos="720"/>
-          <w:tab w:val="left" w:pos="1440"/>
-          <w:tab w:val="left" w:pos="2160"/>
-          <w:tab w:val="left" w:pos="2880"/>
-          <w:tab w:val="left" w:pos="3600"/>
-          <w:tab w:val="left" w:pos="4320"/>
+          <w:tab w:val="left" w:pos="-720" w:leader="none"/>
+          <w:tab w:val="left" w:pos="0" w:leader="none"/>
+          <w:tab w:val="left" w:pos="224" w:leader="none"/>
+          <w:tab w:val="left" w:pos="720" w:leader="none"/>
+          <w:tab w:val="left" w:pos="1440" w:leader="none"/>
+          <w:tab w:val="left" w:pos="2160" w:leader="none"/>
+          <w:tab w:val="left" w:pos="2880" w:leader="none"/>
+          <w:tab w:val="left" w:pos="3600" w:leader="none"/>
+          <w:tab w:val="left" w:pos="4320" w:leader="none"/>
         </w:tabs>
-        <w:ind w:firstLine="0"/>
-        <w:rPr>
-          <w:lang w:val="en-GB"/>
-        </w:rPr>
-      </w:pPr>
-      <w:r>
-        <w:rPr>
-          <w:lang w:val="en-GB"/>
-        </w:rPr>
-        <w:t xml:space="preserve">2. Include a description of </w:t>
-      </w:r>
-      <w:proofErr w:type="gramStart"/>
-      <w:r>
-        <w:rPr>
-          <w:lang w:val="en-GB"/>
-        </w:rPr>
-        <w:t>all of</w:t>
-      </w:r>
-      <w:proofErr w:type="gramEnd"/>
-      <w:r>
-        <w:rPr>
-          <w:lang w:val="en-GB"/>
-        </w:rPr>
-        <w:t xml:space="preserve"> the parameters that you optimized and how you optimized them, including any data and methods that you used for optimization. If you picked a parameter without optimizing, then report that, too. A table of parameters and their optimized/chosen value would be very useful. </w:t>
-      </w:r>
-    </w:p>
-    <w:p>
-      <w:pPr>
+        <w:ind w:hanging="0"/>
+        <w:rPr>
+          <w:lang w:val="en-GB"/>
+        </w:rPr>
+      </w:pPr>
+      <w:r>
+        <w:rPr>
+          <w:lang w:val="en-GB"/>
+        </w:rPr>
+        <w:t xml:space="preserve">2. Include a description of all of the parameters that you optimized and how you optimized them, including any data and methods that you used for optimization. If you picked a parameter without optimizing, then report that, too. A table of parameters and their optimized/chosen value would be very useful. </w:t>
+      </w:r>
+    </w:p>
+    <w:p>
+      <w:pPr>
+        <w:pStyle w:val="Normal"/>
         <w:tabs>
-          <w:tab w:val="left" w:pos="-720"/>
-          <w:tab w:val="left" w:pos="0"/>
-          <w:tab w:val="left" w:pos="224"/>
-          <w:tab w:val="left" w:pos="720"/>
-          <w:tab w:val="left" w:pos="1440"/>
-          <w:tab w:val="left" w:pos="2160"/>
-          <w:tab w:val="left" w:pos="2880"/>
-          <w:tab w:val="left" w:pos="3600"/>
-          <w:tab w:val="left" w:pos="4320"/>
+          <w:tab w:val="left" w:pos="-720" w:leader="none"/>
+          <w:tab w:val="left" w:pos="0" w:leader="none"/>
+          <w:tab w:val="left" w:pos="224" w:leader="none"/>
+          <w:tab w:val="left" w:pos="720" w:leader="none"/>
+          <w:tab w:val="left" w:pos="1440" w:leader="none"/>
+          <w:tab w:val="left" w:pos="2160" w:leader="none"/>
+          <w:tab w:val="left" w:pos="2880" w:leader="none"/>
+          <w:tab w:val="left" w:pos="3600" w:leader="none"/>
+          <w:tab w:val="left" w:pos="4320" w:leader="none"/>
         </w:tabs>
-        <w:ind w:firstLine="0"/>
+        <w:ind w:hanging="0"/>
         <w:rPr>
           <w:lang w:val="en-GB"/>
         </w:rPr>
@@ -874,35 +757,23 @@
     </w:p>
     <w:p>
       <w:pPr>
-        <w:ind w:firstLine="0"/>
-        <w:rPr>
-          <w:lang w:val="en-GB"/>
-        </w:rPr>
-      </w:pPr>
-      <w:r>
-        <w:rPr>
-          <w:lang w:val="en-GB"/>
-        </w:rPr>
-        <w:t xml:space="preserve">4. Be sure to highlight any similarities or differences be- tween your approaches and that of others (i.e. read their preprints after </w:t>
-      </w:r>
-      <w:proofErr w:type="spellStart"/>
-      <w:r>
-        <w:rPr>
-          <w:lang w:val="en-GB"/>
-        </w:rPr>
-        <w:t>CinC</w:t>
-      </w:r>
-      <w:proofErr w:type="spellEnd"/>
-      <w:r>
-        <w:rPr>
-          <w:lang w:val="en-GB"/>
-        </w:rPr>
-        <w:t xml:space="preserve"> and compare your approach to other teams.</w:t>
-      </w:r>
-    </w:p>
-    <w:p>
-      <w:pPr>
-        <w:ind w:firstLine="0"/>
+        <w:pStyle w:val="Normal"/>
+        <w:ind w:hanging="0"/>
+        <w:rPr>
+          <w:lang w:val="en-GB"/>
+        </w:rPr>
+      </w:pPr>
+      <w:r>
+        <w:rPr>
+          <w:lang w:val="en-GB"/>
+        </w:rPr>
+        <w:t>4. Be sure to highlight any similarities or differences be- tween your approaches and that of others (i.e. read their preprints after CinC and compare your approach to other teams.</w:t>
+      </w:r>
+    </w:p>
+    <w:p>
+      <w:pPr>
+        <w:pStyle w:val="Normal"/>
+        <w:ind w:hanging="0"/>
         <w:rPr>
           <w:lang w:val="en-GB"/>
         </w:rPr>
@@ -916,56 +787,40 @@
     </w:p>
     <w:p>
       <w:pPr>
-        <w:ind w:firstLine="0"/>
-        <w:jc w:val="right"/>
-        <w:rPr>
-          <w:lang w:val="en-GB"/>
-        </w:rPr>
-      </w:pPr>
-      <m:oMathPara>
+        <w:pStyle w:val="Normal"/>
+        <w:ind w:hanging="0"/>
+        <w:jc w:val="end"/>
+        <w:rPr>
+          <w:lang w:val="en-GB"/>
+        </w:rPr>
+      </w:pPr>
+      <w:r>
+        <w:rPr/>
+      </w:r>
+      <m:oMathPara xmlns:m="http://schemas.openxmlformats.org/officeDocument/2006/math">
         <m:oMathParaPr>
           <m:jc m:val="right"/>
         </m:oMathParaPr>
         <m:oMath>
           <m:nary>
             <m:naryPr>
-              <m:ctrlPr>
-                <w:rPr>
-                  <w:rFonts w:ascii="Cambria Math" w:hAnsi="Cambria Math"/>
-                </w:rPr>
-              </m:ctrlPr>
+              <m:chr m:val="∫"/>
             </m:naryPr>
             <m:sub>
               <m:r>
-                <w:rPr>
-                  <w:rFonts w:ascii="Cambria Math" w:hAnsi="Cambria Math"/>
-                </w:rPr>
-                <m:t>0</m:t>
+                <m:t xml:space="preserve">0</m:t>
               </m:r>
             </m:sub>
             <m:sup>
               <m:r>
-                <w:rPr>
-                  <w:rFonts w:ascii="Cambria Math" w:hAnsi="Cambria Math"/>
-                </w:rPr>
-                <m:t>∞</m:t>
+                <m:t xml:space="preserve">∞</m:t>
               </m:r>
             </m:sup>
             <m:e>
               <m:sSup>
-                <m:sSupPr>
-                  <m:ctrlPr>
-                    <w:rPr>
-                      <w:rFonts w:ascii="Cambria Math" w:hAnsi="Cambria Math"/>
-                    </w:rPr>
-                  </m:ctrlPr>
-                </m:sSupPr>
                 <m:e>
                   <m:r>
-                    <w:rPr>
-                      <w:rFonts w:ascii="Cambria Math" w:hAnsi="Cambria Math"/>
-                    </w:rPr>
-                    <m:t>e</m:t>
+                    <m:t xml:space="preserve">e</m:t>
                   </m:r>
                 </m:e>
                 <m:sup>
@@ -974,91 +829,54 @@
                       <m:lit/>
                       <m:nor/>
                     </m:rPr>
-                    <m:t>-</m:t>
+                    <m:t xml:space="preserve">-</m:t>
                   </m:r>
                   <m:sSup>
-                    <m:sSupPr>
-                      <m:ctrlPr>
-                        <w:rPr>
-                          <w:rFonts w:ascii="Cambria Math" w:hAnsi="Cambria Math"/>
-                        </w:rPr>
-                      </m:ctrlPr>
-                    </m:sSupPr>
                     <m:e>
                       <m:r>
-                        <w:rPr>
-                          <w:rFonts w:ascii="Cambria Math" w:hAnsi="Cambria Math"/>
-                        </w:rPr>
-                        <m:t>x</m:t>
+                        <m:t xml:space="preserve">x</m:t>
                       </m:r>
                     </m:e>
                     <m:sup>
                       <m:r>
-                        <w:rPr>
-                          <w:rFonts w:ascii="Cambria Math" w:hAnsi="Cambria Math"/>
-                        </w:rPr>
-                        <m:t>2</m:t>
+                        <m:t xml:space="preserve">2</m:t>
                       </m:r>
                     </m:sup>
                   </m:sSup>
                 </m:sup>
               </m:sSup>
               <m:r>
-                <w:rPr>
-                  <w:rFonts w:ascii="Cambria Math" w:hAnsi="Cambria Math"/>
-                </w:rPr>
-                <m:t>dx</m:t>
+                <m:t xml:space="preserve">dx</m:t>
               </m:r>
               <m:r>
                 <m:rPr>
                   <m:lit/>
                   <m:nor/>
                 </m:rPr>
-                <m:t>=</m:t>
+                <m:t xml:space="preserve">=</m:t>
               </m:r>
               <m:f>
-                <m:fPr>
-                  <m:ctrlPr>
-                    <w:rPr>
-                      <w:rFonts w:ascii="Cambria Math" w:hAnsi="Cambria Math"/>
-                    </w:rPr>
-                  </m:ctrlPr>
-                </m:fPr>
                 <m:num>
                   <m:rad>
                     <m:radPr>
                       <m:degHide m:val="1"/>
-                      <m:ctrlPr>
-                        <w:rPr>
-                          <w:rFonts w:ascii="Cambria Math" w:hAnsi="Cambria Math"/>
-                        </w:rPr>
-                      </m:ctrlPr>
                     </m:radPr>
                     <m:deg/>
                     <m:e>
                       <m:r>
-                        <w:rPr>
-                          <w:rFonts w:ascii="Cambria Math" w:hAnsi="Cambria Math"/>
-                        </w:rPr>
-                        <m:t>π</m:t>
+                        <m:t xml:space="preserve">π</m:t>
                       </m:r>
                     </m:e>
                   </m:rad>
                 </m:num>
                 <m:den>
                   <m:r>
-                    <w:rPr>
-                      <w:rFonts w:ascii="Cambria Math" w:hAnsi="Cambria Math"/>
-                    </w:rPr>
-                    <m:t>2</m:t>
+                    <m:t xml:space="preserve">2</m:t>
                   </m:r>
                 </m:den>
               </m:f>
               <m:r>
-                <w:rPr>
-                  <w:rFonts w:ascii="Cambria Math" w:hAnsi="Cambria Math"/>
-                </w:rPr>
-                <m:t>.</m:t>
+                <m:t xml:space="preserve">.</m:t>
               </m:r>
               <m:r>
                 <m:rPr>
@@ -1068,10 +886,13 @@
                 <m:t xml:space="preserve">                           </m:t>
               </m:r>
               <m:r>
-                <w:rPr>
-                  <w:rFonts w:ascii="Cambria Math" w:hAnsi="Cambria Math"/>
-                </w:rPr>
-                <m:t>(1)</m:t>
+                <m:t xml:space="preserve">(</m:t>
+              </m:r>
+              <m:r>
+                <m:t xml:space="preserve">1</m:t>
+              </m:r>
+              <m:r>
+                <m:t xml:space="preserve">)</m:t>
               </m:r>
             </m:e>
           </m:nary>
@@ -1080,7 +901,8 @@
     </w:p>
     <w:p>
       <w:pPr>
-        <w:ind w:firstLine="0"/>
+        <w:pStyle w:val="Normal"/>
+        <w:ind w:hanging="0"/>
         <w:rPr>
           <w:lang w:val="en-GB"/>
         </w:rPr>
@@ -1094,7 +916,8 @@
     </w:p>
     <w:p>
       <w:pPr>
-        <w:ind w:firstLine="0"/>
+        <w:pStyle w:val="Normal"/>
+        <w:ind w:hanging="0"/>
         <w:rPr>
           <w:lang w:val="en-GB"/>
         </w:rPr>
@@ -1108,7 +931,8 @@
     </w:p>
     <w:p>
       <w:pPr>
-        <w:ind w:firstLine="0"/>
+        <w:pStyle w:val="Normal"/>
+        <w:ind w:hanging="0"/>
         <w:rPr>
           <w:lang w:val="en-GB"/>
         </w:rPr>
@@ -1122,33 +946,38 @@
     </w:p>
     <w:p>
       <w:pPr>
-        <w:ind w:firstLine="0"/>
-        <w:rPr>
-          <w:lang w:val="en-GB"/>
-        </w:rPr>
-      </w:pPr>
-      <w:r>
-        <w:rPr>
-          <w:lang w:val="en-GB"/>
-        </w:rPr>
-        <w:t xml:space="preserve"> 9. Use appropriate significant figures, i.e., number of decimal places.</w:t>
-      </w:r>
-    </w:p>
-    <w:p>
-      <w:pPr>
-        <w:ind w:firstLine="0"/>
-        <w:rPr>
-          <w:lang w:val="en-GB"/>
-        </w:rPr>
-      </w:pPr>
-      <w:r>
-        <w:rPr>
-          <w:noProof/>
-        </w:rPr>
+        <w:pStyle w:val="Normal"/>
+        <w:ind w:hanging="0"/>
+        <w:rPr>
+          <w:lang w:val="en-GB"/>
+        </w:rPr>
+      </w:pPr>
+      <w:r>
+        <w:rPr>
+          <w:lang w:val="en-GB"/>
+        </w:rPr>
+        <w:t xml:space="preserve"> </w:t>
+      </w:r>
+      <w:r>
+        <w:rPr>
+          <w:lang w:val="en-GB"/>
+        </w:rPr>
+        <w:t>9. Use appropriate significant figures, i.e., number of decimal places.</w:t>
+      </w:r>
+    </w:p>
+    <w:p>
+      <w:pPr>
+        <w:pStyle w:val="Normal"/>
+        <w:ind w:hanging="0"/>
+        <w:rPr>
+          <w:lang w:val="en-GB"/>
+        </w:rPr>
+      </w:pPr>
+      <w:r>
         <mc:AlternateContent>
           <mc:Choice Requires="wpg">
             <w:drawing>
-              <wp:anchor distT="0" distB="0" distL="114300" distR="114300" simplePos="0" relativeHeight="2" behindDoc="0" locked="0" layoutInCell="0" allowOverlap="1" wp14:anchorId="1DDC4378" wp14:editId="727AA8F5">
+              <wp:anchor distT="0" distB="0" distL="114300" distR="114300" simplePos="0" relativeHeight="2" behindDoc="0" locked="0" layoutInCell="0" allowOverlap="1" wp14:anchorId="1DDC4378">
                 <wp:simplePos x="0" y="0"/>
                 <wp:positionH relativeFrom="column">
                   <wp:posOffset>24130</wp:posOffset>
@@ -1160,7 +989,6 @@
                 <wp:effectExtent l="0" t="0" r="0" b="0"/>
                 <wp:wrapTopAndBottom/>
                 <wp:docPr id="1" name="Group 3"/>
-                <wp:cNvGraphicFramePr/>
                 <a:graphic xmlns:a="http://schemas.openxmlformats.org/drawingml/2006/main">
                   <a:graphicData uri="http://schemas.microsoft.com/office/word/2010/wordprocessingGroup">
                     <wpg:wgp>
@@ -1179,7 +1007,7 @@
                           <pic:cNvPicPr/>
                         </pic:nvPicPr>
                         <pic:blipFill>
-                          <a:blip r:embed="rId7"/>
+                          <a:blip r:embed="rId2"/>
                           <a:stretch/>
                         </pic:blipFill>
                         <pic:spPr>
@@ -1201,29 +1029,23 @@
                         <wps:cNvSpPr/>
                         <wps:spPr>
                           <a:xfrm>
-                            <a:off x="63360" y="1956960"/>
-                            <a:ext cx="2875320" cy="1731600"/>
+                            <a:off x="63360" y="1957680"/>
+                            <a:ext cx="2875320" cy="1730880"/>
                           </a:xfrm>
                           <a:prstGeom prst="rect">
                             <a:avLst/>
                           </a:prstGeom>
                           <a:solidFill>
-                            <a:srgbClr val="FFFFFF"/>
+                            <a:srgbClr val="ffffff"/>
                           </a:solidFill>
                           <a:ln w="0">
                             <a:noFill/>
                           </a:ln>
                         </wps:spPr>
                         <wps:style>
-                          <a:lnRef idx="0">
-                            <a:scrgbClr r="0" g="0" b="0"/>
-                          </a:lnRef>
-                          <a:fillRef idx="0">
-                            <a:scrgbClr r="0" g="0" b="0"/>
-                          </a:fillRef>
-                          <a:effectRef idx="0">
-                            <a:scrgbClr r="0" g="0" b="0"/>
-                          </a:effectRef>
+                          <a:lnRef idx="0"/>
+                          <a:fillRef idx="0"/>
+                          <a:effectRef idx="0"/>
                           <a:fontRef idx="minor"/>
                         </wps:style>
                         <wps:txbx>
@@ -1231,10 +1053,11 @@
                             <w:p>
                               <w:pPr>
                                 <w:pStyle w:val="Caption"/>
-                                <w:ind w:firstLine="0"/>
+                                <w:spacing w:before="0" w:after="200"/>
+                                <w:ind w:hanging="0"/>
                                 <w:rPr>
-                                  <w:i w:val="0"/>
-                                  <w:iCs w:val="0"/>
+                                  <w:i w:val="false"/>
+                                  <w:iCs w:val="false"/>
                                   <w:color w:val="auto"/>
                                   <w:sz w:val="20"/>
                                   <w:szCs w:val="20"/>
@@ -1243,8 +1066,8 @@
                               </w:pPr>
                               <w:r>
                                 <w:rPr>
-                                  <w:i w:val="0"/>
-                                  <w:iCs w:val="0"/>
+                                  <w:i w:val="false"/>
+                                  <w:iCs w:val="false"/>
                                   <w:color w:val="auto"/>
                                   <w:sz w:val="20"/>
                                   <w:szCs w:val="20"/>
@@ -1253,8 +1076,8 @@
                               </w:r>
                               <w:r>
                                 <w:rPr>
-                                  <w:i w:val="0"/>
-                                  <w:iCs w:val="0"/>
+                                  <w:i w:val="false"/>
+                                  <w:iCs w:val="false"/>
                                   <w:color w:val="auto"/>
                                   <w:sz w:val="20"/>
                                   <w:szCs w:val="20"/>
@@ -1263,8 +1086,8 @@
                               </w:r>
                               <w:r>
                                 <w:rPr>
-                                  <w:i w:val="0"/>
-                                  <w:iCs w:val="0"/>
+                                  <w:i w:val="false"/>
+                                  <w:iCs w:val="false"/>
                                   <w:color w:val="auto"/>
                                   <w:sz w:val="20"/>
                                   <w:szCs w:val="20"/>
@@ -1273,8 +1096,8 @@
                               </w:r>
                               <w:r>
                                 <w:rPr>
-                                  <w:i w:val="0"/>
-                                  <w:iCs w:val="0"/>
+                                  <w:i w:val="false"/>
+                                  <w:iCs w:val="false"/>
                                   <w:color w:val="auto"/>
                                   <w:sz w:val="20"/>
                                   <w:szCs w:val="20"/>
@@ -1283,8 +1106,8 @@
                               </w:r>
                               <w:r>
                                 <w:rPr>
-                                  <w:i w:val="0"/>
-                                  <w:iCs w:val="0"/>
+                                  <w:i w:val="false"/>
+                                  <w:iCs w:val="false"/>
                                   <w:color w:val="auto"/>
                                   <w:sz w:val="20"/>
                                   <w:szCs w:val="20"/>
@@ -1293,8 +1116,8 @@
                               </w:r>
                               <w:r>
                                 <w:rPr>
-                                  <w:i w:val="0"/>
-                                  <w:iCs w:val="0"/>
+                                  <w:i w:val="false"/>
+                                  <w:iCs w:val="false"/>
                                   <w:color w:val="auto"/>
                                   <w:sz w:val="20"/>
                                   <w:szCs w:val="20"/>
@@ -1303,8 +1126,8 @@
                               </w:r>
                               <w:r>
                                 <w:rPr>
-                                  <w:i w:val="0"/>
-                                  <w:iCs w:val="0"/>
+                                  <w:i w:val="false"/>
+                                  <w:iCs w:val="false"/>
                                   <w:color w:val="auto"/>
                                   <w:sz w:val="20"/>
                                   <w:szCs w:val="20"/>
@@ -1314,7 +1137,7 @@
                             </w:p>
                           </w:txbxContent>
                         </wps:txbx>
-                        <wps:bodyPr lIns="0" tIns="0" rIns="0" bIns="0" anchor="t">
+                        <wps:bodyPr lIns="0" rIns="0" tIns="0" bIns="0" anchor="t">
                           <a:noAutofit/>
                         </wps:bodyPr>
                       </wps:wsp>
@@ -1324,7 +1147,7 @@
               </wp:anchor>
             </w:drawing>
           </mc:Choice>
-          <mc:Fallback xmlns:pic="http://schemas.openxmlformats.org/drawingml/2006/picture">
+          <mc:Fallback>
             <w:pict>
               <v:group id="shape_0" alt="Group 3" style="position:absolute;margin-left:1.9pt;margin-top:10.4pt;width:231.4pt;height:290.45pt" coordorigin="38,208" coordsize="4628,5809">
                 <v:shapetype id="_x0000_t75" coordsize="21600,21600" o:spt="75" o:preferrelative="t" path="m@4@5l@4@11@9@11@9@5xe" filled="f" stroked="f">
@@ -1347,11 +1170,11 @@
                   <o:lock v:ext="edit" aspectratio="t"/>
                 </v:shapetype>
                 <v:shape id="shape_0" stroked="f" o:allowincell="f" style="position:absolute;left:38;top:208;width:4353;height:3056;mso-wrap-style:none;v-text-anchor:middle" type="_x0000_t75">
-                  <v:imagedata r:id="rId8" o:detectmouseclick="t"/>
+                  <v:imagedata r:id="rId3" o:detectmouseclick="t"/>
                   <v:stroke color="#3465a4" joinstyle="round" endcap="flat"/>
                   <w10:wrap type="topAndBottom"/>
                 </v:shape>
-                <v:rect id="shape_0" fillcolor="white" stroked="f" o:allowincell="f" style="position:absolute;left:138;top:3290;width:4527;height:2726;mso-wrap-style:square;v-text-anchor:top">
+                <v:rect id="shape_0" fillcolor="white" stroked="f" o:allowincell="f" style="position:absolute;left:138;top:3291;width:4527;height:2725;mso-wrap-style:square;v-text-anchor:top">
                   <v:fill o:detectmouseclick="t" type="solid" color2="black"/>
                   <v:stroke color="#3465a4" joinstyle="round" endcap="flat"/>
                   <v:textbox>
@@ -1459,7 +1282,8 @@
     </w:p>
     <w:p>
       <w:pPr>
-        <w:ind w:firstLine="0"/>
+        <w:pStyle w:val="Normal"/>
+        <w:ind w:hanging="0"/>
         <w:rPr>
           <w:lang w:val="en-GB"/>
         </w:rPr>
@@ -1473,56 +1297,30 @@
     </w:p>
     <w:p>
       <w:pPr>
-        <w:ind w:firstLine="0"/>
-        <w:rPr>
-          <w:lang w:val="en-GB"/>
-        </w:rPr>
-      </w:pPr>
-      <w:r>
-        <w:rPr>
-          <w:lang w:val="en-GB"/>
-        </w:rPr>
-        <w:t xml:space="preserve">12. Note that a significant portion of the population has </w:t>
-      </w:r>
-      <w:proofErr w:type="spellStart"/>
-      <w:r>
-        <w:rPr>
-          <w:lang w:val="en-GB"/>
-        </w:rPr>
-        <w:t>color</w:t>
-      </w:r>
-      <w:proofErr w:type="spellEnd"/>
-      <w:r>
-        <w:rPr>
-          <w:lang w:val="en-GB"/>
-        </w:rPr>
-        <w:t xml:space="preserve"> perception issues and/or your article may be viewed in black and white. </w:t>
-      </w:r>
-      <w:proofErr w:type="spellStart"/>
-      <w:r>
-        <w:rPr>
-          <w:lang w:val="en-GB"/>
-        </w:rPr>
-        <w:t>Color</w:t>
-      </w:r>
-      <w:proofErr w:type="spellEnd"/>
-      <w:r>
-        <w:rPr>
-          <w:lang w:val="en-GB"/>
-        </w:rPr>
-        <w:t xml:space="preserve"> your figures accordingly.</w:t>
+        <w:pStyle w:val="Normal"/>
+        <w:ind w:hanging="0"/>
+        <w:rPr>
+          <w:lang w:val="en-GB"/>
+        </w:rPr>
+      </w:pPr>
+      <w:r>
+        <w:rPr>
+          <w:lang w:val="en-GB"/>
+        </w:rPr>
+        <w:t>12. Note that a significant portion of the population has color perception issues and/or your article may be viewed in black and white. Color your figures accordingly.</w:t>
       </w:r>
       <w:r>
         <w:rPr>
           <w:rStyle w:val="FootnoteReference"/>
           <w:lang w:val="en-GB"/>
         </w:rPr>
-        <w:footnoteReference w:id="1"/>
-      </w:r>
-    </w:p>
-    <w:p>
-      <w:pPr>
-        <w:ind w:firstLine="0"/>
+        <w:footnoteReference w:id="2"/>
+      </w:r>
+    </w:p>
+    <w:p>
+      <w:pPr>
+        <w:pStyle w:val="Normal"/>
+        <w:ind w:hanging="0"/>
         <w:rPr>
           <w:lang w:val="en-GB"/>
         </w:rPr>
@@ -1536,7 +1334,8 @@
     </w:p>
     <w:p>
       <w:pPr>
-        <w:ind w:firstLine="0"/>
+        <w:pStyle w:val="Normal"/>
+        <w:ind w:hanging="0"/>
         <w:rPr>
           <w:lang w:val="en-GB"/>
         </w:rPr>
@@ -1550,7 +1349,8 @@
     </w:p>
     <w:p>
       <w:pPr>
-        <w:ind w:firstLine="0"/>
+        <w:pStyle w:val="Normal"/>
+        <w:ind w:hanging="0"/>
         <w:rPr>
           <w:lang w:val="en-GB"/>
         </w:rPr>
@@ -1564,8 +1364,9 @@
     </w:p>
     <w:p>
       <w:pPr>
-        <w:spacing w:after="240"/>
-        <w:ind w:firstLine="0"/>
+        <w:pStyle w:val="Normal"/>
+        <w:spacing w:before="0" w:after="240"/>
+        <w:ind w:hanging="0"/>
         <w:rPr>
           <w:lang w:val="en-GB"/>
         </w:rPr>
@@ -1581,8 +1382,15 @@
       <w:tblPr>
         <w:tblW w:w="4106" w:type="dxa"/>
         <w:jc w:val="center"/>
+        <w:tblInd w:w="0" w:type="dxa"/>
         <w:tblLayout w:type="fixed"/>
-        <w:tblLook w:val="0020" w:firstRow="1" w:lastRow="0" w:firstColumn="0" w:lastColumn="0" w:noHBand="0" w:noVBand="0"/>
+        <w:tblCellMar>
+          <w:top w:w="0" w:type="dxa"/>
+          <w:start w:w="108" w:type="dxa"/>
+          <w:bottom w:w="0" w:type="dxa"/>
+          <w:end w:w="108" w:type="dxa"/>
+        </w:tblCellMar>
+        <w:tblLook w:val="0020" w:noHBand="0" w:noVBand="0" w:firstColumn="0" w:lastRow="0" w:lastColumn="0" w:firstRow="1"/>
       </w:tblPr>
       <w:tblGrid>
         <w:gridCol w:w="2268"/>
@@ -1590,9 +1398,7 @@
         <w:gridCol w:w="706"/>
       </w:tblGrid>
       <w:tr>
-        <w:trPr>
-          <w:jc w:val="center"/>
-        </w:trPr>
+        <w:trPr/>
         <w:tc>
           <w:tcPr>
             <w:tcW w:w="2268" w:type="dxa"/>
@@ -1664,9 +1470,7 @@
         </w:tc>
       </w:tr>
       <w:tr>
-        <w:trPr>
-          <w:jc w:val="center"/>
-        </w:trPr>
+        <w:trPr/>
         <w:tc>
           <w:tcPr>
             <w:tcW w:w="2268" w:type="dxa"/>
@@ -1707,16 +1511,8 @@
               <w:rPr>
                 <w:lang w:val="en-GB"/>
               </w:rPr>
-              <w:t xml:space="preserve">14 </w:t>
+              <w:t>14 point</w:t>
             </w:r>
-            <w:proofErr w:type="gramStart"/>
-            <w:r>
-              <w:rPr>
-                <w:lang w:val="en-GB"/>
-              </w:rPr>
-              <w:t>point</w:t>
-            </w:r>
-            <w:proofErr w:type="gramEnd"/>
           </w:p>
         </w:tc>
         <w:tc>
@@ -1743,12 +1539,11 @@
         </w:tc>
       </w:tr>
       <w:tr>
-        <w:trPr>
-          <w:jc w:val="center"/>
-        </w:trPr>
+        <w:trPr/>
         <w:tc>
           <w:tcPr>
             <w:tcW w:w="2268" w:type="dxa"/>
+            <w:tcBorders/>
           </w:tcPr>
           <w:p>
             <w:pPr>
@@ -1768,6 +1563,7 @@
         <w:tc>
           <w:tcPr>
             <w:tcW w:w="1132" w:type="dxa"/>
+            <w:tcBorders/>
           </w:tcPr>
           <w:p>
             <w:pPr>
@@ -1780,21 +1576,14 @@
               <w:rPr>
                 <w:lang w:val="en-GB"/>
               </w:rPr>
-              <w:t xml:space="preserve">12 </w:t>
+              <w:t>12 point</w:t>
             </w:r>
-            <w:proofErr w:type="gramStart"/>
-            <w:r>
-              <w:rPr>
-                <w:lang w:val="en-GB"/>
-              </w:rPr>
-              <w:t>point</w:t>
-            </w:r>
-            <w:proofErr w:type="gramEnd"/>
           </w:p>
         </w:tc>
         <w:tc>
           <w:tcPr>
             <w:tcW w:w="706" w:type="dxa"/>
+            <w:tcBorders/>
           </w:tcPr>
           <w:p>
             <w:pPr>
@@ -1803,16 +1592,20 @@
                 <w:lang w:val="en-GB"/>
               </w:rPr>
             </w:pPr>
+            <w:r>
+              <w:rPr>
+                <w:lang w:val="en-GB"/>
+              </w:rPr>
+            </w:r>
           </w:p>
         </w:tc>
       </w:tr>
       <w:tr>
-        <w:trPr>
-          <w:jc w:val="center"/>
-        </w:trPr>
+        <w:trPr/>
         <w:tc>
           <w:tcPr>
             <w:tcW w:w="2268" w:type="dxa"/>
+            <w:tcBorders/>
           </w:tcPr>
           <w:p>
             <w:pPr>
@@ -1832,6 +1625,7 @@
         <w:tc>
           <w:tcPr>
             <w:tcW w:w="1132" w:type="dxa"/>
+            <w:tcBorders/>
           </w:tcPr>
           <w:p>
             <w:pPr>
@@ -1844,21 +1638,14 @@
               <w:rPr>
                 <w:lang w:val="en-GB"/>
               </w:rPr>
-              <w:t xml:space="preserve">11 </w:t>
+              <w:t>11 point</w:t>
             </w:r>
-            <w:proofErr w:type="gramStart"/>
-            <w:r>
-              <w:rPr>
-                <w:lang w:val="en-GB"/>
-              </w:rPr>
-              <w:t>point</w:t>
-            </w:r>
-            <w:proofErr w:type="gramEnd"/>
           </w:p>
         </w:tc>
         <w:tc>
           <w:tcPr>
             <w:tcW w:w="706" w:type="dxa"/>
+            <w:tcBorders/>
           </w:tcPr>
           <w:p>
             <w:pPr>
@@ -1877,12 +1664,11 @@
         </w:tc>
       </w:tr>
       <w:tr>
-        <w:trPr>
-          <w:jc w:val="center"/>
-        </w:trPr>
+        <w:trPr/>
         <w:tc>
           <w:tcPr>
             <w:tcW w:w="2268" w:type="dxa"/>
+            <w:tcBorders/>
           </w:tcPr>
           <w:p>
             <w:pPr>
@@ -1902,6 +1688,7 @@
         <w:tc>
           <w:tcPr>
             <w:tcW w:w="1132" w:type="dxa"/>
+            <w:tcBorders/>
           </w:tcPr>
           <w:p>
             <w:pPr>
@@ -1914,21 +1701,14 @@
               <w:rPr>
                 <w:lang w:val="en-GB"/>
               </w:rPr>
-              <w:t xml:space="preserve">12 </w:t>
+              <w:t>12 point</w:t>
             </w:r>
-            <w:proofErr w:type="gramStart"/>
-            <w:r>
-              <w:rPr>
-                <w:lang w:val="en-GB"/>
-              </w:rPr>
-              <w:t>point</w:t>
-            </w:r>
-            <w:proofErr w:type="gramEnd"/>
           </w:p>
         </w:tc>
         <w:tc>
           <w:tcPr>
             <w:tcW w:w="706" w:type="dxa"/>
+            <w:tcBorders/>
           </w:tcPr>
           <w:p>
             <w:pPr>
@@ -1947,12 +1727,11 @@
         </w:tc>
       </w:tr>
       <w:tr>
-        <w:trPr>
-          <w:jc w:val="center"/>
-        </w:trPr>
+        <w:trPr/>
         <w:tc>
           <w:tcPr>
             <w:tcW w:w="2268" w:type="dxa"/>
+            <w:tcBorders/>
           </w:tcPr>
           <w:p>
             <w:pPr>
@@ -1972,6 +1751,7 @@
         <w:tc>
           <w:tcPr>
             <w:tcW w:w="1132" w:type="dxa"/>
+            <w:tcBorders/>
           </w:tcPr>
           <w:p>
             <w:pPr>
@@ -1984,21 +1764,14 @@
               <w:rPr>
                 <w:lang w:val="en-GB"/>
               </w:rPr>
-              <w:t xml:space="preserve">10 </w:t>
+              <w:t>10 point</w:t>
             </w:r>
-            <w:proofErr w:type="gramStart"/>
-            <w:r>
-              <w:rPr>
-                <w:lang w:val="en-GB"/>
-              </w:rPr>
-              <w:t>point</w:t>
-            </w:r>
-            <w:proofErr w:type="gramEnd"/>
           </w:p>
         </w:tc>
         <w:tc>
           <w:tcPr>
             <w:tcW w:w="706" w:type="dxa"/>
+            <w:tcBorders/>
           </w:tcPr>
           <w:p>
             <w:pPr>
@@ -2017,12 +1790,11 @@
         </w:tc>
       </w:tr>
       <w:tr>
-        <w:trPr>
-          <w:jc w:val="center"/>
-        </w:trPr>
+        <w:trPr/>
         <w:tc>
           <w:tcPr>
             <w:tcW w:w="2268" w:type="dxa"/>
+            <w:tcBorders/>
           </w:tcPr>
           <w:p>
             <w:pPr>
@@ -2042,6 +1814,7 @@
         <w:tc>
           <w:tcPr>
             <w:tcW w:w="1132" w:type="dxa"/>
+            <w:tcBorders/>
           </w:tcPr>
           <w:p>
             <w:pPr>
@@ -2054,21 +1827,14 @@
               <w:rPr>
                 <w:lang w:val="en-GB"/>
               </w:rPr>
-              <w:t xml:space="preserve">9 </w:t>
+              <w:t>9 point</w:t>
             </w:r>
-            <w:proofErr w:type="gramStart"/>
-            <w:r>
-              <w:rPr>
-                <w:lang w:val="en-GB"/>
-              </w:rPr>
-              <w:t>point</w:t>
-            </w:r>
-            <w:proofErr w:type="gramEnd"/>
           </w:p>
         </w:tc>
         <w:tc>
           <w:tcPr>
             <w:tcW w:w="706" w:type="dxa"/>
+            <w:tcBorders/>
           </w:tcPr>
           <w:p>
             <w:pPr>
@@ -2087,9 +1853,7 @@
         </w:tc>
       </w:tr>
       <w:tr>
-        <w:trPr>
-          <w:jc w:val="center"/>
-        </w:trPr>
+        <w:trPr/>
         <w:tc>
           <w:tcPr>
             <w:tcW w:w="2268" w:type="dxa"/>
@@ -2108,7 +1872,6 @@
               <w:rPr>
                 <w:lang w:val="en-GB"/>
               </w:rPr>
-              <w:lastRenderedPageBreak/>
               <w:t>All other text</w:t>
             </w:r>
           </w:p>
@@ -2123,21 +1886,14 @@
           <w:p>
             <w:pPr>
               <w:pStyle w:val="Table"/>
+              <w:rPr/>
             </w:pPr>
             <w:r>
               <w:rPr>
                 <w:lang w:val="en-GB"/>
               </w:rPr>
-              <w:t xml:space="preserve">10 </w:t>
+              <w:t>10 point</w:t>
             </w:r>
-            <w:proofErr w:type="gramStart"/>
-            <w:r>
-              <w:rPr>
-                <w:lang w:val="en-GB"/>
-              </w:rPr>
-              <w:t>point</w:t>
-            </w:r>
-            <w:proofErr w:type="gramEnd"/>
           </w:p>
         </w:tc>
         <w:tc>
@@ -2150,28 +1906,50 @@
           <w:p>
             <w:pPr>
               <w:pStyle w:val="Table"/>
-              <w:keepNext/>
+              <w:keepNext w:val="true"/>
+              <w:rPr/>
             </w:pPr>
+            <w:r>
+              <w:rPr/>
+            </w:r>
           </w:p>
         </w:tc>
       </w:tr>
     </w:tbl>
     <w:p>
       <w:pPr>
+        <w:pStyle w:val="Normal"/>
         <w:jc w:val="center"/>
         <w:rPr>
           <w:lang w:val="en-GB"/>
         </w:rPr>
       </w:pPr>
       <w:r>
+        <w:rPr/>
         <w:t xml:space="preserve">Table </w:t>
       </w:r>
-      <w:fldSimple w:instr=" SEQ Table \* ARABIC ">
-        <w:r>
-          <w:t>1</w:t>
-        </w:r>
-      </w:fldSimple>
-      <w:r>
+      <w:r>
+        <w:rPr/>
+        <w:fldChar w:fldCharType="begin"/>
+      </w:r>
+      <w:r>
+        <w:rPr/>
+        <w:instrText xml:space="preserve"> SEQ Table \* ARABIC </w:instrText>
+      </w:r>
+      <w:r>
+        <w:rPr/>
+        <w:fldChar w:fldCharType="separate"/>
+      </w:r>
+      <w:r>
+        <w:rPr/>
+        <w:t>1</w:t>
+      </w:r>
+      <w:r>
+        <w:rPr/>
+        <w:fldChar w:fldCharType="end"/>
+      </w:r>
+      <w:r>
+        <w:rPr/>
         <w:t xml:space="preserve">.  </w:t>
       </w:r>
       <w:r>
@@ -2183,8 +1961,13 @@
     </w:p>
     <w:p>
       <w:pPr>
-        <w:ind w:firstLine="0"/>
-      </w:pPr>
+        <w:pStyle w:val="Normal"/>
+        <w:ind w:hanging="0"/>
+        <w:rPr/>
+      </w:pPr>
+      <w:r>
+        <w:rPr/>
+      </w:r>
     </w:p>
     <w:p>
       <w:pPr>
@@ -2192,99 +1975,187 @@
         <w:tabs>
           <w:tab w:val="clear" w:pos="720"/>
         </w:tabs>
-      </w:pPr>
-      <w:r>
+        <w:rPr/>
+      </w:pPr>
+      <w:r>
+        <w:rPr/>
         <w:t>3.</w:t>
-      </w:r>
-      <w:r>
         <w:tab/>
         <w:t>Results</w:t>
       </w:r>
     </w:p>
     <w:p>
       <w:pPr>
+        <w:pStyle w:val="Normal"/>
         <w:ind w:firstLine="224"/>
-      </w:pPr>
-      <w:r>
+        <w:rPr/>
+      </w:pPr>
+      <w:r>
+        <w:rPr/>
         <w:t xml:space="preserve">Present your results here. We expect this to take approximately one half to one page. Remember to report the Challenge scores (weighted accuracy metric for the murmur detection task, and cost for the clinical outcome identification task) on the training, validation, and test sets. The scores that you receive from us before the conference use the hid- den validation set, and the scores that you receive from us after the conference use the hidden test set. You can use other metrics to provide insight into your method, but you should clearly report the Challenge scores. </w:t>
       </w:r>
     </w:p>
     <w:p>
       <w:pPr>
+        <w:pStyle w:val="Normal"/>
         <w:ind w:firstLine="224"/>
-      </w:pPr>
-      <w:r>
+        <w:rPr/>
+      </w:pPr>
+      <w:r>
+        <w:rPr/>
         <w:t xml:space="preserve">You should include a table (see Tables 2) to summarize your results. Follow the guidelines detailed in the methods. Comparing your results to others in the field is important, and this should be updated after the final scores are released. Please do not change the format of the table, which allows your readers to easily compare your results with other papers. </w:t>
       </w:r>
     </w:p>
     <w:p>
       <w:pPr>
+        <w:pStyle w:val="Normal"/>
         <w:ind w:firstLine="224"/>
-      </w:pPr>
-      <w:r>
+        <w:rPr/>
+      </w:pPr>
+      <w:r>
+        <w:rPr/>
         <w:t xml:space="preserve">Do not discuss your results here – save interpretation for the next section. </w:t>
+      </w:r>
+    </w:p>
+    <w:p>
+      <w:pPr>
+        <w:pStyle w:val="Normal"/>
+        <w:ind w:firstLine="224"/>
+        <w:rPr/>
+      </w:pPr>
+      <w:r>
+        <w:rPr/>
       </w:r>
     </w:p>
     <w:tbl>
       <w:tblPr>
-        <w:tblW w:w="4140" w:type="dxa"/>
+        <w:tblW w:w="4666" w:type="dxa"/>
         <w:jc w:val="center"/>
+        <w:tblInd w:w="0" w:type="dxa"/>
         <w:tblLayout w:type="fixed"/>
-        <w:tblLook w:val="0020" w:firstRow="1" w:lastRow="0" w:firstColumn="0" w:lastColumn="0" w:noHBand="0" w:noVBand="0"/>
+        <w:tblCellMar>
+          <w:top w:w="0" w:type="dxa"/>
+          <w:start w:w="108" w:type="dxa"/>
+          <w:bottom w:w="0" w:type="dxa"/>
+          <w:end w:w="108" w:type="dxa"/>
+        </w:tblCellMar>
+        <w:tblLook w:val="0020" w:noHBand="0" w:noVBand="0" w:firstColumn="0" w:lastRow="0" w:lastColumn="0" w:firstRow="1"/>
       </w:tblPr>
       <w:tblGrid>
-        <w:gridCol w:w="1350"/>
-        <w:gridCol w:w="1085"/>
-        <w:gridCol w:w="807"/>
-        <w:gridCol w:w="898"/>
+        <w:gridCol w:w="779"/>
+        <w:gridCol w:w="757"/>
+        <w:gridCol w:w="756"/>
+        <w:gridCol w:w="965"/>
+        <w:gridCol w:w="632"/>
+        <w:gridCol w:w="777"/>
       </w:tblGrid>
       <w:tr>
-        <w:trPr>
-          <w:jc w:val="center"/>
-        </w:trPr>
+        <w:trPr/>
         <w:tc>
           <w:tcPr>
-            <w:tcW w:w="1350" w:type="dxa"/>
+            <w:tcW w:w="779" w:type="dxa"/>
             <w:tcBorders>
               <w:bottom w:val="single" w:sz="6" w:space="0" w:color="808080"/>
-              <w:right w:val="single" w:sz="4" w:space="0" w:color="000000"/>
             </w:tcBorders>
           </w:tcPr>
           <w:p>
             <w:pPr>
               <w:pStyle w:val="Table"/>
-              <w:jc w:val="right"/>
-              <w:rPr>
-                <w:lang w:val="en-GB"/>
+              <w:jc w:val="end"/>
+              <w:rPr>
+                <w:sz w:val="16"/>
+                <w:szCs w:val="16"/>
               </w:rPr>
             </w:pPr>
             <w:r>
               <w:rPr>
-                <w:lang w:val="en-GB"/>
-              </w:rPr>
-              <w:t>Training</w:t>
+                <w:sz w:val="16"/>
+                <w:szCs w:val="16"/>
+                <w:lang w:val="en-GB"/>
+              </w:rPr>
+              <w:t>I0002</w:t>
             </w:r>
           </w:p>
         </w:tc>
         <w:tc>
           <w:tcPr>
-            <w:tcW w:w="1085" w:type="dxa"/>
+            <w:tcW w:w="757" w:type="dxa"/>
             <w:tcBorders>
-              <w:left w:val="single" w:sz="4" w:space="0" w:color="000000"/>
+              <w:start w:val="single" w:sz="4" w:space="0" w:color="000000"/>
               <w:bottom w:val="single" w:sz="6" w:space="0" w:color="808080"/>
-              <w:right w:val="single" w:sz="4" w:space="0" w:color="000000"/>
             </w:tcBorders>
           </w:tcPr>
           <w:p>
             <w:pPr>
               <w:pStyle w:val="Table"/>
-              <w:jc w:val="right"/>
-              <w:rPr>
+              <w:jc w:val="end"/>
+              <w:rPr>
+                <w:sz w:val="16"/>
+                <w:szCs w:val="16"/>
                 <w:lang w:val="en-GB"/>
               </w:rPr>
             </w:pPr>
             <w:r>
               <w:rPr>
+                <w:sz w:val="16"/>
+                <w:szCs w:val="16"/>
+                <w:lang w:val="en-GB"/>
+              </w:rPr>
+              <w:t>I0006</w:t>
+            </w:r>
+          </w:p>
+        </w:tc>
+        <w:tc>
+          <w:tcPr>
+            <w:tcW w:w="756" w:type="dxa"/>
+            <w:tcBorders>
+              <w:start w:val="single" w:sz="4" w:space="0" w:color="000000"/>
+              <w:bottom w:val="single" w:sz="6" w:space="0" w:color="808080"/>
+              <w:end w:val="single" w:sz="4" w:space="0" w:color="000000"/>
+            </w:tcBorders>
+          </w:tcPr>
+          <w:p>
+            <w:pPr>
+              <w:pStyle w:val="Table"/>
+              <w:jc w:val="end"/>
+              <w:rPr>
+                <w:sz w:val="16"/>
+                <w:szCs w:val="16"/>
+                <w:lang w:val="en-GB"/>
+              </w:rPr>
+            </w:pPr>
+            <w:r>
+              <w:rPr>
+                <w:sz w:val="16"/>
+                <w:szCs w:val="16"/>
+                <w:lang w:val="en-GB"/>
+              </w:rPr>
+              <w:t>S0001</w:t>
+            </w:r>
+          </w:p>
+        </w:tc>
+        <w:tc>
+          <w:tcPr>
+            <w:tcW w:w="965" w:type="dxa"/>
+            <w:tcBorders>
+              <w:start w:val="single" w:sz="4" w:space="0" w:color="000000"/>
+              <w:bottom w:val="single" w:sz="6" w:space="0" w:color="808080"/>
+              <w:end w:val="single" w:sz="4" w:space="0" w:color="000000"/>
+            </w:tcBorders>
+          </w:tcPr>
+          <w:p>
+            <w:pPr>
+              <w:pStyle w:val="Table"/>
+              <w:jc w:val="end"/>
+              <w:rPr>
+                <w:sz w:val="16"/>
+                <w:szCs w:val="16"/>
+              </w:rPr>
+            </w:pPr>
+            <w:r>
+              <w:rPr>
+                <w:sz w:val="16"/>
+                <w:szCs w:val="16"/>
                 <w:lang w:val="en-GB"/>
               </w:rPr>
               <w:t>Validation</w:t>
@@ -2293,23 +2164,26 @@
         </w:tc>
         <w:tc>
           <w:tcPr>
-            <w:tcW w:w="807" w:type="dxa"/>
+            <w:tcW w:w="632" w:type="dxa"/>
             <w:tcBorders>
-              <w:left w:val="single" w:sz="4" w:space="0" w:color="000000"/>
+              <w:start w:val="single" w:sz="4" w:space="0" w:color="000000"/>
               <w:bottom w:val="single" w:sz="6" w:space="0" w:color="808080"/>
-              <w:right w:val="single" w:sz="4" w:space="0" w:color="000000"/>
+              <w:end w:val="single" w:sz="4" w:space="0" w:color="000000"/>
             </w:tcBorders>
           </w:tcPr>
           <w:p>
             <w:pPr>
               <w:pStyle w:val="Table"/>
-              <w:jc w:val="right"/>
-              <w:rPr>
-                <w:lang w:val="en-GB"/>
+              <w:jc w:val="end"/>
+              <w:rPr>
+                <w:sz w:val="16"/>
+                <w:szCs w:val="16"/>
               </w:rPr>
             </w:pPr>
             <w:r>
               <w:rPr>
+                <w:sz w:val="16"/>
+                <w:szCs w:val="16"/>
                 <w:lang w:val="en-GB"/>
               </w:rPr>
               <w:t>Test</w:t>
@@ -2318,22 +2192,25 @@
         </w:tc>
         <w:tc>
           <w:tcPr>
-            <w:tcW w:w="898" w:type="dxa"/>
+            <w:tcW w:w="777" w:type="dxa"/>
             <w:tcBorders>
-              <w:left w:val="single" w:sz="4" w:space="0" w:color="000000"/>
+              <w:start w:val="single" w:sz="4" w:space="0" w:color="000000"/>
               <w:bottom w:val="single" w:sz="6" w:space="0" w:color="808080"/>
             </w:tcBorders>
           </w:tcPr>
           <w:p>
             <w:pPr>
               <w:pStyle w:val="Table"/>
-              <w:jc w:val="right"/>
-              <w:rPr>
-                <w:lang w:val="en-GB"/>
+              <w:jc w:val="end"/>
+              <w:rPr>
+                <w:sz w:val="16"/>
+                <w:szCs w:val="16"/>
               </w:rPr>
             </w:pPr>
             <w:r>
               <w:rPr>
+                <w:sz w:val="16"/>
+                <w:szCs w:val="16"/>
                 <w:lang w:val="en-GB"/>
               </w:rPr>
               <w:t>Ranking</w:t>
@@ -2342,52 +2219,112 @@
         </w:tc>
       </w:tr>
       <w:tr>
-        <w:trPr>
-          <w:jc w:val="center"/>
-        </w:trPr>
+        <w:trPr/>
         <w:tc>
           <w:tcPr>
-            <w:tcW w:w="1350" w:type="dxa"/>
+            <w:tcW w:w="779" w:type="dxa"/>
             <w:tcBorders>
               <w:bottom w:val="single" w:sz="12" w:space="0" w:color="808080"/>
-              <w:right w:val="single" w:sz="4" w:space="0" w:color="000000"/>
             </w:tcBorders>
           </w:tcPr>
           <w:p>
             <w:pPr>
               <w:pStyle w:val="Table"/>
-              <w:jc w:val="right"/>
-              <w:rPr>
-                <w:lang w:val="en-GB"/>
+              <w:jc w:val="end"/>
+              <w:rPr>
+                <w:sz w:val="16"/>
+                <w:szCs w:val="16"/>
               </w:rPr>
             </w:pPr>
             <w:r>
               <w:rPr>
-                <w:lang w:val="en-GB"/>
-              </w:rPr>
-              <w:t>0.654±0.0321</w:t>
+                <w:sz w:val="16"/>
+                <w:szCs w:val="16"/>
+                <w:lang w:val="en-GB"/>
+              </w:rPr>
+              <w:t>0.475</w:t>
             </w:r>
           </w:p>
         </w:tc>
         <w:tc>
           <w:tcPr>
-            <w:tcW w:w="1085" w:type="dxa"/>
+            <w:tcW w:w="757" w:type="dxa"/>
             <w:tcBorders>
-              <w:left w:val="single" w:sz="4" w:space="0" w:color="000000"/>
+              <w:start w:val="single" w:sz="4" w:space="0" w:color="000000"/>
               <w:bottom w:val="single" w:sz="12" w:space="0" w:color="808080"/>
-              <w:right w:val="single" w:sz="4" w:space="0" w:color="000000"/>
             </w:tcBorders>
           </w:tcPr>
           <w:p>
             <w:pPr>
               <w:pStyle w:val="Table"/>
-              <w:jc w:val="right"/>
-              <w:rPr>
+              <w:jc w:val="end"/>
+              <w:rPr>
+                <w:sz w:val="16"/>
+                <w:szCs w:val="16"/>
                 <w:lang w:val="en-GB"/>
               </w:rPr>
             </w:pPr>
             <w:r>
               <w:rPr>
+                <w:sz w:val="16"/>
+                <w:szCs w:val="16"/>
+                <w:lang w:val="en-GB"/>
+              </w:rPr>
+              <w:t>0.512</w:t>
+            </w:r>
+          </w:p>
+        </w:tc>
+        <w:tc>
+          <w:tcPr>
+            <w:tcW w:w="756" w:type="dxa"/>
+            <w:tcBorders>
+              <w:start w:val="single" w:sz="4" w:space="0" w:color="000000"/>
+              <w:bottom w:val="single" w:sz="12" w:space="0" w:color="808080"/>
+              <w:end w:val="single" w:sz="4" w:space="0" w:color="000000"/>
+            </w:tcBorders>
+          </w:tcPr>
+          <w:p>
+            <w:pPr>
+              <w:pStyle w:val="Table"/>
+              <w:jc w:val="end"/>
+              <w:rPr>
+                <w:sz w:val="16"/>
+                <w:szCs w:val="16"/>
+                <w:lang w:val="en-GB"/>
+              </w:rPr>
+            </w:pPr>
+            <w:r>
+              <w:rPr>
+                <w:sz w:val="16"/>
+                <w:szCs w:val="16"/>
+                <w:lang w:val="en-GB"/>
+              </w:rPr>
+              <w:t>0.987</w:t>
+            </w:r>
+          </w:p>
+        </w:tc>
+        <w:tc>
+          <w:tcPr>
+            <w:tcW w:w="965" w:type="dxa"/>
+            <w:tcBorders>
+              <w:start w:val="single" w:sz="4" w:space="0" w:color="000000"/>
+              <w:bottom w:val="single" w:sz="12" w:space="0" w:color="808080"/>
+              <w:end w:val="single" w:sz="4" w:space="0" w:color="000000"/>
+            </w:tcBorders>
+          </w:tcPr>
+          <w:p>
+            <w:pPr>
+              <w:pStyle w:val="Table"/>
+              <w:jc w:val="end"/>
+              <w:rPr>
+                <w:sz w:val="16"/>
+                <w:szCs w:val="16"/>
+              </w:rPr>
+            </w:pPr>
+            <w:r>
+              <w:rPr>
+                <w:sz w:val="16"/>
+                <w:szCs w:val="16"/>
                 <w:lang w:val="en-GB"/>
               </w:rPr>
               <w:t>0.678</w:t>
@@ -2396,23 +2333,26 @@
         </w:tc>
         <w:tc>
           <w:tcPr>
-            <w:tcW w:w="807" w:type="dxa"/>
+            <w:tcW w:w="632" w:type="dxa"/>
             <w:tcBorders>
-              <w:left w:val="single" w:sz="4" w:space="0" w:color="000000"/>
+              <w:start w:val="single" w:sz="4" w:space="0" w:color="000000"/>
               <w:bottom w:val="single" w:sz="12" w:space="0" w:color="808080"/>
-              <w:right w:val="single" w:sz="4" w:space="0" w:color="000000"/>
+              <w:end w:val="single" w:sz="4" w:space="0" w:color="000000"/>
             </w:tcBorders>
           </w:tcPr>
           <w:p>
             <w:pPr>
               <w:pStyle w:val="Table"/>
-              <w:jc w:val="right"/>
-              <w:rPr>
-                <w:lang w:val="en-GB"/>
+              <w:jc w:val="end"/>
+              <w:rPr>
+                <w:sz w:val="16"/>
+                <w:szCs w:val="16"/>
               </w:rPr>
             </w:pPr>
             <w:r>
               <w:rPr>
+                <w:sz w:val="16"/>
+                <w:szCs w:val="16"/>
                 <w:lang w:val="en-GB"/>
               </w:rPr>
               <w:t>0.596</w:t>
@@ -2421,23 +2361,26 @@
         </w:tc>
         <w:tc>
           <w:tcPr>
-            <w:tcW w:w="898" w:type="dxa"/>
+            <w:tcW w:w="777" w:type="dxa"/>
             <w:tcBorders>
-              <w:left w:val="single" w:sz="4" w:space="0" w:color="000000"/>
+              <w:start w:val="single" w:sz="4" w:space="0" w:color="000000"/>
               <w:bottom w:val="single" w:sz="12" w:space="0" w:color="808080"/>
             </w:tcBorders>
           </w:tcPr>
           <w:p>
             <w:pPr>
               <w:pStyle w:val="Table"/>
-              <w:keepNext/>
-              <w:jc w:val="right"/>
-              <w:rPr>
-                <w:lang w:val="en-GB"/>
+              <w:keepNext w:val="true"/>
+              <w:jc w:val="end"/>
+              <w:rPr>
+                <w:sz w:val="16"/>
+                <w:szCs w:val="16"/>
               </w:rPr>
             </w:pPr>
             <w:r>
               <w:rPr>
+                <w:sz w:val="16"/>
+                <w:szCs w:val="16"/>
                 <w:lang w:val="en-GB"/>
               </w:rPr>
               <w:t>20/50</w:t>
@@ -2449,11 +2392,11 @@
     <w:p>
       <w:pPr>
         <w:pStyle w:val="Caption"/>
-        <w:ind w:firstLine="0"/>
-        <w:rPr>
-          <w:i w:val="0"/>
-          <w:iCs w:val="0"/>
-          <w:color w:val="000000" w:themeColor="text1"/>
+        <w:ind w:hanging="0"/>
+        <w:rPr>
+          <w:i w:val="false"/>
+          <w:iCs w:val="false"/>
+          <w:color w:themeColor="text1" w:val="000000"/>
           <w:sz w:val="20"/>
           <w:szCs w:val="20"/>
           <w:lang w:val="en-GB"/>
@@ -2461,9 +2404,9 @@
       </w:pPr>
       <w:r>
         <w:rPr>
-          <w:i w:val="0"/>
-          <w:iCs w:val="0"/>
-          <w:color w:val="000000" w:themeColor="text1"/>
+          <w:i w:val="false"/>
+          <w:iCs w:val="false"/>
+          <w:color w:themeColor="text1" w:val="000000"/>
           <w:sz w:val="20"/>
           <w:szCs w:val="20"/>
         </w:rPr>
@@ -2471,9 +2414,9 @@
       </w:r>
       <w:r>
         <w:rPr>
-          <w:i w:val="0"/>
-          <w:iCs w:val="0"/>
-          <w:color w:val="000000" w:themeColor="text1"/>
+          <w:i w:val="false"/>
+          <w:iCs w:val="false"/>
+          <w:color w:themeColor="text1" w:val="000000"/>
           <w:sz w:val="20"/>
           <w:szCs w:val="20"/>
           <w:lang w:val="en-GB"/>
@@ -2484,25 +2427,29 @@
     <w:p>
       <w:pPr>
         <w:pStyle w:val="Heading"/>
-      </w:pPr>
-      <w:r>
+        <w:rPr/>
+      </w:pPr>
+      <w:r>
+        <w:rPr/>
         <w:t>4.</w:t>
-      </w:r>
-      <w:r>
         <w:tab/>
         <w:t>Discussion and Conclusions</w:t>
       </w:r>
     </w:p>
     <w:p>
       <w:pPr>
+        <w:pStyle w:val="Normal"/>
         <w:ind w:firstLine="224"/>
-      </w:pPr>
-      <w:r>
+        <w:rPr/>
+      </w:pPr>
+      <w:r>
+        <w:rPr/>
         <w:t xml:space="preserve">This section can be two separate sections or one combined section. We expect this to take up one half to one page, with the references taking the remainder of the article’s four-page limit. </w:t>
       </w:r>
     </w:p>
     <w:p>
       <w:pPr>
+        <w:pStyle w:val="Normal"/>
         <w:ind w:firstLine="224"/>
         <w:rPr>
           <w:lang w:val="en-GB"/>
@@ -2517,6 +2464,7 @@
     </w:p>
     <w:p>
       <w:pPr>
+        <w:pStyle w:val="Normal"/>
         <w:ind w:firstLine="224"/>
         <w:rPr>
           <w:lang w:val="en-GB"/>
@@ -2531,6 +2479,7 @@
     </w:p>
     <w:p>
       <w:pPr>
+        <w:pStyle w:val="Normal"/>
         <w:ind w:firstLine="224"/>
         <w:rPr>
           <w:lang w:val="en-GB"/>
@@ -2545,6 +2494,7 @@
     </w:p>
     <w:p>
       <w:pPr>
+        <w:pStyle w:val="Normal"/>
         <w:ind w:firstLine="224"/>
         <w:rPr>
           <w:lang w:val="en-GB"/>
@@ -2554,17 +2504,12 @@
         <w:rPr>
           <w:lang w:val="en-GB"/>
         </w:rPr>
-        <w:t xml:space="preserve">This article has a limit of 4 pages, including the title, authors, abstract, acknowledgments, references, and an address for correspondence. If you have extra space, then </w:t>
-      </w:r>
-      <w:r>
-        <w:rPr>
-          <w:lang w:val="en-GB"/>
-        </w:rPr>
-        <w:t>we recommend that you add more detail to your methods. It should be easy to write more than 3 pages and difficult to write less than 4 pages.</w:t>
-      </w:r>
-    </w:p>
-    <w:p>
-      <w:pPr>
+        <w:t>This article has a limit of 4 pages, including the title, authors, abstract, acknowledgments, references, and an address for correspondence. If you have extra space, then we recommend that you add more detail to your methods. It should be easy to write more than 3 pages and difficult to write less than 4 pages.</w:t>
+      </w:r>
+    </w:p>
+    <w:p>
+      <w:pPr>
+        <w:pStyle w:val="Normal"/>
         <w:ind w:firstLine="224"/>
         <w:rPr>
           <w:lang w:val="en-GB"/>
@@ -2579,7 +2524,8 @@
     </w:p>
     <w:p>
       <w:pPr>
-        <w:spacing w:after="240"/>
+        <w:pStyle w:val="Normal"/>
+        <w:spacing w:before="0" w:after="240"/>
         <w:ind w:firstLine="224"/>
         <w:rPr>
           <w:lang w:val="en-GB"/>
@@ -2603,21 +2549,7 @@
         <w:rPr>
           <w:lang w:val="en-GB"/>
         </w:rPr>
-        <w:t xml:space="preserve"> carefully. Look for repetitions of the same article and capitalize all Journal Names Like This. (This is called ‘title case’.) Be sure that all abbreviations and names are capitalized. Be sure you have included the full references, including volume, issue, pages, etc. Look for errors in accents that have been introduced by copy and paste. Sloppy references make the reader think that your research is sloppy and will be rejected. Acceptance of your article is not guaranteed – it will be reviewed for </w:t>
-      </w:r>
-      <w:proofErr w:type="gramStart"/>
-      <w:r>
-        <w:rPr>
-          <w:lang w:val="en-GB"/>
-        </w:rPr>
-        <w:t>all of</w:t>
-      </w:r>
-      <w:proofErr w:type="gramEnd"/>
-      <w:r>
-        <w:rPr>
-          <w:lang w:val="en-GB"/>
-        </w:rPr>
-        <w:t xml:space="preserve"> the criteria specified in this document.</w:t>
+        <w:t xml:space="preserve"> carefully. Look for repetitions of the same article and capitalize all Journal Names Like This. (This is called ‘title case’.) Be sure that all abbreviations and names are capitalized. Be sure you have included the full references, including volume, issue, pages, etc. Look for errors in accents that have been introduced by copy and paste. Sloppy references make the reader think that your research is sloppy and will be rejected. Acceptance of your article is not guaranteed – it will be reviewed for all of the criteria specified in this document.</w:t>
       </w:r>
     </w:p>
     <w:p>
@@ -2626,31 +2558,44 @@
         <w:tabs>
           <w:tab w:val="clear" w:pos="720"/>
         </w:tabs>
-      </w:pPr>
-      <w:r>
+        <w:rPr/>
+      </w:pPr>
+      <w:r>
+        <w:rPr/>
         <w:t>Acknowledgments</w:t>
       </w:r>
     </w:p>
     <w:p>
       <w:pPr>
+        <w:pStyle w:val="Normal"/>
         <w:ind w:firstLine="224"/>
-      </w:pPr>
-      <w:r>
+        <w:rPr/>
+      </w:pPr>
+      <w:r>
+        <w:rPr/>
         <w:t xml:space="preserve">Provide any acknowledgments and conflicts of interest here. This section should include the official organization that funded you, if relevant, and anyone who contributed but not enough to gain authorship (e.g., those that provided advice, code, and non-Challenge data). </w:t>
       </w:r>
     </w:p>
     <w:p>
       <w:pPr>
+        <w:pStyle w:val="Normal"/>
         <w:ind w:firstLine="224"/>
-      </w:pPr>
-      <w:r>
+        <w:rPr/>
+      </w:pPr>
+      <w:r>
+        <w:rPr/>
         <w:t>Please do not thank the organizers of the Challenge or the providers of the Challenge data. A good paper is appreciation enough. We would rather that you added one useful line to the methods than thanked us!</w:t>
       </w:r>
     </w:p>
     <w:p>
       <w:pPr>
+        <w:pStyle w:val="Normal"/>
         <w:ind w:firstLine="224"/>
-      </w:pPr>
+        <w:rPr/>
+      </w:pPr>
+      <w:r>
+        <w:rPr/>
+      </w:r>
     </w:p>
     <w:p>
       <w:pPr>
@@ -2658,46 +2603,24 @@
         <w:tabs>
           <w:tab w:val="clear" w:pos="720"/>
         </w:tabs>
-      </w:pPr>
-      <w:r>
+        <w:rPr/>
+      </w:pPr>
+      <w:r>
+        <w:rPr/>
         <w:t>References</w:t>
       </w:r>
     </w:p>
     <w:p>
       <w:pPr>
         <w:pStyle w:val="Reference"/>
-        <w:jc w:val="left"/>
-      </w:pPr>
-      <w:r>
-        <w:t xml:space="preserve">[1] Goldberger AL, Amaral LA, Glass L, </w:t>
-      </w:r>
-      <w:proofErr w:type="spellStart"/>
-      <w:r>
-        <w:t>Hausdorff</w:t>
-      </w:r>
-      <w:proofErr w:type="spellEnd"/>
-      <w:r>
-        <w:t xml:space="preserve"> JM, Ivanov</w:t>
-      </w:r>
-      <w:r>
+        <w:jc w:val="start"/>
+        <w:rPr/>
+      </w:pPr>
+      <w:r>
+        <w:rPr/>
+        <w:t>[1] Goldberger AL, Amaral LA, Glass L, Hausdorff JM, Ivanov</w:t>
         <w:br/>
-        <w:t xml:space="preserve">PC, Mark RG, et al. </w:t>
-      </w:r>
-      <w:proofErr w:type="spellStart"/>
-      <w:r>
-        <w:t>PhysioBank</w:t>
-      </w:r>
-      <w:proofErr w:type="spellEnd"/>
-      <w:r>
-        <w:t xml:space="preserve">, </w:t>
-      </w:r>
-      <w:proofErr w:type="spellStart"/>
-      <w:r>
-        <w:t>PhysioToolkit</w:t>
-      </w:r>
-      <w:proofErr w:type="spellEnd"/>
-      <w:r>
-        <w:t xml:space="preserve">, and PhysioNet: Components of a New Research Resource for Complex Physiologic Signals. </w:t>
+        <w:t xml:space="preserve">PC, Mark RG, et al. PhysioBank, PhysioToolkit, and PhysioNet: Components of a New Research Resource for Complex Physiologic Signals. </w:t>
       </w:r>
       <w:r>
         <w:rPr>
@@ -2707,32 +2630,19 @@
         <w:t>Circulation</w:t>
       </w:r>
       <w:r>
-        <w:t xml:space="preserve"> 2000;101(23</w:t>
-      </w:r>
-      <w:proofErr w:type="gramStart"/>
-      <w:r>
-        <w:t>):e</w:t>
-      </w:r>
-      <w:proofErr w:type="gramEnd"/>
-      <w:r>
-        <w:t>215–e220.</w:t>
+        <w:rPr/>
+        <w:t xml:space="preserve"> 2000;101(23):e215–e220.</w:t>
       </w:r>
     </w:p>
     <w:p>
       <w:pPr>
         <w:pStyle w:val="Reference"/>
-        <w:jc w:val="left"/>
-      </w:pPr>
-      <w:r>
-        <w:t xml:space="preserve">[2] Reyna MA, Weigle A, Li Q, </w:t>
-      </w:r>
-      <w:proofErr w:type="spellStart"/>
-      <w:r>
-        <w:t>Koscova</w:t>
-      </w:r>
-      <w:proofErr w:type="spellEnd"/>
-      <w:r>
-        <w:t xml:space="preserve"> Z, Sun HS, Wen S, et al. Screening for Cognitive Impairment During Sleep Studies: The George B. Moody PhysioNet Challenge 2026. In </w:t>
+        <w:jc w:val="start"/>
+        <w:rPr/>
+      </w:pPr>
+      <w:r>
+        <w:rPr/>
+        <w:t xml:space="preserve">[2] Reyna MA, Weigle A, Li Q, Koscova Z, Sun HS, Wen S, et al. Screening for Cognitive Impairment During Sleep Studies: The George B. Moody PhysioNet Challenge 2026. In </w:t>
       </w:r>
       <w:r>
         <w:rPr>
@@ -2742,30 +2652,19 @@
         <w:t>Computing in Cardiology</w:t>
       </w:r>
       <w:r>
-        <w:t xml:space="preserve"> 2026, volume 53. 2026; 1–</w:t>
-      </w:r>
-      <w:r>
-        <w:t>4</w:t>
-      </w:r>
-      <w:r>
-        <w:t>.</w:t>
+        <w:rPr/>
+        <w:t xml:space="preserve"> 2026, volume 53. 2026; 1–4.</w:t>
       </w:r>
     </w:p>
     <w:p>
       <w:pPr>
         <w:pStyle w:val="Reference"/>
-        <w:jc w:val="left"/>
-      </w:pPr>
-      <w:r>
-        <w:t xml:space="preserve">[3] Li Q, Wen S, Sun H, </w:t>
-      </w:r>
-      <w:proofErr w:type="spellStart"/>
-      <w:r>
-        <w:t>Ganglberger</w:t>
-      </w:r>
-      <w:proofErr w:type="spellEnd"/>
-      <w:r>
-        <w:t xml:space="preserve"> W, Tripathi A, Turley N, et al. The Human Sleep Project: A multi-center clinical polysomnography dataset across the human lifespan. </w:t>
+        <w:jc w:val="start"/>
+        <w:rPr/>
+      </w:pPr>
+      <w:r>
+        <w:rPr/>
+        <w:t xml:space="preserve">[3] Li Q, Wen S, Sun H, Ganglberger W, Tripathi A, Turley N, et al. The Human Sleep Project: A multi-center clinical polysomnography dataset across the human lifespan. </w:t>
       </w:r>
       <w:r>
         <w:rPr>
@@ -2775,9 +2674,10 @@
         <w:t>Sleep</w:t>
       </w:r>
       <w:r>
+        <w:rPr/>
         <w:t xml:space="preserve"> 08 2026; zsag215. ISSN 0161-8105. URL </w:t>
       </w:r>
-      <w:hyperlink r:id="rId9">
+      <w:hyperlink r:id="rId4">
         <w:r>
           <w:rPr>
             <w:rStyle w:val="Hyperlink"/>
@@ -2786,14 +2686,17 @@
         </w:r>
       </w:hyperlink>
       <w:r>
+        <w:rPr/>
         <w:t>.</w:t>
       </w:r>
     </w:p>
     <w:p>
       <w:pPr>
         <w:pStyle w:val="Reference"/>
-      </w:pPr>
-      <w:r>
+        <w:rPr/>
+      </w:pPr>
+      <w:r>
+        <w:rPr/>
         <w:t xml:space="preserve">. </w:t>
       </w:r>
     </w:p>
@@ -2818,79 +2721,75 @@
           <w:lang w:val="en-US"/>
         </w:rPr>
       </w:pPr>
+      <w:r>
+        <w:rPr>
+          <w:lang w:val="en-US"/>
+        </w:rPr>
+      </w:r>
     </w:p>
     <w:p>
       <w:pPr>
         <w:pStyle w:val="AddressforCorrespondence"/>
-      </w:pPr>
-      <w:r>
+        <w:rPr/>
+      </w:pPr>
+      <w:r>
+        <w:rPr/>
         <w:t>Eve L Knievel</w:t>
       </w:r>
     </w:p>
     <w:p>
       <w:pPr>
         <w:pStyle w:val="AddressforCorrespondence"/>
-      </w:pPr>
-      <w:r>
+        <w:rPr/>
+      </w:pPr>
+      <w:r>
+        <w:rPr/>
         <w:t>123 Main Street, Any Town, Any State/Province, Any Country</w:t>
       </w:r>
     </w:p>
     <w:p>
       <w:pPr>
         <w:pStyle w:val="AddressforCorrespondence"/>
-      </w:pPr>
-      <w:r>
+        <w:rPr/>
+      </w:pPr>
+      <w:r>
+        <w:rPr/>
         <w:t>eve@example.com</w:t>
       </w:r>
     </w:p>
     <w:sectPr>
+      <w:footnotePr>
+        <w:numFmt w:val="decimal"/>
+      </w:footnotePr>
       <w:type w:val="continuous"/>
       <w:pgSz w:w="12240" w:h="15840"/>
-      <w:pgMar w:top="1440" w:right="1224" w:bottom="1440" w:left="1224" w:header="0" w:footer="0" w:gutter="0"/>
-      <w:cols w:num="2" w:space="460"/>
-      <w:formProt w:val="0"/>
-      <w:docGrid w:linePitch="100"/>
+      <w:pgMar w:left="1224" w:right="1224" w:gutter="0" w:header="0" w:top="1440" w:footer="0" w:bottom="1440"/>
+      <w:cols w:num="2" w:space="460" w:equalWidth="true" w:sep="false"/>
+      <w:formProt w:val="false"/>
+      <w:textDirection w:val="lrTb"/>
+      <w:docGrid w:type="default" w:linePitch="100" w:charSpace="0"/>
     </w:sectPr>
   </w:body>
 </w:document>
 </file>
 
-<file path=word/endnotes.xml><?xml version="1.0" encoding="utf-8"?>
-<w:endnotes xmlns:wpc="http://schemas.microsoft.com/office/word/2010/wordprocessingCanvas" xmlns:cx="http://schemas.microsoft.com/office/drawing/2014/chartex" xmlns:cx1="http://schemas.microsoft.com/office/drawing/2015/9/8/chartex" xmlns:cx2="http://schemas.microsoft.com/office/drawing/2015/10/21/chartex" xmlns:cx3="http://schemas.microsoft.com/office/drawing/2016/5/9/chartex" xmlns:cx4="http://schemas.microsoft.com/office/drawing/2016/5/10/chartex" xmlns:cx5="http://schemas.microsoft.com/office/drawing/2016/5/11/chartex" xmlns:cx6="http://schemas.microsoft.com/office/drawing/2016/5/12/chartex" xmlns:cx7="http://schemas.microsoft.com/office/drawing/2016/5/13/chartex" xmlns:cx8="http://schemas.microsoft.com/office/drawing/2016/5/14/chartex" xmlns:mc="http://schemas.openxmlformats.org/markup-compatibility/2006" xmlns:m="http://schemas.openxmlformats.org/officeDocument/2006/math" xmlns:aink="http://schemas.microsoft.com/office/drawing/2016/ink" xmlns:am3d="http://schemas.microsoft.com/office/drawing/2017/model3d" xmlns:oel="http://schemas.microsoft.com/office/2019/extlst" xmlns:r="http://schemas.openxmlformats.org/officeDocument/2006/relationships" xmlns:wp14="http://schemas.microsoft.com/office/word/2010/wordprocessingDrawing" xmlns:wp="http://schemas.openxmlformats.org/drawingml/2006/wordprocessingDrawing" xmlns:wpg="http://schemas.microsoft.com/office/word/2010/wordprocessingGroup" xmlns:wpi="http://schemas.microsoft.com/office/word/2010/wordprocessingInk" xmlns:wps="http://schemas.microsoft.com/office/word/2010/wordprocessingShape" xmlns:o="urn:schemas-microsoft-com:office:office" xmlns:v="urn:schemas-microsoft-com:vml" xmlns:w10="urn:schemas-microsoft-com:office:word" xmlns:w="http://schemas.openxmlformats.org/wordprocessingml/2006/main" xmlns:w14="http://schemas.microsoft.com/office/word/2010/wordml" xmlns:w15="http://schemas.microsoft.com/office/word/2012/wordml" xmlns:w16cex="http://schemas.microsoft.com/office/word/2018/wordml/cex" xmlns:w16cid="http://schemas.microsoft.com/office/word/2016/wordml/cid" xmlns:w16="http://schemas.microsoft.com/office/word/2018/wordml" xmlns:w16sdtdh="http://schemas.microsoft.com/office/word/2020/wordml/sdtdatahash" xmlns:w16sdtfl="http://schemas.microsoft.com/office/word/2024/wordml/sdtformatlock" xmlns:w16se="http://schemas.microsoft.com/office/word/2015/wordml/symex" xmlns:w16du="http://schemas.microsoft.com/office/word/2023/wordml/word16du" xmlns:wne="http://schemas.microsoft.com/office/word/2006/wordml" mc:Ignorable="w14 w15 w16se w16cid w16 w16cex w16sdtdh w16sdtfl w16du wp14">
-  <w:endnote w:type="separator" w:id="-1">
+<file path=word/footnotes.xml><?xml version="1.0" encoding="utf-8"?>
+<w:footnotes xmlns:o="urn:schemas-microsoft-com:office:office" xmlns:r="http://schemas.openxmlformats.org/officeDocument/2006/relationships" xmlns:v="urn:schemas-microsoft-com:vml" xmlns:w="http://schemas.openxmlformats.org/wordprocessingml/2006/main" xmlns:w10="urn:schemas-microsoft-com:office:word" xmlns:wp="http://schemas.openxmlformats.org/drawingml/2006/wordprocessingDrawing" xmlns:pic="http://schemas.openxmlformats.org/drawingml/2006/picture" xmlns:wps="http://schemas.microsoft.com/office/word/2010/wordprocessingShape" xmlns:wpg="http://schemas.microsoft.com/office/word/2010/wordprocessingGroup" xmlns:mc="http://schemas.openxmlformats.org/markup-compatibility/2006" xmlns:wp14="http://schemas.microsoft.com/office/word/2010/wordprocessingDrawing" xmlns:w14="http://schemas.microsoft.com/office/word/2010/wordml" xmlns:w15="http://schemas.microsoft.com/office/word/2012/wordml" mc:Ignorable="w14 wp14 w15">
+  <w:footnote w:id="0" w:type="separator">
     <w:p>
       <w:r>
         <w:separator/>
       </w:r>
     </w:p>
-  </w:endnote>
-  <w:endnote w:type="continuationSeparator" w:id="0">
+  </w:footnote>
+  <w:footnote w:id="1" w:type="continuationSeparator">
     <w:p>
       <w:r>
         <w:continuationSeparator/>
       </w:r>
     </w:p>
-  </w:endnote>
-</w:endnotes>
-</file>
-
-<file path=word/footnotes.xml><?xml version="1.0" encoding="utf-8"?>
-<w:footnotes xmlns:wpc="http://schemas.microsoft.com/office/word/2010/wordprocessingCanvas" xmlns:cx="http://schemas.microsoft.com/office/drawing/2014/chartex" xmlns:cx1="http://schemas.microsoft.com/office/drawing/2015/9/8/chartex" xmlns:cx2="http://schemas.microsoft.com/office/drawing/2015/10/21/chartex" xmlns:cx3="http://schemas.microsoft.com/office/drawing/2016/5/9/chartex" xmlns:cx4="http://schemas.microsoft.com/office/drawing/2016/5/10/chartex" xmlns:cx5="http://schemas.microsoft.com/office/drawing/2016/5/11/chartex" xmlns:cx6="http://schemas.microsoft.com/office/drawing/2016/5/12/chartex" xmlns:cx7="http://schemas.microsoft.com/office/drawing/2016/5/13/chartex" xmlns:cx8="http://schemas.microsoft.com/office/drawing/2016/5/14/chartex" xmlns:mc="http://schemas.openxmlformats.org/markup-compatibility/2006" xmlns:m="http://schemas.openxmlformats.org/officeDocument/2006/math" xmlns:aink="http://schemas.microsoft.com/office/drawing/2016/ink" xmlns:am3d="http://schemas.microsoft.com/office/drawing/2017/model3d" xmlns:oel="http://schemas.microsoft.com/office/2019/extlst" xmlns:r="http://schemas.openxmlformats.org/officeDocument/2006/relationships" xmlns:wp14="http://schemas.microsoft.com/office/word/2010/wordprocessingDrawing" xmlns:wp="http://schemas.openxmlformats.org/drawingml/2006/wordprocessingDrawing" xmlns:wpg="http://schemas.microsoft.com/office/word/2010/wordprocessingGroup" xmlns:wpi="http://schemas.microsoft.com/office/word/2010/wordprocessingInk" xmlns:wps="http://schemas.microsoft.com/office/word/2010/wordprocessingShape" xmlns:o="urn:schemas-microsoft-com:office:office" xmlns:v="urn:schemas-microsoft-com:vml" xmlns:w10="urn:schemas-microsoft-com:office:word" xmlns:w="http://schemas.openxmlformats.org/wordprocessingml/2006/main" xmlns:w14="http://schemas.microsoft.com/office/word/2010/wordml" xmlns:w15="http://schemas.microsoft.com/office/word/2012/wordml" xmlns:w16cex="http://schemas.microsoft.com/office/word/2018/wordml/cex" xmlns:w16cid="http://schemas.microsoft.com/office/word/2016/wordml/cid" xmlns:w16="http://schemas.microsoft.com/office/word/2018/wordml" xmlns:w16sdtdh="http://schemas.microsoft.com/office/word/2020/wordml/sdtdatahash" xmlns:w16sdtfl="http://schemas.microsoft.com/office/word/2024/wordml/sdtformatlock" xmlns:w16se="http://schemas.microsoft.com/office/word/2015/wordml/symex" xmlns:w16du="http://schemas.microsoft.com/office/word/2023/wordml/word16du" xmlns:wne="http://schemas.microsoft.com/office/word/2006/wordml" mc:Ignorable="w14 w15 w16se w16cid w16 w16cex w16sdtdh w16sdtfl w16du wp14">
-  <w:footnote w:type="separator" w:id="-1">
-    <w:p>
-      <w:r>
-        <w:separator/>
-      </w:r>
-    </w:p>
   </w:footnote>
-  <w:footnote w:type="continuationSeparator" w:id="0">
-    <w:p>
-      <w:r>
-        <w:continuationSeparator/>
-      </w:r>
-    </w:p>
-  </w:footnote>
-  <w:footnote w:id="1">
+  <w:footnote w:id="2">
     <w:p>
       <w:pPr>
         <w:pStyle w:val="FootnoteText"/>
@@ -2907,6 +2806,7 @@
         <w:footnoteRef/>
       </w:r>
       <w:r>
+        <w:rPr/>
         <w:t xml:space="preserve"> </w:t>
       </w:r>
       <w:r>
@@ -2932,42 +2832,45 @@
     <w:p>
       <w:pPr>
         <w:pStyle w:val="FootnoteText"/>
-        <w:ind w:firstLine="0"/>
+        <w:ind w:hanging="0"/>
         <w:rPr>
           <w:lang w:val="en-AU"/>
         </w:rPr>
       </w:pPr>
+      <w:r>
+        <w:rPr/>
+      </w:r>
     </w:p>
   </w:footnote>
 </w:footnotes>
 </file>
 
 <file path=word/styles.xml><?xml version="1.0" encoding="utf-8"?>
-<w:styles xmlns:mc="http://schemas.openxmlformats.org/markup-compatibility/2006" xmlns:r="http://schemas.openxmlformats.org/officeDocument/2006/relationships" xmlns:w="http://schemas.openxmlformats.org/wordprocessingml/2006/main" xmlns:w14="http://schemas.microsoft.com/office/word/2010/wordml" xmlns:w15="http://schemas.microsoft.com/office/word/2012/wordml" xmlns:w16cex="http://schemas.microsoft.com/office/word/2018/wordml/cex" xmlns:w16cid="http://schemas.microsoft.com/office/word/2016/wordml/cid" xmlns:w16="http://schemas.microsoft.com/office/word/2018/wordml" xmlns:w16sdtdh="http://schemas.microsoft.com/office/word/2020/wordml/sdtdatahash" xmlns:w16sdtfl="http://schemas.microsoft.com/office/word/2024/wordml/sdtformatlock" xmlns:w16se="http://schemas.microsoft.com/office/word/2015/wordml/symex" xmlns:w16du="http://schemas.microsoft.com/office/word/2023/wordml/word16du" mc:Ignorable="w14 w15 w16se w16cid w16 w16cex w16sdtdh w16sdtfl w16du">
+<w:styles xmlns:w="http://schemas.openxmlformats.org/wordprocessingml/2006/main" xmlns:w14="http://schemas.microsoft.com/office/word/2010/wordml" xmlns:mc="http://schemas.openxmlformats.org/markup-compatibility/2006" mc:Ignorable="w14">
   <w:docDefaults>
     <w:rPrDefault>
       <w:rPr>
-        <w:rFonts w:ascii="Times New Roman" w:eastAsia="Times New Roman" w:hAnsi="Times New Roman" w:cs="Times New Roman"/>
+        <w:rFonts w:ascii="Times New Roman" w:hAnsi="Times New Roman" w:eastAsia="Times New Roman" w:cs="Times New Roman"/>
         <w:lang w:val="en-US" w:eastAsia="en-US" w:bidi="ar-SA"/>
       </w:rPr>
     </w:rPrDefault>
     <w:pPrDefault>
       <w:pPr>
-        <w:suppressAutoHyphens/>
+        <w:suppressAutoHyphens w:val="true"/>
       </w:pPr>
     </w:pPrDefault>
   </w:docDefaults>
   <w:latentStyles w:defLockedState="0" w:defUIPriority="99" w:defSemiHidden="0" w:defUnhideWhenUsed="0" w:defQFormat="0" w:count="376">
     <w:lsdException w:name="Normal" w:uiPriority="0" w:qFormat="1"/>
     <w:lsdException w:name="heading 1" w:uiPriority="9" w:qFormat="1"/>
-    <w:lsdException w:name="heading 2" w:semiHidden="1" w:uiPriority="9" w:unhideWhenUsed="1" w:qFormat="1"/>
-    <w:lsdException w:name="heading 3" w:semiHidden="1" w:uiPriority="9" w:unhideWhenUsed="1" w:qFormat="1"/>
-    <w:lsdException w:name="heading 4" w:semiHidden="1" w:uiPriority="9" w:unhideWhenUsed="1" w:qFormat="1"/>
-    <w:lsdException w:name="heading 5" w:semiHidden="1" w:uiPriority="9" w:unhideWhenUsed="1" w:qFormat="1"/>
-    <w:lsdException w:name="heading 6" w:semiHidden="1" w:uiPriority="9" w:unhideWhenUsed="1" w:qFormat="1"/>
-    <w:lsdException w:name="heading 7" w:semiHidden="1" w:uiPriority="9" w:unhideWhenUsed="1" w:qFormat="1"/>
-    <w:lsdException w:name="heading 8" w:semiHidden="1" w:uiPriority="9" w:unhideWhenUsed="1" w:qFormat="1"/>
-    <w:lsdException w:name="heading 9" w:semiHidden="1" w:uiPriority="9" w:unhideWhenUsed="1" w:qFormat="1"/>
+    <w:lsdException w:name="heading 2" w:uiPriority="9" w:semiHidden="1" w:unhideWhenUsed="1" w:qFormat="1"/>
+    <w:lsdException w:name="heading 3" w:uiPriority="9" w:semiHidden="1" w:unhideWhenUsed="1" w:qFormat="1"/>
+    <w:lsdException w:name="heading 4" w:uiPriority="9" w:semiHidden="1" w:unhideWhenUsed="1" w:qFormat="1"/>
+    <w:lsdException w:name="heading 5" w:uiPriority="9" w:semiHidden="1" w:unhideWhenUsed="1" w:qFormat="1"/>
+    <w:lsdException w:name="heading 6" w:uiPriority="9" w:semiHidden="1" w:unhideWhenUsed="1" w:qFormat="1"/>
+    <w:lsdException w:name="heading 7" w:uiPriority="9" w:semiHidden="1" w:unhideWhenUsed="1" w:qFormat="1"/>
+    <w:lsdException w:name="heading 8" w:uiPriority="9" w:semiHidden="1" w:unhideWhenUsed="1" w:qFormat="1"/>
+    <w:lsdException w:name="heading 9" w:uiPriority="9" w:semiHidden="1" w:unhideWhenUsed="1" w:qFormat="1"/>
     <w:lsdException w:name="index 1" w:semiHidden="1" w:unhideWhenUsed="1"/>
     <w:lsdException w:name="index 2" w:semiHidden="1" w:unhideWhenUsed="1"/>
     <w:lsdException w:name="index 3" w:semiHidden="1" w:unhideWhenUsed="1"/>
@@ -2977,22 +2880,22 @@
     <w:lsdException w:name="index 7" w:semiHidden="1" w:unhideWhenUsed="1"/>
     <w:lsdException w:name="index 8" w:semiHidden="1" w:unhideWhenUsed="1"/>
     <w:lsdException w:name="index 9" w:semiHidden="1" w:unhideWhenUsed="1"/>
-    <w:lsdException w:name="toc 1" w:semiHidden="1" w:uiPriority="39" w:unhideWhenUsed="1"/>
-    <w:lsdException w:name="toc 2" w:semiHidden="1" w:uiPriority="39" w:unhideWhenUsed="1"/>
-    <w:lsdException w:name="toc 3" w:semiHidden="1" w:uiPriority="39" w:unhideWhenUsed="1"/>
-    <w:lsdException w:name="toc 4" w:semiHidden="1" w:uiPriority="39" w:unhideWhenUsed="1"/>
-    <w:lsdException w:name="toc 5" w:semiHidden="1" w:uiPriority="39" w:unhideWhenUsed="1"/>
-    <w:lsdException w:name="toc 6" w:semiHidden="1" w:uiPriority="39" w:unhideWhenUsed="1"/>
-    <w:lsdException w:name="toc 7" w:semiHidden="1" w:uiPriority="39" w:unhideWhenUsed="1"/>
-    <w:lsdException w:name="toc 8" w:semiHidden="1" w:uiPriority="39" w:unhideWhenUsed="1"/>
-    <w:lsdException w:name="toc 9" w:semiHidden="1" w:uiPriority="39" w:unhideWhenUsed="1"/>
+    <w:lsdException w:name="toc 1" w:uiPriority="39" w:semiHidden="1" w:unhideWhenUsed="1"/>
+    <w:lsdException w:name="toc 2" w:uiPriority="39" w:semiHidden="1" w:unhideWhenUsed="1"/>
+    <w:lsdException w:name="toc 3" w:uiPriority="39" w:semiHidden="1" w:unhideWhenUsed="1"/>
+    <w:lsdException w:name="toc 4" w:uiPriority="39" w:semiHidden="1" w:unhideWhenUsed="1"/>
+    <w:lsdException w:name="toc 5" w:uiPriority="39" w:semiHidden="1" w:unhideWhenUsed="1"/>
+    <w:lsdException w:name="toc 6" w:uiPriority="39" w:semiHidden="1" w:unhideWhenUsed="1"/>
+    <w:lsdException w:name="toc 7" w:uiPriority="39" w:semiHidden="1" w:unhideWhenUsed="1"/>
+    <w:lsdException w:name="toc 8" w:uiPriority="39" w:semiHidden="1" w:unhideWhenUsed="1"/>
+    <w:lsdException w:name="toc 9" w:uiPriority="39" w:semiHidden="1" w:unhideWhenUsed="1"/>
     <w:lsdException w:name="Normal Indent" w:semiHidden="1" w:unhideWhenUsed="1"/>
     <w:lsdException w:name="footnote text" w:semiHidden="1" w:unhideWhenUsed="1"/>
     <w:lsdException w:name="annotation text" w:semiHidden="1" w:unhideWhenUsed="1"/>
     <w:lsdException w:name="header" w:semiHidden="1" w:unhideWhenUsed="1"/>
     <w:lsdException w:name="footer" w:semiHidden="1" w:unhideWhenUsed="1"/>
     <w:lsdException w:name="index heading" w:semiHidden="1" w:unhideWhenUsed="1"/>
-    <w:lsdException w:name="caption" w:semiHidden="1" w:uiPriority="35" w:unhideWhenUsed="1" w:qFormat="1"/>
+    <w:lsdException w:name="caption" w:uiPriority="35" w:semiHidden="1" w:unhideWhenUsed="1" w:qFormat="1"/>
     <w:lsdException w:name="table of figures" w:semiHidden="1" w:unhideWhenUsed="1"/>
     <w:lsdException w:name="envelope address" w:semiHidden="1" w:unhideWhenUsed="1"/>
     <w:lsdException w:name="envelope return" w:semiHidden="1" w:unhideWhenUsed="1"/>
@@ -3023,7 +2926,7 @@
     <w:lsdException w:name="Title" w:uiPriority="10" w:qFormat="1"/>
     <w:lsdException w:name="Closing" w:semiHidden="1" w:unhideWhenUsed="1"/>
     <w:lsdException w:name="Signature" w:semiHidden="1" w:unhideWhenUsed="1"/>
-    <w:lsdException w:name="Default Paragraph Font" w:semiHidden="1" w:uiPriority="1" w:unhideWhenUsed="1"/>
+    <w:lsdException w:name="Default Paragraph Font" w:uiPriority="1" w:semiHidden="1" w:unhideWhenUsed="1"/>
     <w:lsdException w:name="Body Text" w:semiHidden="1" w:unhideWhenUsed="1"/>
     <w:lsdException w:name="Body Text Indent" w:semiHidden="1" w:unhideWhenUsed="1"/>
     <w:lsdException w:name="List Continue" w:semiHidden="1" w:unhideWhenUsed="1"/>
@@ -3223,8 +3126,8 @@
     <w:lsdException w:name="Subtle Reference" w:uiPriority="31" w:qFormat="1"/>
     <w:lsdException w:name="Intense Reference" w:uiPriority="32" w:qFormat="1"/>
     <w:lsdException w:name="Book Title" w:uiPriority="33" w:qFormat="1"/>
-    <w:lsdException w:name="Bibliography" w:semiHidden="1" w:uiPriority="37" w:unhideWhenUsed="1"/>
-    <w:lsdException w:name="TOC Heading" w:semiHidden="1" w:uiPriority="39" w:unhideWhenUsed="1" w:qFormat="1"/>
+    <w:lsdException w:name="Bibliography" w:uiPriority="37" w:semiHidden="1" w:unhideWhenUsed="1"/>
+    <w:lsdException w:name="TOC Heading" w:uiPriority="39" w:semiHidden="1" w:unhideWhenUsed="1" w:qFormat="1"/>
     <w:lsdException w:name="Grid Table 4" w:uiPriority="49"/>
     <w:lsdException w:name="Grid Table 5 Dark" w:uiPriority="50"/>
     <w:lsdException w:name="Grid Table 6 Colorful" w:uiPriority="51"/>
@@ -3326,24 +3229,35 @@
     <w:lsdException w:name="Unresolved Mention" w:semiHidden="1" w:unhideWhenUsed="1"/>
     <w:lsdException w:name="Smart Link" w:semiHidden="1" w:unhideWhenUsed="1"/>
   </w:latentStyles>
-  <w:style w:type="paragraph" w:default="1" w:styleId="Normal">
+  <w:style w:type="paragraph" w:styleId="Normal" w:default="1">
     <w:name w:val="Normal"/>
     <w:qFormat/>
-    <w:rsid w:val="007A5360"/>
+    <w:rsid w:val="007a5360"/>
     <w:pPr>
-      <w:widowControl w:val="0"/>
+      <w:widowControl w:val="false"/>
+      <w:suppressAutoHyphens w:val="true"/>
+      <w:bidi w:val="0"/>
+      <w:spacing w:before="0" w:after="0"/>
       <w:ind w:firstLine="230"/>
       <w:jc w:val="both"/>
     </w:pPr>
+    <w:rPr>
+      <w:rFonts w:ascii="Times New Roman" w:hAnsi="Times New Roman" w:eastAsia="Times New Roman" w:cs="Times New Roman"/>
+      <w:color w:val="auto"/>
+      <w:kern w:val="0"/>
+      <w:sz w:val="20"/>
+      <w:szCs w:val="20"/>
+      <w:lang w:val="en-US" w:eastAsia="en-US" w:bidi="ar-SA"/>
+    </w:rPr>
   </w:style>
   <w:style w:type="paragraph" w:styleId="Heading1">
     <w:name w:val="heading 1"/>
     <w:basedOn w:val="Normal"/>
     <w:next w:val="Normal"/>
     <w:qFormat/>
-    <w:rsid w:val="007A5360"/>
+    <w:rsid w:val="007a5360"/>
     <w:pPr>
-      <w:keepNext/>
+      <w:keepNext w:val="true"/>
       <w:spacing w:before="240" w:after="60"/>
       <w:outlineLvl w:val="0"/>
     </w:pPr>
@@ -3354,41 +3268,22 @@
       <w:sz w:val="28"/>
     </w:rPr>
   </w:style>
-  <w:style w:type="character" w:default="1" w:styleId="DefaultParagraphFont">
+  <w:style w:type="character" w:styleId="DefaultParagraphFont" w:default="1">
     <w:name w:val="Default Paragraph Font"/>
     <w:uiPriority w:val="1"/>
     <w:semiHidden/>
     <w:unhideWhenUsed/>
-  </w:style>
-  <w:style w:type="table" w:default="1" w:styleId="TableNormal">
-    <w:name w:val="Normal Table"/>
-    <w:uiPriority w:val="99"/>
-    <w:semiHidden/>
-    <w:unhideWhenUsed/>
-    <w:tblPr>
-      <w:tblInd w:w="0" w:type="dxa"/>
-      <w:tblCellMar>
-        <w:top w:w="0" w:type="dxa"/>
-        <w:left w:w="108" w:type="dxa"/>
-        <w:bottom w:w="0" w:type="dxa"/>
-        <w:right w:w="108" w:type="dxa"/>
-      </w:tblCellMar>
-    </w:tblPr>
-  </w:style>
-  <w:style w:type="numbering" w:default="1" w:styleId="NoList">
-    <w:name w:val="No List"/>
-    <w:uiPriority w:val="99"/>
-    <w:semiHidden/>
-    <w:unhideWhenUsed/>
-  </w:style>
-  <w:style w:type="character" w:customStyle="1" w:styleId="BalloonTextChar">
+    <w:qFormat/>
+    <w:rPr/>
+  </w:style>
+  <w:style w:type="character" w:styleId="BalloonTextChar" w:customStyle="1">
     <w:name w:val="Balloon Text Char"/>
     <w:basedOn w:val="DefaultParagraphFont"/>
     <w:link w:val="BalloonText"/>
     <w:uiPriority w:val="99"/>
     <w:semiHidden/>
     <w:qFormat/>
-    <w:rsid w:val="008C5C71"/>
+    <w:rsid w:val="008c5c71"/>
     <w:rPr>
       <w:rFonts w:ascii="Lucida Grande" w:hAnsi="Lucida Grande"/>
       <w:sz w:val="18"/>
@@ -3402,33 +3297,33 @@
     <w:semiHidden/>
     <w:unhideWhenUsed/>
     <w:qFormat/>
-    <w:rsid w:val="008C5C71"/>
+    <w:rsid w:val="008c5c71"/>
     <w:rPr>
       <w:sz w:val="18"/>
       <w:szCs w:val="18"/>
     </w:rPr>
   </w:style>
-  <w:style w:type="character" w:customStyle="1" w:styleId="CommentTextChar">
+  <w:style w:type="character" w:styleId="CommentTextChar" w:customStyle="1">
     <w:name w:val="Comment Text Char"/>
     <w:basedOn w:val="DefaultParagraphFont"/>
     <w:link w:val="CommentText"/>
     <w:uiPriority w:val="99"/>
     <w:semiHidden/>
     <w:qFormat/>
-    <w:rsid w:val="008C5C71"/>
+    <w:rsid w:val="008c5c71"/>
     <w:rPr>
       <w:sz w:val="24"/>
       <w:szCs w:val="24"/>
     </w:rPr>
   </w:style>
-  <w:style w:type="character" w:customStyle="1" w:styleId="CommentSubjectChar">
+  <w:style w:type="character" w:styleId="CommentSubjectChar" w:customStyle="1">
     <w:name w:val="Comment Subject Char"/>
     <w:basedOn w:val="CommentTextChar"/>
-    <w:link w:val="CommentSubject"/>
+    <w:link w:val="annotationsubject"/>
     <w:uiPriority w:val="99"/>
     <w:semiHidden/>
     <w:qFormat/>
-    <w:rsid w:val="008C5C71"/>
+    <w:rsid w:val="008c5c71"/>
     <w:rPr>
       <w:b/>
       <w:bCs/>
@@ -3436,23 +3331,25 @@
       <w:szCs w:val="24"/>
     </w:rPr>
   </w:style>
-  <w:style w:type="character" w:customStyle="1" w:styleId="HeaderChar">
+  <w:style w:type="character" w:styleId="HeaderChar" w:customStyle="1">
     <w:name w:val="Header Char"/>
     <w:basedOn w:val="DefaultParagraphFont"/>
     <w:link w:val="Header"/>
     <w:uiPriority w:val="99"/>
     <w:qFormat/>
     <w:rsid w:val="00982849"/>
-  </w:style>
-  <w:style w:type="character" w:customStyle="1" w:styleId="FooterChar">
+    <w:rPr/>
+  </w:style>
+  <w:style w:type="character" w:styleId="FooterChar" w:customStyle="1">
     <w:name w:val="Footer Char"/>
     <w:basedOn w:val="DefaultParagraphFont"/>
     <w:link w:val="Footer"/>
     <w:uiPriority w:val="99"/>
     <w:qFormat/>
     <w:rsid w:val="00982849"/>
-  </w:style>
-  <w:style w:type="character" w:customStyle="1" w:styleId="FootnoteTextChar">
+    <w:rPr/>
+  </w:style>
+  <w:style w:type="character" w:styleId="FootnoteTextChar" w:customStyle="1">
     <w:name w:val="Footnote Text Char"/>
     <w:basedOn w:val="DefaultParagraphFont"/>
     <w:link w:val="FootnoteText"/>
@@ -3460,9 +3357,10 @@
     <w:semiHidden/>
     <w:qFormat/>
     <w:rsid w:val="00982849"/>
-  </w:style>
-  <w:style w:type="character" w:customStyle="1" w:styleId="FootnoteCharacters">
-    <w:name w:val="Footnote Characters"/>
+    <w:rPr/>
+  </w:style>
+  <w:style w:type="character" w:styleId="FootnoteCharactersuser" w:customStyle="1">
+    <w:name w:val="Footnote Characters (user)"/>
     <w:uiPriority w:val="99"/>
     <w:semiHidden/>
     <w:unhideWhenUsed/>
@@ -3472,8 +3370,8 @@
       <w:vertAlign w:val="superscript"/>
     </w:rPr>
   </w:style>
-  <w:style w:type="character" w:customStyle="1" w:styleId="FootnoteCharactersuser">
-    <w:name w:val="Footnote Characters (user)"/>
+  <w:style w:type="character" w:styleId="FootnoteCharacters" w:customStyle="1">
+    <w:name w:val="Footnote Characters"/>
     <w:qFormat/>
     <w:rPr>
       <w:vertAlign w:val="superscript"/>
@@ -3490,7 +3388,7 @@
     <w:basedOn w:val="DefaultParagraphFont"/>
     <w:uiPriority w:val="67"/>
     <w:qFormat/>
-    <w:rsid w:val="00D3461A"/>
+    <w:rsid w:val="00d3461a"/>
     <w:rPr>
       <w:color w:val="808080"/>
     </w:rPr>
@@ -3500,9 +3398,9 @@
     <w:basedOn w:val="DefaultParagraphFont"/>
     <w:uiPriority w:val="99"/>
     <w:unhideWhenUsed/>
-    <w:rsid w:val="001345D3"/>
+    <w:rsid w:val="001345d3"/>
     <w:rPr>
-      <w:color w:val="0000FF" w:themeColor="hyperlink"/>
+      <w:color w:themeColor="hyperlink" w:val="0000FF"/>
       <w:u w:val="single"/>
     </w:rPr>
   </w:style>
@@ -3513,22 +3411,23 @@
     <w:semiHidden/>
     <w:unhideWhenUsed/>
     <w:qFormat/>
-    <w:rsid w:val="001345D3"/>
+    <w:rsid w:val="001345d3"/>
     <w:rPr>
       <w:color w:val="605E5C"/>
-      <w:shd w:val="clear" w:color="auto" w:fill="E1DFDD"/>
+      <w:shd w:fill="E1DFDD" w:val="clear"/>
     </w:rPr>
   </w:style>
-  <w:style w:type="character" w:customStyle="1" w:styleId="EndnoteCharactersuser">
-    <w:name w:val="Endnote Characters (user)"/>
+  <w:style w:type="character" w:styleId="EndnoteCharacters" w:customStyle="1">
+    <w:name w:val="Endnote Characters"/>
     <w:qFormat/>
     <w:rPr>
       <w:vertAlign w:val="superscript"/>
     </w:rPr>
   </w:style>
-  <w:style w:type="character" w:customStyle="1" w:styleId="EndnoteCharacters">
-    <w:name w:val="Endnote Characters"/>
+  <w:style w:type="character" w:styleId="EndnoteCharactersuser" w:customStyle="1">
+    <w:name w:val="Endnote Characters (user)"/>
     <w:qFormat/>
+    <w:rPr/>
   </w:style>
   <w:style w:type="character" w:styleId="EndnoteReference">
     <w:name w:val="endnote reference"/>
@@ -3536,18 +3435,18 @@
       <w:vertAlign w:val="superscript"/>
     </w:rPr>
   </w:style>
-  <w:style w:type="paragraph" w:customStyle="1" w:styleId="Heading">
+  <w:style w:type="paragraph" w:styleId="Heading" w:customStyle="1">
     <w:name w:val="Heading"/>
     <w:basedOn w:val="Normal"/>
     <w:next w:val="Normal"/>
     <w:qFormat/>
-    <w:rsid w:val="007A5360"/>
+    <w:rsid w:val="007a5360"/>
     <w:pPr>
       <w:tabs>
-        <w:tab w:val="left" w:pos="720"/>
+        <w:tab w:val="left" w:pos="720" w:leader="none"/>
       </w:tabs>
-      <w:spacing w:after="240"/>
-      <w:ind w:firstLine="0"/>
+      <w:spacing w:before="0" w:after="240"/>
+      <w:ind w:hanging="0"/>
     </w:pPr>
     <w:rPr>
       <w:b/>
@@ -3558,12 +3457,14 @@
     <w:name w:val="Body Text"/>
     <w:basedOn w:val="Normal"/>
     <w:pPr>
-      <w:spacing w:after="140" w:line="276" w:lineRule="auto"/>
+      <w:spacing w:lineRule="auto" w:line="276" w:before="0" w:after="140"/>
     </w:pPr>
+    <w:rPr/>
   </w:style>
   <w:style w:type="paragraph" w:styleId="List">
     <w:name w:val="List"/>
     <w:basedOn w:val="BodyText"/>
+    <w:pPr/>
     <w:rPr>
       <w:rFonts w:cs="Noto Sans Devanagari"/>
     </w:rPr>
@@ -3575,19 +3476,19 @@
     <w:uiPriority w:val="35"/>
     <w:unhideWhenUsed/>
     <w:qFormat/>
-    <w:rsid w:val="008A79F3"/>
+    <w:rsid w:val="008a79f3"/>
     <w:pPr>
-      <w:spacing w:after="200"/>
+      <w:spacing w:before="0" w:after="200"/>
     </w:pPr>
     <w:rPr>
       <w:i/>
       <w:iCs/>
-      <w:color w:val="1F497D" w:themeColor="text2"/>
+      <w:color w:themeColor="text2" w:val="1F497D"/>
       <w:sz w:val="18"/>
       <w:szCs w:val="18"/>
     </w:rPr>
   </w:style>
-  <w:style w:type="paragraph" w:customStyle="1" w:styleId="Index">
+  <w:style w:type="paragraph" w:styleId="Index" w:customStyle="1">
     <w:name w:val="Index"/>
     <w:basedOn w:val="Normal"/>
     <w:qFormat/>
@@ -3598,15 +3499,15 @@
       <w:rFonts w:cs="Noto Sans Devanagari"/>
     </w:rPr>
   </w:style>
-  <w:style w:type="paragraph" w:customStyle="1" w:styleId="PaperTitle">
+  <w:style w:type="paragraph" w:styleId="PaperTitle" w:customStyle="1">
     <w:name w:val="Paper Title"/>
     <w:basedOn w:val="Normal"/>
     <w:next w:val="AuthorLine"/>
     <w:qFormat/>
-    <w:rsid w:val="007A5360"/>
+    <w:rsid w:val="007a5360"/>
     <w:pPr>
       <w:spacing w:before="567" w:after="280"/>
-      <w:ind w:firstLine="0"/>
+      <w:ind w:hanging="0"/>
       <w:jc w:val="center"/>
     </w:pPr>
     <w:rPr>
@@ -3614,42 +3515,42 @@
       <w:sz w:val="28"/>
     </w:rPr>
   </w:style>
-  <w:style w:type="paragraph" w:customStyle="1" w:styleId="AuthorLine">
+  <w:style w:type="paragraph" w:styleId="AuthorLine" w:customStyle="1">
     <w:name w:val="Author Line"/>
     <w:basedOn w:val="Normal"/>
     <w:next w:val="InstitutionLine"/>
     <w:qFormat/>
-    <w:rsid w:val="007A5360"/>
+    <w:rsid w:val="007a5360"/>
     <w:pPr>
-      <w:spacing w:after="280"/>
-      <w:ind w:firstLine="0"/>
+      <w:spacing w:before="0" w:after="280"/>
+      <w:ind w:hanging="0"/>
       <w:jc w:val="center"/>
     </w:pPr>
     <w:rPr>
       <w:sz w:val="24"/>
     </w:rPr>
   </w:style>
-  <w:style w:type="paragraph" w:customStyle="1" w:styleId="InstitutionLine">
+  <w:style w:type="paragraph" w:styleId="InstitutionLine" w:customStyle="1">
     <w:name w:val="Institution Line"/>
     <w:basedOn w:val="Normal"/>
     <w:next w:val="AbstractHeading"/>
     <w:qFormat/>
-    <w:rsid w:val="007A5360"/>
+    <w:rsid w:val="007a5360"/>
     <w:pPr>
-      <w:spacing w:after="480"/>
-      <w:ind w:firstLine="0"/>
+      <w:spacing w:before="0" w:after="480"/>
+      <w:ind w:hanging="0"/>
       <w:jc w:val="center"/>
     </w:pPr>
     <w:rPr>
       <w:sz w:val="24"/>
     </w:rPr>
   </w:style>
-  <w:style w:type="paragraph" w:customStyle="1" w:styleId="AbstractHeading">
+  <w:style w:type="paragraph" w:styleId="AbstractHeading" w:customStyle="1">
     <w:name w:val="Abstract Heading"/>
     <w:basedOn w:val="Heading"/>
     <w:next w:val="AbstractText"/>
     <w:qFormat/>
-    <w:rsid w:val="007A5360"/>
+    <w:rsid w:val="007a5360"/>
     <w:pPr>
       <w:jc w:val="center"/>
     </w:pPr>
@@ -3657,57 +3558,60 @@
       <w:sz w:val="22"/>
     </w:rPr>
   </w:style>
-  <w:style w:type="paragraph" w:customStyle="1" w:styleId="AbstractText">
+  <w:style w:type="paragraph" w:styleId="AbstractText" w:customStyle="1">
     <w:name w:val="Abstract Text"/>
     <w:basedOn w:val="Normal"/>
     <w:qFormat/>
-    <w:rsid w:val="007A5360"/>
+    <w:rsid w:val="007a5360"/>
+    <w:pPr/>
     <w:rPr>
       <w:i/>
     </w:rPr>
   </w:style>
-  <w:style w:type="paragraph" w:customStyle="1" w:styleId="Reference">
+  <w:style w:type="paragraph" w:styleId="Reference" w:customStyle="1">
     <w:name w:val="Reference"/>
     <w:basedOn w:val="Normal"/>
     <w:qFormat/>
-    <w:rsid w:val="007A5360"/>
+    <w:rsid w:val="007a5360"/>
     <w:pPr>
-      <w:ind w:left="332" w:hanging="332"/>
+      <w:ind w:hanging="332" w:start="332"/>
     </w:pPr>
     <w:rPr>
       <w:sz w:val="18"/>
     </w:rPr>
   </w:style>
-  <w:style w:type="paragraph" w:customStyle="1" w:styleId="AddressforCorrespondence">
+  <w:style w:type="paragraph" w:styleId="AddressforCorrespondence" w:customStyle="1">
     <w:name w:val="Address for Correspondence"/>
     <w:basedOn w:val="Normal"/>
     <w:qFormat/>
-    <w:rsid w:val="007A5360"/>
+    <w:rsid w:val="007a5360"/>
     <w:pPr>
-      <w:ind w:firstLine="0"/>
+      <w:ind w:hanging="0"/>
     </w:pPr>
     <w:rPr>
       <w:sz w:val="18"/>
       <w:lang w:val="en-GB"/>
     </w:rPr>
   </w:style>
-  <w:style w:type="paragraph" w:customStyle="1" w:styleId="Table">
+  <w:style w:type="paragraph" w:styleId="Table" w:customStyle="1">
     <w:name w:val="Table"/>
     <w:basedOn w:val="Normal"/>
     <w:qFormat/>
-    <w:rsid w:val="007A5360"/>
+    <w:rsid w:val="007a5360"/>
     <w:pPr>
-      <w:ind w:firstLine="0"/>
+      <w:ind w:hanging="0"/>
     </w:pPr>
-  </w:style>
-  <w:style w:type="paragraph" w:customStyle="1" w:styleId="Figure">
+    <w:rPr/>
+  </w:style>
+  <w:style w:type="paragraph" w:styleId="Figure" w:customStyle="1">
     <w:name w:val="Figure"/>
     <w:basedOn w:val="Normal"/>
     <w:qFormat/>
-    <w:rsid w:val="007A5360"/>
+    <w:rsid w:val="007a5360"/>
     <w:pPr>
-      <w:ind w:firstLine="0"/>
+      <w:ind w:hanging="0"/>
     </w:pPr>
+    <w:rPr/>
   </w:style>
   <w:style w:type="paragraph" w:styleId="BalloonText">
     <w:name w:val="Balloon Text"/>
@@ -3717,7 +3621,8 @@
     <w:semiHidden/>
     <w:unhideWhenUsed/>
     <w:qFormat/>
-    <w:rsid w:val="008C5C71"/>
+    <w:rsid w:val="008c5c71"/>
+    <w:pPr/>
     <w:rPr>
       <w:rFonts w:ascii="Lucida Grande" w:hAnsi="Lucida Grande"/>
       <w:sz w:val="18"/>
@@ -3731,13 +3636,14 @@
     <w:uiPriority w:val="99"/>
     <w:semiHidden/>
     <w:unhideWhenUsed/>
-    <w:rsid w:val="008C5C71"/>
+    <w:rsid w:val="008c5c71"/>
+    <w:pPr/>
     <w:rPr>
       <w:sz w:val="24"/>
       <w:szCs w:val="24"/>
     </w:rPr>
   </w:style>
-  <w:style w:type="paragraph" w:styleId="CommentSubject">
+  <w:style w:type="paragraph" w:styleId="annotationsubject">
     <w:name w:val="annotation subject"/>
     <w:basedOn w:val="CommentText"/>
     <w:next w:val="CommentText"/>
@@ -3746,7 +3652,8 @@
     <w:semiHidden/>
     <w:unhideWhenUsed/>
     <w:qFormat/>
-    <w:rsid w:val="008C5C71"/>
+    <w:rsid w:val="008c5c71"/>
+    <w:pPr/>
     <w:rPr>
       <w:b/>
       <w:bCs/>
@@ -3754,10 +3661,12 @@
       <w:szCs w:val="20"/>
     </w:rPr>
   </w:style>
-  <w:style w:type="paragraph" w:customStyle="1" w:styleId="HeaderandFooter">
+  <w:style w:type="paragraph" w:styleId="HeaderandFooter" w:customStyle="1">
     <w:name w:val="Header and Footer"/>
     <w:basedOn w:val="Normal"/>
     <w:qFormat/>
+    <w:pPr/>
+    <w:rPr/>
   </w:style>
   <w:style w:type="paragraph" w:styleId="Header">
     <w:name w:val="header"/>
@@ -3768,10 +3677,12 @@
     <w:rsid w:val="00982849"/>
     <w:pPr>
       <w:tabs>
-        <w:tab w:val="center" w:pos="4513"/>
-        <w:tab w:val="right" w:pos="9026"/>
+        <w:tab w:val="clear" w:pos="720"/>
+        <w:tab w:val="center" w:pos="4513" w:leader="none"/>
+        <w:tab w:val="right" w:pos="9026" w:leader="none"/>
       </w:tabs>
     </w:pPr>
+    <w:rPr/>
   </w:style>
   <w:style w:type="paragraph" w:styleId="Footer">
     <w:name w:val="footer"/>
@@ -3782,10 +3693,12 @@
     <w:rsid w:val="00982849"/>
     <w:pPr>
       <w:tabs>
-        <w:tab w:val="center" w:pos="4513"/>
-        <w:tab w:val="right" w:pos="9026"/>
+        <w:tab w:val="clear" w:pos="720"/>
+        <w:tab w:val="center" w:pos="4513" w:leader="none"/>
+        <w:tab w:val="right" w:pos="9026" w:leader="none"/>
       </w:tabs>
     </w:pPr>
+    <w:rPr/>
   </w:style>
   <w:style w:type="paragraph" w:styleId="FootnoteText">
     <w:name w:val="footnote text"/>
@@ -3795,67 +3708,96 @@
     <w:semiHidden/>
     <w:unhideWhenUsed/>
     <w:rsid w:val="00982849"/>
+    <w:pPr/>
+    <w:rPr/>
   </w:style>
   <w:style w:type="paragraph" w:styleId="ListParagraph">
     <w:name w:val="List Paragraph"/>
     <w:basedOn w:val="Normal"/>
     <w:uiPriority w:val="72"/>
     <w:qFormat/>
-    <w:rsid w:val="00D3461A"/>
+    <w:rsid w:val="00d3461a"/>
     <w:pPr>
-      <w:ind w:left="720"/>
+      <w:spacing w:before="0" w:after="0"/>
+      <w:ind w:start="720"/>
       <w:contextualSpacing/>
     </w:pPr>
-  </w:style>
-  <w:style w:type="paragraph" w:customStyle="1" w:styleId="FrameContents">
+    <w:rPr/>
+  </w:style>
+  <w:style w:type="paragraph" w:styleId="FrameContentsuser" w:customStyle="1">
+    <w:name w:val="Frame Contents (user)"/>
+    <w:basedOn w:val="Normal"/>
+    <w:qFormat/>
+    <w:pPr/>
+    <w:rPr/>
+  </w:style>
+  <w:style w:type="paragraph" w:styleId="FrameContents" w:customStyle="1">
     <w:name w:val="Frame Contents"/>
     <w:basedOn w:val="Normal"/>
     <w:qFormat/>
-  </w:style>
-  <w:style w:type="paragraph" w:customStyle="1" w:styleId="FrameContentsuser">
-    <w:name w:val="Frame Contents (user)"/>
-    <w:basedOn w:val="Normal"/>
+    <w:pPr/>
+    <w:rPr/>
+  </w:style>
+  <w:style w:type="numbering" w:styleId="NoList" w:default="1">
+    <w:name w:val="No List"/>
+    <w:uiPriority w:val="99"/>
+    <w:semiHidden/>
+    <w:unhideWhenUsed/>
     <w:qFormat/>
+  </w:style>
+  <w:style w:type="table" w:default="1" w:styleId="TableNormal">
+    <w:name w:val="Normal Table"/>
+    <w:uiPriority w:val="99"/>
+    <w:semiHidden/>
+    <w:unhideWhenUsed/>
+    <w:tblPr>
+      <w:tblCellMar>
+        <w:top w:w="0" w:type="dxa"/>
+        <w:left w:w="108" w:type="dxa"/>
+        <w:bottom w:w="0" w:type="dxa"/>
+        <w:right w:w="108" w:type="dxa"/>
+      </w:tblCellMar>
+    </w:tblPr>
   </w:style>
 </w:styles>
 </file>
 
 <file path=word/theme/theme1.xml><?xml version="1.0" encoding="utf-8"?>
-<a:theme xmlns:a="http://schemas.openxmlformats.org/drawingml/2006/main" name="Office Theme">
+<a:theme xmlns:a="http://schemas.openxmlformats.org/drawingml/2006/main" xmlns:r="http://schemas.openxmlformats.org/officeDocument/2006/relationships" name="Office Theme">
   <a:themeElements>
     <a:clrScheme name="Office">
       <a:dk1>
         <a:srgbClr val="000000"/>
       </a:dk1>
       <a:lt1>
-        <a:srgbClr val="FFFFFF"/>
+        <a:srgbClr val="ffffff"/>
       </a:lt1>
       <a:dk2>
-        <a:srgbClr val="1F497D"/>
+        <a:srgbClr val="1f497d"/>
       </a:dk2>
       <a:lt2>
-        <a:srgbClr val="EEECE1"/>
+        <a:srgbClr val="eeece1"/>
       </a:lt2>
       <a:accent1>
-        <a:srgbClr val="4F81BD"/>
+        <a:srgbClr val="4f81bd"/>
       </a:accent1>
       <a:accent2>
-        <a:srgbClr val="C0504D"/>
+        <a:srgbClr val="c0504d"/>
       </a:accent2>
       <a:accent3>
-        <a:srgbClr val="9BBB59"/>
+        <a:srgbClr val="9bbb59"/>
       </a:accent3>
       <a:accent4>
-        <a:srgbClr val="8064A2"/>
+        <a:srgbClr val="8064a2"/>
       </a:accent4>
       <a:accent5>
-        <a:srgbClr val="4BACC6"/>
+        <a:srgbClr val="4bacc6"/>
       </a:accent5>
       <a:accent6>
-        <a:srgbClr val="F79646"/>
+        <a:srgbClr val="f79646"/>
       </a:accent6>
       <a:hlink>
-        <a:srgbClr val="0000FF"/>
+        <a:srgbClr val="0000ff"/>
       </a:hlink>
       <a:folHlink>
         <a:srgbClr val="800080"/>
@@ -3863,12 +3805,12 @@
     </a:clrScheme>
     <a:fontScheme name="Office">
       <a:majorFont>
-        <a:latin typeface="Calibri"/>
+        <a:latin typeface="Calibri" pitchFamily="0" charset="1"/>
         <a:ea typeface=""/>
         <a:cs typeface=""/>
       </a:majorFont>
       <a:minorFont>
-        <a:latin typeface="Cambria"/>
+        <a:latin typeface="Cambria" pitchFamily="0" charset="1"/>
         <a:ea typeface=""/>
         <a:cs typeface=""/>
       </a:minorFont>
@@ -3897,7 +3839,7 @@
             </a:gs>
           </a:gsLst>
           <a:lin ang="16200000" scaled="1"/>
-          <a:tileRect/>
+          <a:tileRect l="0" t="0" r="0" b="0"/>
         </a:gradFill>
         <a:gradFill>
           <a:gsLst>
@@ -3915,7 +3857,7 @@
             </a:gs>
           </a:gsLst>
           <a:lin ang="16200000" scaled="0"/>
-          <a:tileRect/>
+          <a:tileRect l="0" t="0" r="0" b="0"/>
         </a:gradFill>
       </a:fillStyleLst>
       <a:lnStyleLst>
@@ -3966,7 +3908,7 @@
           <a:path path="circle">
             <a:fillToRect l="50000" t="-80000" r="50000" b="180000"/>
           </a:path>
-          <a:tileRect/>
+          <a:tileRect l="0" t="0" r="0" b="0"/>
         </a:gradFill>
         <a:gradFill>
           <a:gsLst>
@@ -3984,13 +3926,11 @@
           <a:path path="circle">
             <a:fillToRect l="50000" t="50000" r="50000" b="50000"/>
           </a:path>
-          <a:tileRect/>
+          <a:tileRect l="0" t="0" r="0" b="0"/>
         </a:gradFill>
       </a:bgFillStyleLst>
     </a:fmtScheme>
   </a:themeElements>
-  <a:objectDefaults/>
-  <a:extraClrSchemeLst/>
 </a:theme>
 </file>
 

--- a/2026/papers/2026_cinc_template.docx
+++ b/2026/papers/2026_cinc_template.docx
@@ -1029,8 +1029,8 @@
                         <wps:cNvSpPr/>
                         <wps:spPr>
                           <a:xfrm>
-                            <a:off x="63360" y="1957680"/>
-                            <a:ext cx="2875320" cy="1730880"/>
+                            <a:off x="63360" y="1958400"/>
+                            <a:ext cx="2875320" cy="1730520"/>
                           </a:xfrm>
                           <a:prstGeom prst="rect">
                             <a:avLst/>
@@ -1174,7 +1174,7 @@
                   <v:stroke color="#3465a4" joinstyle="round" endcap="flat"/>
                   <w10:wrap type="topAndBottom"/>
                 </v:shape>
-                <v:rect id="shape_0" fillcolor="white" stroked="f" o:allowincell="f" style="position:absolute;left:138;top:3291;width:4527;height:2725;mso-wrap-style:square;v-text-anchor:top">
+                <v:rect id="shape_0" fillcolor="white" stroked="f" o:allowincell="f" style="position:absolute;left:138;top:3292;width:4527;height:2724;mso-wrap-style:square;v-text-anchor:top">
                   <v:fill o:detectmouseclick="t" type="solid" color2="black"/>
                   <v:stroke color="#3465a4" joinstyle="round" endcap="flat"/>
                   <v:textbox>
@@ -2044,9 +2044,9 @@
       <w:tblGrid>
         <w:gridCol w:w="779"/>
         <w:gridCol w:w="757"/>
-        <w:gridCol w:w="756"/>
+        <w:gridCol w:w="755"/>
         <w:gridCol w:w="965"/>
-        <w:gridCol w:w="632"/>
+        <w:gridCol w:w="633"/>
         <w:gridCol w:w="777"/>
       </w:tblGrid>
       <w:tr>
@@ -2107,7 +2107,7 @@
         </w:tc>
         <w:tc>
           <w:tcPr>
-            <w:tcW w:w="756" w:type="dxa"/>
+            <w:tcW w:w="755" w:type="dxa"/>
             <w:tcBorders>
               <w:start w:val="single" w:sz="4" w:space="0" w:color="000000"/>
               <w:bottom w:val="single" w:sz="6" w:space="0" w:color="808080"/>
@@ -2164,7 +2164,7 @@
         </w:tc>
         <w:tc>
           <w:tcPr>
-            <w:tcW w:w="632" w:type="dxa"/>
+            <w:tcW w:w="633" w:type="dxa"/>
             <w:tcBorders>
               <w:start w:val="single" w:sz="4" w:space="0" w:color="000000"/>
               <w:bottom w:val="single" w:sz="6" w:space="0" w:color="808080"/>
@@ -2276,7 +2276,7 @@
         </w:tc>
         <w:tc>
           <w:tcPr>
-            <w:tcW w:w="756" w:type="dxa"/>
+            <w:tcW w:w="755" w:type="dxa"/>
             <w:tcBorders>
               <w:start w:val="single" w:sz="4" w:space="0" w:color="000000"/>
               <w:bottom w:val="single" w:sz="12" w:space="0" w:color="808080"/>
@@ -2333,7 +2333,7 @@
         </w:tc>
         <w:tc>
           <w:tcPr>
-            <w:tcW w:w="632" w:type="dxa"/>
+            <w:tcW w:w="633" w:type="dxa"/>
             <w:tcBorders>
               <w:start w:val="single" w:sz="4" w:space="0" w:color="000000"/>
               <w:bottom w:val="single" w:sz="12" w:space="0" w:color="808080"/>
@@ -2421,7 +2421,29 @@
           <w:szCs w:val="20"/>
           <w:lang w:val="en-GB"/>
         </w:rPr>
-        <w:t>Challenge scores for our selected entry (team [team name]), including the ranking of our team on the hidden test set. We used 5-fold cross validation on the public training set, repeated scoring on the hidden validation set, and one-time scoring on the hidden test set.</w:t>
+        <w:t xml:space="preserve">Challenge scores for our selected entry (team [team name]), including the ranking of our team on the hidden test set. We used </w:t>
+      </w:r>
+      <w:r>
+        <w:rPr>
+          <w:i w:val="false"/>
+          <w:iCs w:val="false"/>
+          <w:color w:themeColor="text1" w:val="000000"/>
+          <w:sz w:val="20"/>
+          <w:szCs w:val="20"/>
+          <w:lang w:val="en-GB"/>
+        </w:rPr>
+        <w:t>per-site</w:t>
+      </w:r>
+      <w:r>
+        <w:rPr>
+          <w:i w:val="false"/>
+          <w:iCs w:val="false"/>
+          <w:color w:themeColor="text1" w:val="000000"/>
+          <w:sz w:val="20"/>
+          <w:szCs w:val="20"/>
+          <w:lang w:val="en-GB"/>
+        </w:rPr>
+        <w:t xml:space="preserve"> cross validation on the public training set, repeated scoring on the hidden validation set, and one-time scoring on the hidden test set.</w:t>
       </w:r>
     </w:p>
     <w:p>
@@ -3359,8 +3381,8 @@
     <w:rsid w:val="00982849"/>
     <w:rPr/>
   </w:style>
-  <w:style w:type="character" w:styleId="FootnoteCharactersuser" w:customStyle="1">
-    <w:name w:val="Footnote Characters (user)"/>
+  <w:style w:type="character" w:styleId="FootnoteCharacters" w:customStyle="1">
+    <w:name w:val="Footnote Characters"/>
     <w:uiPriority w:val="99"/>
     <w:semiHidden/>
     <w:unhideWhenUsed/>
@@ -3370,8 +3392,8 @@
       <w:vertAlign w:val="superscript"/>
     </w:rPr>
   </w:style>
-  <w:style w:type="character" w:styleId="FootnoteCharacters" w:customStyle="1">
-    <w:name w:val="Footnote Characters"/>
+  <w:style w:type="character" w:styleId="FootnoteCharactersuser" w:customStyle="1">
+    <w:name w:val="Footnote Characters (user)"/>
     <w:qFormat/>
     <w:rPr>
       <w:vertAlign w:val="superscript"/>
@@ -3417,17 +3439,19 @@
       <w:shd w:fill="E1DFDD" w:val="clear"/>
     </w:rPr>
   </w:style>
+  <w:style w:type="character" w:styleId="EndnoteCharactersuser" w:customStyle="1">
+    <w:name w:val="Endnote Characters (user)"/>
+    <w:qFormat/>
+    <w:rPr>
+      <w:vertAlign w:val="superscript"/>
+    </w:rPr>
+  </w:style>
   <w:style w:type="character" w:styleId="EndnoteCharacters" w:customStyle="1">
     <w:name w:val="Endnote Characters"/>
     <w:qFormat/>
     <w:rPr>
       <w:vertAlign w:val="superscript"/>
     </w:rPr>
-  </w:style>
-  <w:style w:type="character" w:styleId="EndnoteCharactersuser" w:customStyle="1">
-    <w:name w:val="Endnote Characters (user)"/>
-    <w:qFormat/>
-    <w:rPr/>
   </w:style>
   <w:style w:type="character" w:styleId="EndnoteReference">
     <w:name w:val="endnote reference"/>
@@ -3724,15 +3748,15 @@
     </w:pPr>
     <w:rPr/>
   </w:style>
-  <w:style w:type="paragraph" w:styleId="FrameContentsuser" w:customStyle="1">
-    <w:name w:val="Frame Contents (user)"/>
+  <w:style w:type="paragraph" w:styleId="FrameContents" w:customStyle="1">
+    <w:name w:val="Frame Contents"/>
     <w:basedOn w:val="Normal"/>
     <w:qFormat/>
     <w:pPr/>
     <w:rPr/>
   </w:style>
-  <w:style w:type="paragraph" w:styleId="FrameContents" w:customStyle="1">
-    <w:name w:val="Frame Contents"/>
+  <w:style w:type="paragraph" w:styleId="FrameContentsuser" w:customStyle="1">
+    <w:name w:val="Frame Contents (user)"/>
     <w:basedOn w:val="Normal"/>
     <w:qFormat/>
     <w:pPr/>

--- a/2026/papers/2026_cinc_template.docx
+++ b/2026/papers/2026_cinc_template.docx
@@ -1029,8 +1029,8 @@
                         <wps:cNvSpPr/>
                         <wps:spPr>
                           <a:xfrm>
-                            <a:off x="63360" y="1958400"/>
-                            <a:ext cx="2875320" cy="1730520"/>
+                            <a:off x="63360" y="1959120"/>
+                            <a:ext cx="2875320" cy="1729800"/>
                           </a:xfrm>
                           <a:prstGeom prst="rect">
                             <a:avLst/>
@@ -1174,7 +1174,7 @@
                   <v:stroke color="#3465a4" joinstyle="round" endcap="flat"/>
                   <w10:wrap type="topAndBottom"/>
                 </v:shape>
-                <v:rect id="shape_0" fillcolor="white" stroked="f" o:allowincell="f" style="position:absolute;left:138;top:3292;width:4527;height:2724;mso-wrap-style:square;v-text-anchor:top">
+                <v:rect id="shape_0" fillcolor="white" stroked="f" o:allowincell="f" style="position:absolute;left:138;top:3293;width:4527;height:2723;mso-wrap-style:square;v-text-anchor:top">
                   <v:fill o:detectmouseclick="t" type="solid" color2="black"/>
                   <v:stroke color="#3465a4" joinstyle="round" endcap="flat"/>
                   <v:textbox>
@@ -2017,202 +2017,244 @@
         <w:t xml:space="preserve">Do not discuss your results here – save interpretation for the next section. </w:t>
       </w:r>
     </w:p>
-    <w:p>
-      <w:pPr>
-        <w:pStyle w:val="Normal"/>
-        <w:ind w:firstLine="224"/>
-        <w:rPr/>
-      </w:pPr>
-      <w:r>
-        <w:rPr/>
-      </w:r>
-    </w:p>
     <w:tbl>
       <w:tblPr>
-        <w:tblW w:w="4666" w:type="dxa"/>
-        <w:jc w:val="center"/>
+        <w:tblW w:w="5000" w:type="pct"/>
+        <w:jc w:val="start"/>
         <w:tblInd w:w="0" w:type="dxa"/>
         <w:tblLayout w:type="fixed"/>
         <w:tblCellMar>
           <w:top w:w="0" w:type="dxa"/>
-          <w:start w:w="108" w:type="dxa"/>
+          <w:start w:w="0" w:type="dxa"/>
           <w:bottom w:w="0" w:type="dxa"/>
-          <w:end w:w="108" w:type="dxa"/>
+          <w:end w:w="0" w:type="dxa"/>
         </w:tblCellMar>
-        <w:tblLook w:val="0020" w:noHBand="0" w:noVBand="0" w:firstColumn="0" w:lastRow="0" w:lastColumn="0" w:firstRow="1"/>
       </w:tblPr>
       <w:tblGrid>
-        <w:gridCol w:w="779"/>
-        <w:gridCol w:w="757"/>
-        <w:gridCol w:w="755"/>
-        <w:gridCol w:w="965"/>
-        <w:gridCol w:w="633"/>
-        <w:gridCol w:w="777"/>
+        <w:gridCol w:w="1555"/>
+        <w:gridCol w:w="1555"/>
+        <w:gridCol w:w="1556"/>
       </w:tblGrid>
       <w:tr>
         <w:trPr/>
         <w:tc>
           <w:tcPr>
-            <w:tcW w:w="779" w:type="dxa"/>
+            <w:tcW w:w="1555" w:type="dxa"/>
             <w:tcBorders>
-              <w:bottom w:val="single" w:sz="6" w:space="0" w:color="808080"/>
+              <w:top w:val="single" w:sz="2" w:space="0" w:color="000000"/>
+              <w:start w:val="single" w:sz="2" w:space="0" w:color="000000"/>
+              <w:bottom w:val="single" w:sz="2" w:space="0" w:color="000000"/>
             </w:tcBorders>
           </w:tcPr>
           <w:p>
             <w:pPr>
-              <w:pStyle w:val="Table"/>
-              <w:jc w:val="end"/>
-              <w:rPr>
-                <w:sz w:val="16"/>
-                <w:szCs w:val="16"/>
-              </w:rPr>
+              <w:pStyle w:val="TableContents"/>
+              <w:rPr/>
             </w:pPr>
             <w:r>
-              <w:rPr>
-                <w:sz w:val="16"/>
-                <w:szCs w:val="16"/>
-                <w:lang w:val="en-GB"/>
-              </w:rPr>
+              <w:rPr/>
               <w:t>I0002</w:t>
             </w:r>
           </w:p>
         </w:tc>
         <w:tc>
           <w:tcPr>
-            <w:tcW w:w="757" w:type="dxa"/>
+            <w:tcW w:w="1555" w:type="dxa"/>
             <w:tcBorders>
-              <w:start w:val="single" w:sz="4" w:space="0" w:color="000000"/>
-              <w:bottom w:val="single" w:sz="6" w:space="0" w:color="808080"/>
+              <w:top w:val="single" w:sz="2" w:space="0" w:color="000000"/>
+              <w:bottom w:val="single" w:sz="2" w:space="0" w:color="000000"/>
             </w:tcBorders>
           </w:tcPr>
           <w:p>
             <w:pPr>
-              <w:pStyle w:val="Table"/>
-              <w:jc w:val="end"/>
-              <w:rPr>
-                <w:sz w:val="16"/>
-                <w:szCs w:val="16"/>
-                <w:lang w:val="en-GB"/>
-              </w:rPr>
+              <w:pStyle w:val="TableContents"/>
+              <w:rPr/>
             </w:pPr>
             <w:r>
-              <w:rPr>
-                <w:sz w:val="16"/>
-                <w:szCs w:val="16"/>
-                <w:lang w:val="en-GB"/>
-              </w:rPr>
+              <w:rPr/>
               <w:t>I0006</w:t>
             </w:r>
           </w:p>
         </w:tc>
         <w:tc>
           <w:tcPr>
-            <w:tcW w:w="755" w:type="dxa"/>
+            <w:tcW w:w="1556" w:type="dxa"/>
             <w:tcBorders>
-              <w:start w:val="single" w:sz="4" w:space="0" w:color="000000"/>
-              <w:bottom w:val="single" w:sz="6" w:space="0" w:color="808080"/>
-              <w:end w:val="single" w:sz="4" w:space="0" w:color="000000"/>
+              <w:top w:val="single" w:sz="2" w:space="0" w:color="000000"/>
+              <w:bottom w:val="single" w:sz="2" w:space="0" w:color="000000"/>
+              <w:end w:val="single" w:sz="2" w:space="0" w:color="000000"/>
             </w:tcBorders>
           </w:tcPr>
           <w:p>
             <w:pPr>
-              <w:pStyle w:val="Table"/>
-              <w:jc w:val="end"/>
-              <w:rPr>
-                <w:sz w:val="16"/>
-                <w:szCs w:val="16"/>
-                <w:lang w:val="en-GB"/>
-              </w:rPr>
+              <w:pStyle w:val="TableContents"/>
+              <w:rPr/>
             </w:pPr>
             <w:r>
-              <w:rPr>
-                <w:sz w:val="16"/>
-                <w:szCs w:val="16"/>
-                <w:lang w:val="en-GB"/>
-              </w:rPr>
+              <w:rPr/>
               <w:t>S0001</w:t>
+            </w:r>
+          </w:p>
+        </w:tc>
+      </w:tr>
+      <w:tr>
+        <w:trPr/>
+        <w:tc>
+          <w:tcPr>
+            <w:tcW w:w="1555" w:type="dxa"/>
+            <w:tcBorders>
+              <w:start w:val="single" w:sz="2" w:space="0" w:color="000000"/>
+              <w:bottom w:val="single" w:sz="2" w:space="0" w:color="000000"/>
+            </w:tcBorders>
+          </w:tcPr>
+          <w:p>
+            <w:pPr>
+              <w:pStyle w:val="TableContents"/>
+              <w:rPr/>
+            </w:pPr>
+            <w:r>
+              <w:rPr/>
+              <w:t>0.475±0.321</w:t>
             </w:r>
           </w:p>
         </w:tc>
         <w:tc>
           <w:tcPr>
-            <w:tcW w:w="965" w:type="dxa"/>
+            <w:tcW w:w="1555" w:type="dxa"/>
             <w:tcBorders>
-              <w:start w:val="single" w:sz="4" w:space="0" w:color="000000"/>
-              <w:bottom w:val="single" w:sz="6" w:space="0" w:color="808080"/>
-              <w:end w:val="single" w:sz="4" w:space="0" w:color="000000"/>
+              <w:bottom w:val="single" w:sz="2" w:space="0" w:color="000000"/>
             </w:tcBorders>
           </w:tcPr>
           <w:p>
             <w:pPr>
-              <w:pStyle w:val="Table"/>
-              <w:jc w:val="end"/>
-              <w:rPr>
-                <w:sz w:val="16"/>
-                <w:szCs w:val="16"/>
-              </w:rPr>
+              <w:pStyle w:val="TableContents"/>
+              <w:rPr/>
             </w:pPr>
             <w:r>
-              <w:rPr>
-                <w:sz w:val="16"/>
-                <w:szCs w:val="16"/>
-                <w:lang w:val="en-GB"/>
-              </w:rPr>
+              <w:rPr/>
+              <w:t>0.512±0.213</w:t>
+            </w:r>
+          </w:p>
+        </w:tc>
+        <w:tc>
+          <w:tcPr>
+            <w:tcW w:w="1556" w:type="dxa"/>
+            <w:tcBorders>
+              <w:bottom w:val="single" w:sz="2" w:space="0" w:color="000000"/>
+              <w:end w:val="single" w:sz="2" w:space="0" w:color="000000"/>
+            </w:tcBorders>
+          </w:tcPr>
+          <w:p>
+            <w:pPr>
+              <w:pStyle w:val="TableContents"/>
+              <w:rPr/>
+            </w:pPr>
+            <w:r>
+              <w:rPr/>
+              <w:t>0.987±0.021</w:t>
+            </w:r>
+          </w:p>
+        </w:tc>
+      </w:tr>
+    </w:tbl>
+    <w:p>
+      <w:pPr>
+        <w:pStyle w:val="Caption"/>
+        <w:spacing w:lineRule="exact" w:line="29"/>
+        <w:ind w:hanging="0"/>
+        <w:rPr>
+          <w:i w:val="false"/>
+          <w:iCs w:val="false"/>
+          <w:color w:themeColor="text1" w:val="000000"/>
+          <w:sz w:val="20"/>
+          <w:szCs w:val="20"/>
+        </w:rPr>
+      </w:pPr>
+      <w:r>
+        <w:rPr>
+          <w:i w:val="false"/>
+          <w:iCs w:val="false"/>
+          <w:color w:themeColor="text1" w:val="000000"/>
+          <w:sz w:val="20"/>
+          <w:szCs w:val="20"/>
+        </w:rPr>
+      </w:r>
+    </w:p>
+    <w:tbl>
+      <w:tblPr>
+        <w:tblW w:w="5000" w:type="pct"/>
+        <w:jc w:val="start"/>
+        <w:tblInd w:w="0" w:type="dxa"/>
+        <w:tblLayout w:type="fixed"/>
+        <w:tblCellMar>
+          <w:top w:w="0" w:type="dxa"/>
+          <w:start w:w="0" w:type="dxa"/>
+          <w:bottom w:w="0" w:type="dxa"/>
+          <w:end w:w="0" w:type="dxa"/>
+        </w:tblCellMar>
+      </w:tblPr>
+      <w:tblGrid>
+        <w:gridCol w:w="1555"/>
+        <w:gridCol w:w="1555"/>
+        <w:gridCol w:w="1556"/>
+      </w:tblGrid>
+      <w:tr>
+        <w:trPr/>
+        <w:tc>
+          <w:tcPr>
+            <w:tcW w:w="1555" w:type="dxa"/>
+            <w:tcBorders>
+              <w:top w:val="single" w:sz="2" w:space="0" w:color="000000"/>
+              <w:start w:val="single" w:sz="2" w:space="0" w:color="000000"/>
+              <w:bottom w:val="single" w:sz="2" w:space="0" w:color="000000"/>
+            </w:tcBorders>
+          </w:tcPr>
+          <w:p>
+            <w:pPr>
+              <w:pStyle w:val="TableContents"/>
+              <w:rPr/>
+            </w:pPr>
+            <w:r>
+              <w:rPr/>
               <w:t>Validation</w:t>
             </w:r>
           </w:p>
         </w:tc>
         <w:tc>
           <w:tcPr>
-            <w:tcW w:w="633" w:type="dxa"/>
+            <w:tcW w:w="1555" w:type="dxa"/>
             <w:tcBorders>
-              <w:start w:val="single" w:sz="4" w:space="0" w:color="000000"/>
-              <w:bottom w:val="single" w:sz="6" w:space="0" w:color="808080"/>
-              <w:end w:val="single" w:sz="4" w:space="0" w:color="000000"/>
+              <w:top w:val="single" w:sz="2" w:space="0" w:color="000000"/>
+              <w:bottom w:val="single" w:sz="2" w:space="0" w:color="000000"/>
             </w:tcBorders>
           </w:tcPr>
           <w:p>
             <w:pPr>
-              <w:pStyle w:val="Table"/>
-              <w:jc w:val="end"/>
-              <w:rPr>
-                <w:sz w:val="16"/>
-                <w:szCs w:val="16"/>
-              </w:rPr>
+              <w:pStyle w:val="TableContents"/>
+              <w:rPr/>
             </w:pPr>
             <w:r>
-              <w:rPr>
-                <w:sz w:val="16"/>
-                <w:szCs w:val="16"/>
-                <w:lang w:val="en-GB"/>
-              </w:rPr>
+              <w:rPr/>
               <w:t>Test</w:t>
             </w:r>
           </w:p>
         </w:tc>
         <w:tc>
           <w:tcPr>
-            <w:tcW w:w="777" w:type="dxa"/>
+            <w:tcW w:w="1556" w:type="dxa"/>
             <w:tcBorders>
-              <w:start w:val="single" w:sz="4" w:space="0" w:color="000000"/>
-              <w:bottom w:val="single" w:sz="6" w:space="0" w:color="808080"/>
+              <w:top w:val="single" w:sz="2" w:space="0" w:color="000000"/>
+              <w:bottom w:val="single" w:sz="2" w:space="0" w:color="000000"/>
+              <w:end w:val="single" w:sz="2" w:space="0" w:color="000000"/>
             </w:tcBorders>
           </w:tcPr>
           <w:p>
             <w:pPr>
-              <w:pStyle w:val="Table"/>
-              <w:jc w:val="end"/>
-              <w:rPr>
-                <w:sz w:val="16"/>
-                <w:szCs w:val="16"/>
-              </w:rPr>
+              <w:pStyle w:val="TableContents"/>
+              <w:rPr/>
             </w:pPr>
             <w:r>
-              <w:rPr>
-                <w:sz w:val="16"/>
-                <w:szCs w:val="16"/>
-                <w:lang w:val="en-GB"/>
-              </w:rPr>
+              <w:rPr/>
               <w:t>Ranking</w:t>
             </w:r>
           </w:p>
@@ -2222,167 +2264,56 @@
         <w:trPr/>
         <w:tc>
           <w:tcPr>
-            <w:tcW w:w="779" w:type="dxa"/>
+            <w:tcW w:w="1555" w:type="dxa"/>
             <w:tcBorders>
-              <w:bottom w:val="single" w:sz="12" w:space="0" w:color="808080"/>
+              <w:start w:val="single" w:sz="2" w:space="0" w:color="000000"/>
+              <w:bottom w:val="single" w:sz="2" w:space="0" w:color="000000"/>
             </w:tcBorders>
           </w:tcPr>
           <w:p>
             <w:pPr>
-              <w:pStyle w:val="Table"/>
-              <w:jc w:val="end"/>
-              <w:rPr>
-                <w:sz w:val="16"/>
-                <w:szCs w:val="16"/>
-              </w:rPr>
+              <w:pStyle w:val="TableContents"/>
+              <w:rPr/>
             </w:pPr>
             <w:r>
-              <w:rPr>
-                <w:sz w:val="16"/>
-                <w:szCs w:val="16"/>
-                <w:lang w:val="en-GB"/>
-              </w:rPr>
-              <w:t>0.475</w:t>
-            </w:r>
-          </w:p>
-        </w:tc>
-        <w:tc>
-          <w:tcPr>
-            <w:tcW w:w="757" w:type="dxa"/>
-            <w:tcBorders>
-              <w:start w:val="single" w:sz="4" w:space="0" w:color="000000"/>
-              <w:bottom w:val="single" w:sz="12" w:space="0" w:color="808080"/>
-            </w:tcBorders>
-          </w:tcPr>
-          <w:p>
-            <w:pPr>
-              <w:pStyle w:val="Table"/>
-              <w:jc w:val="end"/>
-              <w:rPr>
-                <w:sz w:val="16"/>
-                <w:szCs w:val="16"/>
-                <w:lang w:val="en-GB"/>
-              </w:rPr>
-            </w:pPr>
-            <w:r>
-              <w:rPr>
-                <w:sz w:val="16"/>
-                <w:szCs w:val="16"/>
-                <w:lang w:val="en-GB"/>
-              </w:rPr>
-              <w:t>0.512</w:t>
-            </w:r>
-          </w:p>
-        </w:tc>
-        <w:tc>
-          <w:tcPr>
-            <w:tcW w:w="755" w:type="dxa"/>
-            <w:tcBorders>
-              <w:start w:val="single" w:sz="4" w:space="0" w:color="000000"/>
-              <w:bottom w:val="single" w:sz="12" w:space="0" w:color="808080"/>
-              <w:end w:val="single" w:sz="4" w:space="0" w:color="000000"/>
-            </w:tcBorders>
-          </w:tcPr>
-          <w:p>
-            <w:pPr>
-              <w:pStyle w:val="Table"/>
-              <w:jc w:val="end"/>
-              <w:rPr>
-                <w:sz w:val="16"/>
-                <w:szCs w:val="16"/>
-                <w:lang w:val="en-GB"/>
-              </w:rPr>
-            </w:pPr>
-            <w:r>
-              <w:rPr>
-                <w:sz w:val="16"/>
-                <w:szCs w:val="16"/>
-                <w:lang w:val="en-GB"/>
-              </w:rPr>
-              <w:t>0.987</w:t>
-            </w:r>
-          </w:p>
-        </w:tc>
-        <w:tc>
-          <w:tcPr>
-            <w:tcW w:w="965" w:type="dxa"/>
-            <w:tcBorders>
-              <w:start w:val="single" w:sz="4" w:space="0" w:color="000000"/>
-              <w:bottom w:val="single" w:sz="12" w:space="0" w:color="808080"/>
-              <w:end w:val="single" w:sz="4" w:space="0" w:color="000000"/>
-            </w:tcBorders>
-          </w:tcPr>
-          <w:p>
-            <w:pPr>
-              <w:pStyle w:val="Table"/>
-              <w:jc w:val="end"/>
-              <w:rPr>
-                <w:sz w:val="16"/>
-                <w:szCs w:val="16"/>
-              </w:rPr>
-            </w:pPr>
-            <w:r>
-              <w:rPr>
-                <w:sz w:val="16"/>
-                <w:szCs w:val="16"/>
-                <w:lang w:val="en-GB"/>
-              </w:rPr>
+              <w:rPr/>
               <w:t>0.678</w:t>
             </w:r>
           </w:p>
         </w:tc>
         <w:tc>
           <w:tcPr>
-            <w:tcW w:w="633" w:type="dxa"/>
+            <w:tcW w:w="1555" w:type="dxa"/>
             <w:tcBorders>
-              <w:start w:val="single" w:sz="4" w:space="0" w:color="000000"/>
-              <w:bottom w:val="single" w:sz="12" w:space="0" w:color="808080"/>
-              <w:end w:val="single" w:sz="4" w:space="0" w:color="000000"/>
+              <w:bottom w:val="single" w:sz="2" w:space="0" w:color="000000"/>
             </w:tcBorders>
           </w:tcPr>
           <w:p>
             <w:pPr>
-              <w:pStyle w:val="Table"/>
-              <w:jc w:val="end"/>
-              <w:rPr>
-                <w:sz w:val="16"/>
-                <w:szCs w:val="16"/>
-              </w:rPr>
+              <w:pStyle w:val="TableContents"/>
+              <w:rPr/>
             </w:pPr>
             <w:r>
-              <w:rPr>
-                <w:sz w:val="16"/>
-                <w:szCs w:val="16"/>
-                <w:lang w:val="en-GB"/>
-              </w:rPr>
+              <w:rPr/>
               <w:t>0.596</w:t>
             </w:r>
           </w:p>
         </w:tc>
         <w:tc>
           <w:tcPr>
-            <w:tcW w:w="777" w:type="dxa"/>
+            <w:tcW w:w="1556" w:type="dxa"/>
             <w:tcBorders>
-              <w:start w:val="single" w:sz="4" w:space="0" w:color="000000"/>
-              <w:bottom w:val="single" w:sz="12" w:space="0" w:color="808080"/>
+              <w:bottom w:val="single" w:sz="2" w:space="0" w:color="000000"/>
+              <w:end w:val="single" w:sz="2" w:space="0" w:color="000000"/>
             </w:tcBorders>
           </w:tcPr>
           <w:p>
             <w:pPr>
-              <w:pStyle w:val="Table"/>
-              <w:keepNext w:val="true"/>
-              <w:jc w:val="end"/>
-              <w:rPr>
-                <w:sz w:val="16"/>
-                <w:szCs w:val="16"/>
-              </w:rPr>
+              <w:pStyle w:val="TableContents"/>
+              <w:rPr/>
             </w:pPr>
             <w:r>
-              <w:rPr>
-                <w:sz w:val="16"/>
-                <w:szCs w:val="16"/>
-                <w:lang w:val="en-GB"/>
-              </w:rPr>
+              <w:rPr/>
               <w:t>20/50</w:t>
             </w:r>
           </w:p>
@@ -2391,7 +2322,8 @@
     </w:tbl>
     <w:p>
       <w:pPr>
-        <w:pStyle w:val="Caption"/>
+        <w:pStyle w:val="Normal"/>
+        <w:spacing w:lineRule="exact" w:line="29"/>
         <w:ind w:hanging="0"/>
         <w:rPr>
           <w:i w:val="false"/>
@@ -2399,7 +2331,6 @@
           <w:color w:themeColor="text1" w:val="000000"/>
           <w:sz w:val="20"/>
           <w:szCs w:val="20"/>
-          <w:lang w:val="en-GB"/>
         </w:rPr>
       </w:pPr>
       <w:r>
@@ -2410,9 +2341,12 @@
           <w:sz w:val="20"/>
           <w:szCs w:val="20"/>
         </w:rPr>
-        <w:t xml:space="preserve">Table 2. </w:t>
-      </w:r>
-      <w:r>
+      </w:r>
+    </w:p>
+    <w:p>
+      <w:pPr>
+        <w:pStyle w:val="Caption"/>
+        <w:ind w:hanging="0"/>
         <w:rPr>
           <w:i w:val="false"/>
           <w:iCs w:val="false"/>
@@ -2421,8 +2355,7 @@
           <w:szCs w:val="20"/>
           <w:lang w:val="en-GB"/>
         </w:rPr>
-        <w:t xml:space="preserve">Challenge scores for our selected entry (team [team name]), including the ranking of our team on the hidden test set. We used </w:t>
-      </w:r>
+      </w:pPr>
       <w:r>
         <w:rPr>
           <w:i w:val="false"/>
@@ -2430,9 +2363,8 @@
           <w:color w:themeColor="text1" w:val="000000"/>
           <w:sz w:val="20"/>
           <w:szCs w:val="20"/>
-          <w:lang w:val="en-GB"/>
-        </w:rPr>
-        <w:t>per-site</w:t>
+        </w:rPr>
+        <w:t xml:space="preserve">Table 2. </w:t>
       </w:r>
       <w:r>
         <w:rPr>
@@ -2443,7 +2375,7 @@
           <w:szCs w:val="20"/>
           <w:lang w:val="en-GB"/>
         </w:rPr>
-        <w:t xml:space="preserve"> cross validation on the public training set, repeated scoring on the hidden validation set, and one-time scoring on the hidden test set.</w:t>
+        <w:t>Challenge scores for our selected entry (team [team name]), including the ranking of our team on the hidden test set. We used per-site cross validation on the public training set, repeated scoring on the hidden validation set, and one-time scoring on the hidden test set.</w:t>
       </w:r>
     </w:p>
     <w:p>
@@ -2612,7 +2544,7 @@
     <w:p>
       <w:pPr>
         <w:pStyle w:val="Normal"/>
-        <w:ind w:firstLine="224"/>
+        <w:ind w:hanging="0" w:start="0"/>
         <w:rPr/>
       </w:pPr>
       <w:r>
@@ -2734,19 +2666,6 @@
           <w:lang w:val="en-US"/>
         </w:rPr>
         <w:t>Address for correspondence:</w:t>
-      </w:r>
-    </w:p>
-    <w:p>
-      <w:pPr>
-        <w:pStyle w:val="AddressforCorrespondence"/>
-        <w:rPr>
-          <w:lang w:val="en-US"/>
-        </w:rPr>
-      </w:pPr>
-      <w:r>
-        <w:rPr>
-          <w:lang w:val="en-US"/>
-        </w:rPr>
       </w:r>
     </w:p>
     <w:p>
@@ -3381,8 +3300,8 @@
     <w:rsid w:val="00982849"/>
     <w:rPr/>
   </w:style>
-  <w:style w:type="character" w:styleId="FootnoteCharacters" w:customStyle="1">
-    <w:name w:val="Footnote Characters"/>
+  <w:style w:type="character" w:styleId="FootnoteCharactersuser" w:customStyle="1">
+    <w:name w:val="Footnote Characters (user)"/>
     <w:uiPriority w:val="99"/>
     <w:semiHidden/>
     <w:unhideWhenUsed/>
@@ -3392,8 +3311,8 @@
       <w:vertAlign w:val="superscript"/>
     </w:rPr>
   </w:style>
-  <w:style w:type="character" w:styleId="FootnoteCharactersuser" w:customStyle="1">
-    <w:name w:val="Footnote Characters (user)"/>
+  <w:style w:type="character" w:styleId="FootnoteCharacters" w:customStyle="1">
+    <w:name w:val="Footnote Characters"/>
     <w:qFormat/>
     <w:rPr>
       <w:vertAlign w:val="superscript"/>
@@ -3439,15 +3358,15 @@
       <w:shd w:fill="E1DFDD" w:val="clear"/>
     </w:rPr>
   </w:style>
-  <w:style w:type="character" w:styleId="EndnoteCharactersuser" w:customStyle="1">
-    <w:name w:val="Endnote Characters (user)"/>
+  <w:style w:type="character" w:styleId="EndnoteCharacters" w:customStyle="1">
+    <w:name w:val="Endnote Characters"/>
     <w:qFormat/>
     <w:rPr>
       <w:vertAlign w:val="superscript"/>
     </w:rPr>
   </w:style>
-  <w:style w:type="character" w:styleId="EndnoteCharacters" w:customStyle="1">
-    <w:name w:val="Endnote Characters"/>
+  <w:style w:type="character" w:styleId="EndnoteCharactersuser" w:customStyle="1">
+    <w:name w:val="Endnote Characters (user)"/>
     <w:qFormat/>
     <w:rPr>
       <w:vertAlign w:val="superscript"/>
@@ -3748,6 +3667,13 @@
     </w:pPr>
     <w:rPr/>
   </w:style>
+  <w:style w:type="paragraph" w:styleId="FrameContentsuser" w:customStyle="1">
+    <w:name w:val="Frame Contents (user)"/>
+    <w:basedOn w:val="Normal"/>
+    <w:qFormat/>
+    <w:pPr/>
+    <w:rPr/>
+  </w:style>
   <w:style w:type="paragraph" w:styleId="FrameContents" w:customStyle="1">
     <w:name w:val="Frame Contents"/>
     <w:basedOn w:val="Normal"/>
@@ -3755,12 +3681,28 @@
     <w:pPr/>
     <w:rPr/>
   </w:style>
-  <w:style w:type="paragraph" w:styleId="FrameContentsuser" w:customStyle="1">
-    <w:name w:val="Frame Contents (user)"/>
+  <w:style w:type="paragraph" w:styleId="TableContents">
+    <w:name w:val="Table Contents"/>
     <w:basedOn w:val="Normal"/>
     <w:qFormat/>
-    <w:pPr/>
+    <w:pPr>
+      <w:widowControl w:val="false"/>
+      <w:suppressLineNumbers/>
+    </w:pPr>
     <w:rPr/>
+  </w:style>
+  <w:style w:type="paragraph" w:styleId="TableHeading">
+    <w:name w:val="Table Heading"/>
+    <w:basedOn w:val="TableContents"/>
+    <w:qFormat/>
+    <w:pPr>
+      <w:suppressLineNumbers/>
+      <w:jc w:val="center"/>
+    </w:pPr>
+    <w:rPr>
+      <w:b/>
+      <w:bCs/>
+    </w:rPr>
   </w:style>
   <w:style w:type="numbering" w:styleId="NoList" w:default="1">
     <w:name w:val="No List"/>

--- a/2026/papers/2026_cinc_template.docx
+++ b/2026/papers/2026_cinc_template.docx
@@ -1029,8 +1029,8 @@
                         <wps:cNvSpPr/>
                         <wps:spPr>
                           <a:xfrm>
-                            <a:off x="63360" y="1959120"/>
-                            <a:ext cx="2875320" cy="1729800"/>
+                            <a:off x="63360" y="1959480"/>
+                            <a:ext cx="2875320" cy="1729080"/>
                           </a:xfrm>
                           <a:prstGeom prst="rect">
                             <a:avLst/>
@@ -1174,7 +1174,7 @@
                   <v:stroke color="#3465a4" joinstyle="round" endcap="flat"/>
                   <w10:wrap type="topAndBottom"/>
                 </v:shape>
-                <v:rect id="shape_0" fillcolor="white" stroked="f" o:allowincell="f" style="position:absolute;left:138;top:3293;width:4527;height:2723;mso-wrap-style:square;v-text-anchor:top">
+                <v:rect id="shape_0" fillcolor="white" stroked="f" o:allowincell="f" style="position:absolute;left:138;top:3294;width:4527;height:2722;mso-wrap-style:square;v-text-anchor:top">
                   <v:fill o:detectmouseclick="t" type="solid" color2="black"/>
                   <v:stroke color="#3465a4" joinstyle="round" endcap="flat"/>
                   <v:textbox>
@@ -2025,15 +2025,15 @@
         <w:tblLayout w:type="fixed"/>
         <w:tblCellMar>
           <w:top w:w="0" w:type="dxa"/>
-          <w:start w:w="0" w:type="dxa"/>
+          <w:start w:w="2" w:type="dxa"/>
           <w:bottom w:w="0" w:type="dxa"/>
           <w:end w:w="0" w:type="dxa"/>
         </w:tblCellMar>
       </w:tblPr>
       <w:tblGrid>
         <w:gridCol w:w="1555"/>
-        <w:gridCol w:w="1555"/>
-        <w:gridCol w:w="1556"/>
+        <w:gridCol w:w="1554"/>
+        <w:gridCol w:w="1557"/>
       </w:tblGrid>
       <w:tr>
         <w:trPr/>
@@ -2059,7 +2059,7 @@
         </w:tc>
         <w:tc>
           <w:tcPr>
-            <w:tcW w:w="1555" w:type="dxa"/>
+            <w:tcW w:w="1554" w:type="dxa"/>
             <w:tcBorders>
               <w:top w:val="single" w:sz="2" w:space="0" w:color="000000"/>
               <w:bottom w:val="single" w:sz="2" w:space="0" w:color="000000"/>
@@ -2078,7 +2078,7 @@
         </w:tc>
         <w:tc>
           <w:tcPr>
-            <w:tcW w:w="1556" w:type="dxa"/>
+            <w:tcW w:w="1557" w:type="dxa"/>
             <w:tcBorders>
               <w:top w:val="single" w:sz="2" w:space="0" w:color="000000"/>
               <w:bottom w:val="single" w:sz="2" w:space="0" w:color="000000"/>
@@ -2114,13 +2114,13 @@
             </w:pPr>
             <w:r>
               <w:rPr/>
-              <w:t>0.475±0.321</w:t>
+              <w:t>0.475</w:t>
             </w:r>
           </w:p>
         </w:tc>
         <w:tc>
           <w:tcPr>
-            <w:tcW w:w="1555" w:type="dxa"/>
+            <w:tcW w:w="1554" w:type="dxa"/>
             <w:tcBorders>
               <w:bottom w:val="single" w:sz="2" w:space="0" w:color="000000"/>
             </w:tcBorders>
@@ -2132,13 +2132,13 @@
             </w:pPr>
             <w:r>
               <w:rPr/>
-              <w:t>0.512±0.213</w:t>
+              <w:t>0.512</w:t>
             </w:r>
           </w:p>
         </w:tc>
         <w:tc>
           <w:tcPr>
-            <w:tcW w:w="1556" w:type="dxa"/>
+            <w:tcW w:w="1557" w:type="dxa"/>
             <w:tcBorders>
               <w:bottom w:val="single" w:sz="2" w:space="0" w:color="000000"/>
               <w:end w:val="single" w:sz="2" w:space="0" w:color="000000"/>
@@ -2151,7 +2151,7 @@
             </w:pPr>
             <w:r>
               <w:rPr/>
-              <w:t>0.987±0.021</w:t>
+              <w:t>0.987</w:t>
             </w:r>
           </w:p>
         </w:tc>
@@ -2188,15 +2188,15 @@
         <w:tblLayout w:type="fixed"/>
         <w:tblCellMar>
           <w:top w:w="0" w:type="dxa"/>
-          <w:start w:w="0" w:type="dxa"/>
+          <w:start w:w="2" w:type="dxa"/>
           <w:bottom w:w="0" w:type="dxa"/>
           <w:end w:w="0" w:type="dxa"/>
         </w:tblCellMar>
       </w:tblPr>
       <w:tblGrid>
         <w:gridCol w:w="1555"/>
-        <w:gridCol w:w="1555"/>
-        <w:gridCol w:w="1556"/>
+        <w:gridCol w:w="1554"/>
+        <w:gridCol w:w="1557"/>
       </w:tblGrid>
       <w:tr>
         <w:trPr/>
@@ -2222,7 +2222,7 @@
         </w:tc>
         <w:tc>
           <w:tcPr>
-            <w:tcW w:w="1555" w:type="dxa"/>
+            <w:tcW w:w="1554" w:type="dxa"/>
             <w:tcBorders>
               <w:top w:val="single" w:sz="2" w:space="0" w:color="000000"/>
               <w:bottom w:val="single" w:sz="2" w:space="0" w:color="000000"/>
@@ -2241,7 +2241,7 @@
         </w:tc>
         <w:tc>
           <w:tcPr>
-            <w:tcW w:w="1556" w:type="dxa"/>
+            <w:tcW w:w="1557" w:type="dxa"/>
             <w:tcBorders>
               <w:top w:val="single" w:sz="2" w:space="0" w:color="000000"/>
               <w:bottom w:val="single" w:sz="2" w:space="0" w:color="000000"/>
@@ -2283,7 +2283,7 @@
         </w:tc>
         <w:tc>
           <w:tcPr>
-            <w:tcW w:w="1555" w:type="dxa"/>
+            <w:tcW w:w="1554" w:type="dxa"/>
             <w:tcBorders>
               <w:bottom w:val="single" w:sz="2" w:space="0" w:color="000000"/>
             </w:tcBorders>
@@ -2301,7 +2301,7 @@
         </w:tc>
         <w:tc>
           <w:tcPr>
-            <w:tcW w:w="1556" w:type="dxa"/>
+            <w:tcW w:w="1557" w:type="dxa"/>
             <w:tcBorders>
               <w:bottom w:val="single" w:sz="2" w:space="0" w:color="000000"/>
               <w:end w:val="single" w:sz="2" w:space="0" w:color="000000"/>
@@ -3300,8 +3300,8 @@
     <w:rsid w:val="00982849"/>
     <w:rPr/>
   </w:style>
-  <w:style w:type="character" w:styleId="FootnoteCharactersuser" w:customStyle="1">
-    <w:name w:val="Footnote Characters (user)"/>
+  <w:style w:type="character" w:styleId="FootnoteCharacters" w:customStyle="1">
+    <w:name w:val="Footnote Characters"/>
     <w:uiPriority w:val="99"/>
     <w:semiHidden/>
     <w:unhideWhenUsed/>
@@ -3311,8 +3311,8 @@
       <w:vertAlign w:val="superscript"/>
     </w:rPr>
   </w:style>
-  <w:style w:type="character" w:styleId="FootnoteCharacters" w:customStyle="1">
-    <w:name w:val="Footnote Characters"/>
+  <w:style w:type="character" w:styleId="FootnoteCharactersuser" w:customStyle="1">
+    <w:name w:val="Footnote Characters (user)"/>
     <w:qFormat/>
     <w:rPr>
       <w:vertAlign w:val="superscript"/>
@@ -3358,15 +3358,15 @@
       <w:shd w:fill="E1DFDD" w:val="clear"/>
     </w:rPr>
   </w:style>
-  <w:style w:type="character" w:styleId="EndnoteCharacters" w:customStyle="1">
-    <w:name w:val="Endnote Characters"/>
+  <w:style w:type="character" w:styleId="EndnoteCharactersuser" w:customStyle="1">
+    <w:name w:val="Endnote Characters (user)"/>
     <w:qFormat/>
     <w:rPr>
       <w:vertAlign w:val="superscript"/>
     </w:rPr>
   </w:style>
-  <w:style w:type="character" w:styleId="EndnoteCharactersuser" w:customStyle="1">
-    <w:name w:val="Endnote Characters (user)"/>
+  <w:style w:type="character" w:styleId="EndnoteCharacters" w:customStyle="1">
+    <w:name w:val="Endnote Characters"/>
     <w:qFormat/>
     <w:rPr>
       <w:vertAlign w:val="superscript"/>
@@ -3667,15 +3667,15 @@
     </w:pPr>
     <w:rPr/>
   </w:style>
-  <w:style w:type="paragraph" w:styleId="FrameContentsuser" w:customStyle="1">
-    <w:name w:val="Frame Contents (user)"/>
+  <w:style w:type="paragraph" w:styleId="FrameContents" w:customStyle="1">
+    <w:name w:val="Frame Contents"/>
     <w:basedOn w:val="Normal"/>
     <w:qFormat/>
     <w:pPr/>
     <w:rPr/>
   </w:style>
-  <w:style w:type="paragraph" w:styleId="FrameContents" w:customStyle="1">
-    <w:name w:val="Frame Contents"/>
+  <w:style w:type="paragraph" w:styleId="FrameContentsuser" w:customStyle="1">
+    <w:name w:val="Frame Contents (user)"/>
     <w:basedOn w:val="Normal"/>
     <w:qFormat/>
     <w:pPr/>
